--- a/PLAFT/Desarrollo/Minorista_regulado/Documentacion/Documento Técnico Variables - PLAFT PJ Minorista (BPE).docx
+++ b/PLAFT/Desarrollo/Minorista_regulado/Documentacion/Documento Técnico Variables - PLAFT PJ Minorista (BPE).docx
@@ -130,6 +130,42 @@
         </w:rPr>
         <w:t>Modelo de Priorización de Alertas PLAFT</w:t>
       </w:r>
+      <w:proofErr w:type="spellStart"/>
+      <w:r>
+        <w:rPr>
+          <w:rStyle w:val="TituloPortada"/>
+          <w:rFonts w:asciiTheme="minorHAnsi" w:hAnsiTheme="minorHAnsi" w:cstheme="minorHAnsi"/>
+          <w:color w:val="0070C0"/>
+          <w:lang w:val="en-US"/>
+        </w:rPr>
+      </w:r>
+      <w:proofErr w:type="spellEnd"/>
+      <w:r>
+        <w:rPr>
+          <w:rStyle w:val="TituloPortada"/>
+          <w:rFonts w:asciiTheme="minorHAnsi" w:hAnsiTheme="minorHAnsi" w:cstheme="minorHAnsi"/>
+          <w:color w:val="0070C0"/>
+          <w:lang w:val="en-US"/>
+        </w:rPr>
+      </w:r>
+      <w:r>
+        <w:rPr>
+          <w:rStyle w:val="TituloPortada"/>
+          <w:rFonts w:asciiTheme="minorHAnsi" w:hAnsiTheme="minorHAnsi" w:cstheme="minorHAnsi"/>
+          <w:color w:val="0070C0"/>
+          <w:lang w:val="en-US"/>
+        </w:rPr>
+      </w:r>
+      <w:proofErr w:type="spellStart"/>
+      <w:r>
+        <w:rPr>
+          <w:rStyle w:val="TituloPortada"/>
+          <w:rFonts w:asciiTheme="minorHAnsi" w:hAnsiTheme="minorHAnsi" w:cstheme="minorHAnsi"/>
+          <w:color w:val="0070C0"/>
+          <w:lang w:val="en-US"/>
+        </w:rPr>
+      </w:r>
+      <w:proofErr w:type="spellEnd"/>
     </w:p>
     <w:p>
       <w:pPr>
@@ -161,6 +197,51 @@
         </w:rPr>
         <w:t>Lima, Julio 2026</w:t>
       </w:r>
+      <w:r>
+        <w:rPr>
+          <w:rFonts w:asciiTheme="minorHAnsi" w:hAnsiTheme="minorHAnsi" w:cstheme="minorBidi"/>
+          <w:color w:val="00B0F0"/>
+          <w:sz w:val="28"/>
+          <w:szCs w:val="28"/>
+          <w:lang w:val="pt-BR"/>
+        </w:rPr>
+      </w:r>
+      <w:r>
+        <w:rPr>
+          <w:rFonts w:asciiTheme="minorHAnsi" w:hAnsiTheme="minorHAnsi" w:cstheme="minorBidi"/>
+          <w:color w:val="00B0F0"/>
+          <w:sz w:val="28"/>
+          <w:szCs w:val="28"/>
+          <w:lang w:val="pt-BR"/>
+        </w:rPr>
+      </w:r>
+      <w:r>
+        <w:rPr>
+          <w:rFonts w:asciiTheme="minorHAnsi" w:hAnsiTheme="minorHAnsi" w:cstheme="minorBidi"/>
+          <w:color w:val="00B0F0"/>
+          <w:sz w:val="28"/>
+          <w:szCs w:val="28"/>
+          <w:lang w:val="pt-BR"/>
+        </w:rPr>
+      </w:r>
+      <w:r>
+        <w:rPr>
+          <w:rFonts w:asciiTheme="minorHAnsi" w:hAnsiTheme="minorHAnsi" w:cstheme="minorBidi"/>
+          <w:color w:val="00B0F0"/>
+          <w:sz w:val="28"/>
+          <w:szCs w:val="28"/>
+          <w:lang w:val="pt-BR"/>
+        </w:rPr>
+      </w:r>
+      <w:r>
+        <w:rPr>
+          <w:rFonts w:asciiTheme="minorHAnsi" w:hAnsiTheme="minorHAnsi" w:cstheme="minorBidi"/>
+          <w:color w:val="00B0F0"/>
+          <w:sz w:val="28"/>
+          <w:szCs w:val="28"/>
+          <w:lang w:val="pt-BR"/>
+        </w:rPr>
+      </w:r>
     </w:p>
     <w:p>
       <w:pPr>
@@ -212,13 +293,7 @@
           <wp:inline distT="0" distB="0" distL="0" distR="0" wp14:anchorId="74F7983F" wp14:editId="0DFD4CDA">
             <wp:extent cx="6029205" cy="3153889"/>
             <wp:effectExtent l="76200" t="76200" r="124460" b="142240"/>
-            <wp:docPr id="54" name="Imagen 54" descr="Imagen que contiene verde, firmar, competencia de atletismo, camión&#10;&#10;Descripción generada automáticamente">
-              <a:extLst xmlns:a="http://schemas.openxmlformats.org/drawingml/2006/main">
-                <a:ext uri="{FF2B5EF4-FFF2-40B4-BE49-F238E27FC236}">
-                  <a16:creationId xmlns:a16="http://schemas.microsoft.com/office/drawing/2014/main" id="{3D851AFF-88AF-46B7-8E4B-13BF1BC12066}"/>
-                </a:ext>
-              </a:extLst>
-            </wp:docPr>
+            <wp:docPr id="54" name="Imagen 54" descr="Imagen que contiene verde, firmar, competencia de atletismo, camión&#10;&#10;Descripción generada automáticamente"/>
             <wp:cNvGraphicFramePr>
               <a:graphicFrameLocks xmlns:a="http://schemas.openxmlformats.org/drawingml/2006/main" noChangeAspect="1"/>
             </wp:cNvGraphicFramePr>
@@ -232,7 +307,7 @@
                     </pic:cNvPicPr>
                   </pic:nvPicPr>
                   <pic:blipFill>
-                    <a:blip r:embed="rId10">
+                    <a:blip r:embed="rId11">
                       <a:alphaModFix/>
                       <a:extLst>
                         <a:ext uri="{28A0092B-C50C-407E-A947-70E740481C1C}">
@@ -324,7 +399,7 @@
     </w:p>
     <w:p>
       <w:pPr>
-        <w:pStyle w:val="Heading2"/>
+        <w:pStyle w:val="Ttulo2"/>
         <w:rPr>
           <w:rFonts w:asciiTheme="minorHAnsi" w:hAnsiTheme="minorHAnsi" w:cstheme="minorHAnsi"/>
           <w:color w:val="auto"/>
@@ -352,12 +427,12 @@
           <w:lang w:val="en-US"/>
         </w:rPr>
       </w:pPr>
-      <w:bookmarkStart w:id="0" w:name="_Toc67592530"/>
-      <w:bookmarkStart w:id="1" w:name="_Toc453770512"/>
+      <w:bookmarkStart w:id="0" w:name="_Toc453770512"/>
+      <w:bookmarkStart w:id="1" w:name="_Toc67592530"/>
     </w:p>
     <w:p>
       <w:pPr>
-        <w:pStyle w:val="Heading2"/>
+        <w:pStyle w:val="Ttulo2"/>
         <w:rPr>
           <w:b/>
           <w:bCs/>
@@ -409,44 +484,34 @@
         </w:rPr>
         <w:t xml:space="preserve">En el presente documento se detalla el proceso de construcción de las 32 variables empleadas en el Modelo de Priorización de Alertas PLAFT, segmento Persona Jurídica Minorista (subsegmento BPE). </w:t>
       </w:r>
-    </w:p>
-    <w:p>
-      <w:pPr>
-        <w:jc w:val="both"/>
+      <w:r>
         <w:rPr>
           <w:rFonts w:asciiTheme="minorHAnsi" w:hAnsiTheme="minorHAnsi" w:cstheme="minorBidi"/>
           <w:sz w:val="24"/>
           <w:szCs w:val="24"/>
         </w:rPr>
-      </w:pPr>
-    </w:p>
-    <w:p>
-      <w:pPr>
-        <w:jc w:val="both"/>
+      </w:r>
+      <w:r>
         <w:rPr>
           <w:rFonts w:asciiTheme="minorHAnsi" w:hAnsiTheme="minorHAnsi" w:cstheme="minorBidi"/>
           <w:sz w:val="24"/>
           <w:szCs w:val="24"/>
         </w:rPr>
-      </w:pPr>
+      </w:r>
       <w:r>
         <w:rPr>
           <w:rFonts w:asciiTheme="minorHAnsi" w:hAnsiTheme="minorHAnsi" w:cstheme="minorBidi"/>
           <w:sz w:val="24"/>
           <w:szCs w:val="24"/>
         </w:rPr>
-        <w:t xml:space="preserve">El objetivo es identificar claramente las transformaciones adicionales que se aplican sobre las variables provenientes de las tablas del esquema productivo e_perm. Se parte del supuesto de que toda variable almacenada en e_perm ya ha sido validada en su lógica y consistencia, por lo que este documento se centra exclusivamente en documentar cualquier ajuste, derivación o transformación adicional implementada para el modelo. </w:t>
-      </w:r>
-    </w:p>
-    <w:p>
-      <w:pPr>
-        <w:jc w:val="both"/>
+      </w:r>
+      <w:r>
         <w:rPr>
           <w:rFonts w:asciiTheme="minorHAnsi" w:hAnsiTheme="minorHAnsi" w:cstheme="minorBidi"/>
           <w:sz w:val="24"/>
           <w:szCs w:val="24"/>
         </w:rPr>
-      </w:pPr>
+      </w:r>
     </w:p>
     <w:p>
       <w:pPr>
@@ -457,13 +522,105 @@
           <w:szCs w:val="24"/>
         </w:rPr>
       </w:pPr>
-      <w:r>
+    </w:p>
+    <w:p>
+      <w:pPr>
+        <w:jc w:val="both"/>
         <w:rPr>
           <w:rFonts w:asciiTheme="minorHAnsi" w:hAnsiTheme="minorHAnsi" w:cstheme="minorBidi"/>
           <w:sz w:val="24"/>
           <w:szCs w:val="24"/>
         </w:rPr>
-        <w:t>En aquellos casos donde una variable del modelo se utiliza directamente, sin modificaciones respecto a su versión en e_perm, se documentará que la variable origen y la variable final son equivalentes.</w:t>
+      </w:pPr>
+      <w:r>
+        <w:rPr>
+          <w:rFonts w:asciiTheme="minorHAnsi" w:hAnsiTheme="minorHAnsi" w:cstheme="minorBidi"/>
+          <w:sz w:val="24"/>
+          <w:szCs w:val="24"/>
+        </w:rPr>
+        <w:t xml:space="preserve">El objetivo es identificar claramente las transformaciones adicionales que se aplican sobre las variables provenientes de las tablas del esquema productivo </w:t>
+      </w:r>
+      <w:proofErr w:type="spellStart"/>
+      <w:r>
+        <w:rPr>
+          <w:rFonts w:asciiTheme="minorHAnsi" w:hAnsiTheme="minorHAnsi" w:cstheme="minorBidi"/>
+          <w:sz w:val="24"/>
+          <w:szCs w:val="24"/>
+        </w:rPr>
+        <w:t>e_perm</w:t>
+      </w:r>
+      <w:proofErr w:type="spellEnd"/>
+      <w:r>
+        <w:rPr>
+          <w:rFonts w:asciiTheme="minorHAnsi" w:hAnsiTheme="minorHAnsi" w:cstheme="minorBidi"/>
+          <w:sz w:val="24"/>
+          <w:szCs w:val="24"/>
+        </w:rPr>
+        <w:t xml:space="preserve">. Se parte del supuesto de que toda variable almacenada en </w:t>
+      </w:r>
+      <w:proofErr w:type="spellStart"/>
+      <w:r>
+        <w:rPr>
+          <w:rFonts w:asciiTheme="minorHAnsi" w:hAnsiTheme="minorHAnsi" w:cstheme="minorBidi"/>
+          <w:sz w:val="24"/>
+          <w:szCs w:val="24"/>
+        </w:rPr>
+        <w:t>e_perm</w:t>
+      </w:r>
+      <w:proofErr w:type="spellEnd"/>
+      <w:r>
+        <w:rPr>
+          <w:rFonts w:asciiTheme="minorHAnsi" w:hAnsiTheme="minorHAnsi" w:cstheme="minorBidi"/>
+          <w:sz w:val="24"/>
+          <w:szCs w:val="24"/>
+        </w:rPr>
+        <w:t xml:space="preserve"> ya ha sido validada en su lógica y consistencia, por lo que este documento se centra exclusivamente en documentar cualquier ajuste, derivación o transformación adicional implementada para el modelo. </w:t>
+      </w:r>
+    </w:p>
+    <w:p>
+      <w:pPr>
+        <w:jc w:val="both"/>
+        <w:rPr>
+          <w:rFonts w:asciiTheme="minorHAnsi" w:hAnsiTheme="minorHAnsi" w:cstheme="minorBidi"/>
+          <w:sz w:val="24"/>
+          <w:szCs w:val="24"/>
+        </w:rPr>
+      </w:pPr>
+    </w:p>
+    <w:p>
+      <w:pPr>
+        <w:jc w:val="both"/>
+        <w:rPr>
+          <w:rFonts w:asciiTheme="minorHAnsi" w:hAnsiTheme="minorHAnsi" w:cstheme="minorBidi"/>
+          <w:sz w:val="24"/>
+          <w:szCs w:val="24"/>
+        </w:rPr>
+      </w:pPr>
+      <w:r>
+        <w:rPr>
+          <w:rFonts w:asciiTheme="minorHAnsi" w:hAnsiTheme="minorHAnsi" w:cstheme="minorBidi"/>
+          <w:sz w:val="24"/>
+          <w:szCs w:val="24"/>
+        </w:rPr>
+        <w:t xml:space="preserve">En aquellos casos donde una variable del modelo se utiliza directamente, sin modificaciones respecto a su versión en </w:t>
+      </w:r>
+      <w:proofErr w:type="spellStart"/>
+      <w:r>
+        <w:rPr>
+          <w:rFonts w:asciiTheme="minorHAnsi" w:hAnsiTheme="minorHAnsi" w:cstheme="minorBidi"/>
+          <w:sz w:val="24"/>
+          <w:szCs w:val="24"/>
+        </w:rPr>
+        <w:t>e_perm</w:t>
+      </w:r>
+      <w:proofErr w:type="spellEnd"/>
+      <w:r>
+        <w:rPr>
+          <w:rFonts w:asciiTheme="minorHAnsi" w:hAnsiTheme="minorHAnsi" w:cstheme="minorBidi"/>
+          <w:sz w:val="24"/>
+          <w:szCs w:val="24"/>
+        </w:rPr>
+        <w:t>, se documentará que la variable origen y la variable final son equivalentes.</w:t>
       </w:r>
     </w:p>
     <w:p>
@@ -480,7 +637,7 @@
       <w:pPr>
         <w:jc w:val="both"/>
         <w:rPr>
-          <w:rFonts w:asciiTheme="minorHAnsi" w:hAnsiTheme="minorHAnsi" w:cstheme="minorBidi"/>
+          <w:rFonts w:asciiTheme="minorHAnsi" w:hAnsiTheme="minorHAnsi" w:cstheme="minorHAnsi"/>
           <w:sz w:val="24"/>
           <w:szCs w:val="24"/>
           <w:lang w:eastAsia="ko-KR"/>
@@ -488,32 +645,34 @@
       </w:pPr>
       <w:r>
         <w:rPr>
-          <w:rFonts w:asciiTheme="minorHAnsi" w:hAnsiTheme="minorHAnsi" w:cstheme="minorBidi"/>
+          <w:rFonts w:asciiTheme="minorHAnsi" w:hAnsiTheme="minorHAnsi" w:cstheme="minorHAnsi"/>
           <w:sz w:val="24"/>
           <w:szCs w:val="24"/>
         </w:rPr>
-        <w:t>A continuación, se da el nombre de cada variable, su definición, la tabla origen real (según las querys de carga Querys/sdlf-datascience-views-t_agg_alertas_p1</w:t>
-      </w:r>
-      <w:r>
-        <w:rPr>
-          <w:rFonts w:asciiTheme="minorHAnsi" w:hAnsiTheme="minorHAnsi" w:cstheme="minorBidi"/>
+        <w:t xml:space="preserve">A continuación, se da el nombre de cada variable, su definición, la fuente origen del esquema productivo </w:t>
+      </w:r>
+      <w:proofErr w:type="spellStart"/>
+      <w:r>
+        <w:rPr>
+          <w:rFonts w:asciiTheme="minorHAnsi" w:hAnsiTheme="minorHAnsi" w:cstheme="minorHAnsi"/>
           <w:sz w:val="24"/>
           <w:szCs w:val="24"/>
         </w:rPr>
-        <w:t>.</w:t>
-      </w:r>
-      <w:r>
-        <w:rPr>
-          <w:rFonts w:asciiTheme="minorHAnsi" w:hAnsiTheme="minorHAnsi" w:cstheme="minorBidi"/>
+        <w:t>e_perm</w:t>
+      </w:r>
+      <w:proofErr w:type="spellEnd"/>
+      <w:r>
+        <w:rPr>
+          <w:rFonts w:asciiTheme="minorHAnsi" w:hAnsiTheme="minorHAnsi" w:cstheme="minorHAnsi"/>
           <w:sz w:val="24"/>
           <w:szCs w:val="24"/>
         </w:rPr>
-        <w:t>p4_plaft-insert.txt y Querys/sdlf-datascience-views-t_agg_alertas_plaft-insert.txt), la variable origen de esa misma tabla y la transformación para llegar a la variable final. Para las variables que son ratios calculados directamente sobre la tabla consolidada d_perm_aws.t_agg_alertas_plaft (sin existir aún en las querys de carga p1-p4), la fuente documentada es Querys/model_variables.sql.</w:t>
+        <w:t>, la variable origen de esa misma tabla y la transformación para llegar a la variable final:</w:t>
       </w:r>
     </w:p>
     <w:p>
       <w:pPr>
-        <w:pStyle w:val="Heading2"/>
+        <w:pStyle w:val="Ttulo2"/>
       </w:pPr>
     </w:p>
     <w:p>
@@ -569,7 +728,7 @@
     </w:p>
     <w:tbl>
       <w:tblPr>
-        <w:tblStyle w:val="TableGrid"/>
+        <w:tblStyle w:val="Tablaconcuadrcula"/>
         <w:tblW w:w="0" w:type="auto"/>
         <w:tblLook w:val="04A0" w:firstRow="1" w:lastRow="0" w:firstColumn="1" w:lastColumn="0" w:noHBand="0" w:noVBand="1"/>
       </w:tblPr>
@@ -596,14 +755,16 @@
               </w:rPr>
               <w:t xml:space="preserve">Tabla origen: </w:t>
             </w:r>
+            <w:proofErr w:type="spellStart"/>
             <w:r>
               <w:rPr>
                 <w:b/>
                 <w:color w:val="FFFFFF"/>
                 <w:lang w:val="es-MX"/>
               </w:rPr>
-              <w:t>d_perm_aws.t_agg_alertas_plaft</w:t>
-            </w:r>
+              <w:t>e_perm_aws.t_agg_alertas_plaft</w:t>
+            </w:r>
+            <w:proofErr w:type="spellEnd"/>
           </w:p>
         </w:tc>
       </w:tr>
@@ -626,6 +787,7 @@
               </w:rPr>
               <w:t xml:space="preserve">Variables origen: </w:t>
             </w:r>
+            <w:proofErr w:type="spellStart"/>
             <w:r>
               <w:rPr>
                 <w:b/>
@@ -633,6 +795,7 @@
               </w:rPr>
               <w:t>mto_pas_soles, imp_trx_abonostot_6m</w:t>
             </w:r>
+            <w:proofErr w:type="spellEnd"/>
           </w:p>
         </w:tc>
       </w:tr>
@@ -671,31 +834,39 @@
               <w:rPr>
                 <w:rFonts w:ascii="Courier New" w:hAnsi="Courier New"/>
               </w:rPr>
-              <w:t>-- Ratio calculado directamente sobre la tabla consolidada (no existe en p1-p4). Fuente: Querys/model_variables.sql</w:t>
-            </w:r>
-          </w:p>
-          <w:p>
-            <w:r>
-              <w:rPr>
-                <w:rFonts w:ascii="Courier New" w:hAnsi="Courier New"/>
-              </w:rPr>
-              <w:t>TRY_CAST(a.mto_pas_soles AS DOUBLE)</w:t>
-            </w:r>
-          </w:p>
-          <w:p>
-            <w:r>
-              <w:rPr>
-                <w:rFonts w:ascii="Courier New" w:hAnsi="Courier New"/>
-              </w:rPr>
-              <w:t xml:space="preserve">    / NULLIF(TRY_CAST(a.imp_trx_abonostot_6m AS DOUBLE), 0)</w:t>
-            </w:r>
-          </w:p>
-          <w:p>
-            <w:r>
-              <w:rPr>
-                <w:rFonts w:ascii="Courier New" w:hAnsi="Courier New"/>
-              </w:rPr>
-              <w:t xml:space="preserve">    AS rat_pastot_x_ingtot_6m</w:t>
+              <w:t>select TRY_CAST(a.mto_pas_soles AS DOUBLE)</w:t>
+            </w:r>
+          </w:p>
+          <w:p>
+            <w:r>
+              <w:rPr>
+                <w:rFonts w:ascii="Courier New" w:hAnsi="Courier New"/>
+              </w:rPr>
+              <w:t xml:space="preserve">    / NULLIF(TRY_CAST(a.imp_trx_abonostot_6m AS DOUBLE), 0) AS rat_pastot_x_ingtot_6m</w:t>
+            </w:r>
+          </w:p>
+          <w:p>
+            <w:r>
+              <w:rPr>
+                <w:rFonts w:ascii="Courier New" w:hAnsi="Courier New"/>
+              </w:rPr>
+              <w:t>from e_perm_aws.t_agg_alertas_plaft a</w:t>
+            </w:r>
+          </w:p>
+          <w:p>
+            <w:r>
+              <w:rPr>
+                <w:rFonts w:ascii="Courier New" w:hAnsi="Courier New"/>
+              </w:rPr>
+              <w:t>cross join wrk_dim_tiempo t</w:t>
+            </w:r>
+          </w:p>
+          <w:p>
+            <w:r>
+              <w:rPr>
+                <w:rFonts w:ascii="Courier New" w:hAnsi="Courier New"/>
+              </w:rPr>
+              <w:t>where a.p_codmes = t.codmes</w:t>
             </w:r>
           </w:p>
         </w:tc>
@@ -754,7 +925,7 @@
     </w:p>
     <w:tbl>
       <w:tblPr>
-        <w:tblStyle w:val="TableGrid"/>
+        <w:tblStyle w:val="Tablaconcuadrcula"/>
         <w:tblW w:w="0" w:type="auto"/>
         <w:tblLook w:val="04A0" w:firstRow="1" w:lastRow="0" w:firstColumn="1" w:lastColumn="0" w:noHBand="0" w:noVBand="1"/>
       </w:tblPr>
@@ -781,14 +952,16 @@
               </w:rPr>
               <w:t xml:space="preserve">Tabla origen: </w:t>
             </w:r>
+            <w:proofErr w:type="spellStart"/>
             <w:r>
               <w:rPr>
                 <w:b/>
                 <w:color w:val="FFFFFF"/>
                 <w:lang w:val="es-MX"/>
               </w:rPr>
-              <w:t>e_perm_aws.t_facturacion_vpc</w:t>
-            </w:r>
+              <w:t>e_perm_aws.t_agg_alertas_plaft</w:t>
+            </w:r>
+            <w:proofErr w:type="spellEnd"/>
           </w:p>
         </w:tc>
       </w:tr>
@@ -811,13 +984,15 @@
               </w:rPr>
               <w:t xml:space="preserve">Variable origen: </w:t>
             </w:r>
-            <w:r>
-              <w:rPr>
-                <w:b/>
-                <w:lang w:val="es-MX"/>
-              </w:rPr>
-              <w:t>facturacionsol_amt</w:t>
-            </w:r>
+            <w:proofErr w:type="spellStart"/>
+            <w:r>
+              <w:rPr>
+                <w:b/>
+                <w:lang w:val="es-MX"/>
+              </w:rPr>
+              <w:t>mto_fact_declarado_sunat</w:t>
+            </w:r>
+            <w:proofErr w:type="spellEnd"/>
           </w:p>
         </w:tc>
       </w:tr>
@@ -856,87 +1031,31 @@
               <w:rPr>
                 <w:rFonts w:ascii="Courier New" w:hAnsi="Courier New"/>
               </w:rPr>
-              <w:t>-- CTE base_facturacion_vpc (Querys/sdlf-datascience-views-t_agg_alertas_p1_plaft-insert.txt)</w:t>
-            </w:r>
-          </w:p>
-          <w:p>
-            <w:r>
-              <w:rPr>
-                <w:rFonts w:ascii="Courier New" w:hAnsi="Courier New"/>
-              </w:rPr>
-              <w:t>SELECT cod_unico_cli AS codunico, facturacionsol_amt</w:t>
-            </w:r>
-          </w:p>
-          <w:p>
-            <w:r>
-              <w:rPr>
-                <w:rFonts w:ascii="Courier New" w:hAnsi="Courier New"/>
-              </w:rPr>
-              <w:t>FROM (</w:t>
-            </w:r>
-          </w:p>
-          <w:p>
-            <w:r>
-              <w:rPr>
-                <w:rFonts w:ascii="Courier New" w:hAnsi="Courier New"/>
-              </w:rPr>
-              <w:t xml:space="preserve">    SELECT t.fechaproceso_dt, t.cod_unico_cli, t.facturacionsol_amt,</w:t>
-            </w:r>
-          </w:p>
-          <w:p>
-            <w:r>
-              <w:rPr>
-                <w:rFonts w:ascii="Courier New" w:hAnsi="Courier New"/>
-              </w:rPr>
-              <w:t xml:space="preserve">           ROW_NUMBER() OVER (PARTITION BY t.cod_unico_cli</w:t>
-            </w:r>
-          </w:p>
-          <w:p>
-            <w:r>
-              <w:rPr>
-                <w:rFonts w:ascii="Courier New" w:hAnsi="Courier New"/>
-              </w:rPr>
-              <w:t xml:space="preserve">                               ORDER BY t.fechaproceso_dt DESC, t.fuenteanio_val DESC) AS rn</w:t>
-            </w:r>
-          </w:p>
-          <w:p>
-            <w:r>
-              <w:rPr>
-                <w:rFonts w:ascii="Courier New" w:hAnsi="Courier New"/>
-              </w:rPr>
-              <w:t xml:space="preserve">    FROM e_perm_aws.t_facturacion_vpc t</w:t>
-            </w:r>
-          </w:p>
-          <w:p>
-            <w:r>
-              <w:rPr>
-                <w:rFonts w:ascii="Courier New" w:hAnsi="Courier New"/>
-              </w:rPr>
-              <w:t xml:space="preserve">    WHERE p_codmes = d.lcodmesm01 AND TRIM(UPPER(t.fuente_des)) = 'SUNAT'</w:t>
-            </w:r>
-          </w:p>
-          <w:p>
-            <w:r>
-              <w:rPr>
-                <w:rFonts w:ascii="Courier New" w:hAnsi="Courier New"/>
-              </w:rPr>
-              <w:t>) WHERE rn = 1</w:t>
-            </w:r>
-          </w:p>
-          <w:p>
-            <w:r>
-              <w:rPr>
-                <w:rFonts w:ascii="Courier New" w:hAnsi="Courier New"/>
-              </w:rPr>
-              <w:t>-- Selección final (p1):</w:t>
-            </w:r>
-          </w:p>
-          <w:p>
-            <w:r>
-              <w:rPr>
-                <w:rFonts w:ascii="Courier New" w:hAnsi="Courier New"/>
-              </w:rPr>
-              <w:t>COALESCE(CAST(bfv.facturacionsol_amt AS DECIMAL(38,6)), 0) AS mto_fact_declarado_sunat</w:t>
+              <w:t>select a.mto_fact_declarado_sunat AS mto_fact_declarado_sunat</w:t>
+            </w:r>
+          </w:p>
+          <w:p>
+            <w:r>
+              <w:rPr>
+                <w:rFonts w:ascii="Courier New" w:hAnsi="Courier New"/>
+              </w:rPr>
+              <w:t>from e_perm_aws.t_agg_alertas_plaft a</w:t>
+            </w:r>
+          </w:p>
+          <w:p>
+            <w:r>
+              <w:rPr>
+                <w:rFonts w:ascii="Courier New" w:hAnsi="Courier New"/>
+              </w:rPr>
+              <w:t>cross join wrk_dim_tiempo t</w:t>
+            </w:r>
+          </w:p>
+          <w:p>
+            <w:r>
+              <w:rPr>
+                <w:rFonts w:ascii="Courier New" w:hAnsi="Courier New"/>
+              </w:rPr>
+              <w:t>where a.p_codmes = t.codmes</w:t>
             </w:r>
           </w:p>
         </w:tc>
@@ -995,7 +1114,7 @@
     </w:p>
     <w:tbl>
       <w:tblPr>
-        <w:tblStyle w:val="TableGrid"/>
+        <w:tblStyle w:val="Tablaconcuadrcula"/>
         <w:tblW w:w="0" w:type="auto"/>
         <w:tblLook w:val="04A0" w:firstRow="1" w:lastRow="0" w:firstColumn="1" w:lastColumn="0" w:noHBand="0" w:noVBand="1"/>
       </w:tblPr>
@@ -1022,14 +1141,16 @@
               </w:rPr>
               <w:t xml:space="preserve">Tabla origen: </w:t>
             </w:r>
+            <w:proofErr w:type="spellStart"/>
             <w:r>
               <w:rPr>
                 <w:b/>
                 <w:color w:val="FFFFFF"/>
                 <w:lang w:val="es-MX"/>
               </w:rPr>
-              <w:t>e_perm_aws.t_fem_all_instr_rsk</w:t>
-            </w:r>
+              <w:t>e_perm_aws.t_agg_alertas_plaft</w:t>
+            </w:r>
+            <w:proofErr w:type="spellEnd"/>
           </w:p>
         </w:tc>
       </w:tr>
@@ -1050,15 +1171,17 @@
                 <w:b/>
                 <w:lang w:val="es-MX"/>
               </w:rPr>
-              <w:t xml:space="preserve">Variables origen: </w:t>
-            </w:r>
-            <w:r>
-              <w:rPr>
-                <w:b/>
-                <w:lang w:val="es-MX"/>
-              </w:rPr>
-              <w:t>cur_book_bal, iso_currency_cd, gl_account_id</w:t>
-            </w:r>
+              <w:t xml:space="preserve">Variable origen: </w:t>
+            </w:r>
+            <w:proofErr w:type="spellStart"/>
+            <w:r>
+              <w:rPr>
+                <w:b/>
+                <w:lang w:val="es-MX"/>
+              </w:rPr>
+              <w:t>mto_pas_soles</w:t>
+            </w:r>
+            <w:proofErr w:type="spellEnd"/>
           </w:p>
         </w:tc>
       </w:tr>
@@ -1097,87 +1220,31 @@
               <w:rPr>
                 <w:rFonts w:ascii="Courier New" w:hAnsi="Courier New"/>
               </w:rPr>
-              <w:t>-- CTE wrk_var_fem_all_instr (Querys/sdlf-datascience-views-t_agg_alertas_p1_plaft-insert.txt)</w:t>
-            </w:r>
-          </w:p>
-          <w:p>
-            <w:r>
-              <w:rPr>
-                <w:rFonts w:ascii="Courier New" w:hAnsi="Courier New"/>
-              </w:rPr>
-              <w:t>SELECT cod_cuc AS cod_cli,</w:t>
-            </w:r>
-          </w:p>
-          <w:p>
-            <w:r>
-              <w:rPr>
-                <w:rFonts w:ascii="Courier New" w:hAnsi="Courier New"/>
-              </w:rPr>
-              <w:t xml:space="preserve">    SUM(CASE WHEN substr(CAST(gl_account_id AS varchar),1,1)='2' AND iso_currency_cd='PSS' THEN cur_book_bal</w:t>
-            </w:r>
-          </w:p>
-          <w:p>
-            <w:r>
-              <w:rPr>
-                <w:rFonts w:ascii="Courier New" w:hAnsi="Courier New"/>
-              </w:rPr>
-              <w:t xml:space="preserve">             WHEN substr(CAST(gl_account_id AS varchar),1,1)='2' AND iso_currency_cd='USD' THEN cur_book_bal*b.tipo_cambio</w:t>
-            </w:r>
-          </w:p>
-          <w:p>
-            <w:r>
-              <w:rPr>
-                <w:rFonts w:ascii="Courier New" w:hAnsi="Courier New"/>
-              </w:rPr>
-              <w:t xml:space="preserve">             WHEN substr(CAST(gl_account_id AS varchar),1,1)='2' AND iso_currency_cd='PS2' THEN cur_book_bal</w:t>
-            </w:r>
-          </w:p>
-          <w:p>
-            <w:r>
-              <w:rPr>
-                <w:rFonts w:ascii="Courier New" w:hAnsi="Courier New"/>
-              </w:rPr>
-              <w:t xml:space="preserve">    END) AS pasivo_soles</w:t>
-            </w:r>
-          </w:p>
-          <w:p>
-            <w:r>
-              <w:rPr>
-                <w:rFonts w:ascii="Courier New" w:hAnsi="Courier New"/>
-              </w:rPr>
-              <w:t>FROM e_perm_aws.t_fem_all_instr_rsk a</w:t>
-            </w:r>
-          </w:p>
-          <w:p>
-            <w:r>
-              <w:rPr>
-                <w:rFonts w:ascii="Courier New" w:hAnsi="Courier New"/>
-              </w:rPr>
-              <w:t>WHERE a.p_codmes = t.lcodmesm02</w:t>
-            </w:r>
-          </w:p>
-          <w:p>
-            <w:r>
-              <w:rPr>
-                <w:rFonts w:ascii="Courier New" w:hAnsi="Courier New"/>
-              </w:rPr>
-              <w:t>GROUP BY 1</w:t>
-            </w:r>
-          </w:p>
-          <w:p>
-            <w:r>
-              <w:rPr>
-                <w:rFonts w:ascii="Courier New" w:hAnsi="Courier New"/>
-              </w:rPr>
-              <w:t>-- Selección final (p1):</w:t>
-            </w:r>
-          </w:p>
-          <w:p>
-            <w:r>
-              <w:rPr>
-                <w:rFonts w:ascii="Courier New" w:hAnsi="Courier New"/>
-              </w:rPr>
-              <w:t>COALESCE(CAST(wvfai.pasivo_soles AS DECIMAL(38,6)), 0) AS mto_pas_soles</w:t>
+              <w:t>select TRY_CAST(a.mto_pas_soles AS DOUBLE) AS mto_pas_soles</w:t>
+            </w:r>
+          </w:p>
+          <w:p>
+            <w:r>
+              <w:rPr>
+                <w:rFonts w:ascii="Courier New" w:hAnsi="Courier New"/>
+              </w:rPr>
+              <w:t>from e_perm_aws.t_agg_alertas_plaft a</w:t>
+            </w:r>
+          </w:p>
+          <w:p>
+            <w:r>
+              <w:rPr>
+                <w:rFonts w:ascii="Courier New" w:hAnsi="Courier New"/>
+              </w:rPr>
+              <w:t>cross join wrk_dim_tiempo t</w:t>
+            </w:r>
+          </w:p>
+          <w:p>
+            <w:r>
+              <w:rPr>
+                <w:rFonts w:ascii="Courier New" w:hAnsi="Courier New"/>
+              </w:rPr>
+              <w:t>where a.p_codmes = t.codmes</w:t>
             </w:r>
           </w:p>
         </w:tc>
@@ -1236,7 +1303,7 @@
     </w:p>
     <w:tbl>
       <w:tblPr>
-        <w:tblStyle w:val="TableGrid"/>
+        <w:tblStyle w:val="Tablaconcuadrcula"/>
         <w:tblW w:w="0" w:type="auto"/>
         <w:tblLook w:val="04A0" w:firstRow="1" w:lastRow="0" w:firstColumn="1" w:lastColumn="0" w:noHBand="0" w:noVBand="1"/>
       </w:tblPr>
@@ -1263,14 +1330,16 @@
               </w:rPr>
               <w:t xml:space="preserve">Tabla origen: </w:t>
             </w:r>
+            <w:proofErr w:type="spellStart"/>
             <w:r>
               <w:rPr>
                 <w:b/>
                 <w:color w:val="FFFFFF"/>
                 <w:lang w:val="es-MX"/>
               </w:rPr>
-              <w:t>e_perm_aws.t_fct_transacciones_captaciones</w:t>
-            </w:r>
+              <w:t>e_perm_aws.t_agg_alertas_plaft</w:t>
+            </w:r>
+            <w:proofErr w:type="spellEnd"/>
           </w:p>
         </w:tc>
       </w:tr>
@@ -1291,15 +1360,17 @@
                 <w:b/>
                 <w:lang w:val="es-MX"/>
               </w:rPr>
-              <w:t xml:space="preserve">Variables origen: </w:t>
-            </w:r>
-            <w:r>
-              <w:rPr>
-                <w:b/>
-                <w:lang w:val="es-MX"/>
-              </w:rPr>
-              <w:t>signomonto, montotransaccion</w:t>
-            </w:r>
+              <w:t xml:space="preserve">Variable origen: </w:t>
+            </w:r>
+            <w:proofErr w:type="spellStart"/>
+            <w:r>
+              <w:rPr>
+                <w:b/>
+                <w:lang w:val="es-MX"/>
+              </w:rPr>
+              <w:t>cnt_trx_cargostot_3m</w:t>
+            </w:r>
+            <w:proofErr w:type="spellEnd"/>
           </w:p>
         </w:tc>
       </w:tr>
@@ -1338,55 +1409,31 @@
               <w:rPr>
                 <w:rFonts w:ascii="Courier New" w:hAnsi="Courier New"/>
               </w:rPr>
-              <w:t>-- CTE wrk_trx_captaciones (Querys/sdlf-datascience-views-t_agg_alertas_p1_plaft-insert.txt): cargos (signomonto negativo) agregados por cliente-mes</w:t>
-            </w:r>
-          </w:p>
-          <w:p>
-            <w:r>
-              <w:rPr>
-                <w:rFonts w:ascii="Courier New" w:hAnsi="Courier New"/>
-              </w:rPr>
-              <w:t>SUM(CASE WHEN codepoint(substr(signomonto,1,1)) = 45 THEN 1 END) AS q_cargos</w:t>
-            </w:r>
-          </w:p>
-          <w:p>
-            <w:r>
-              <w:rPr>
-                <w:rFonts w:ascii="Courier New" w:hAnsi="Courier New"/>
-              </w:rPr>
-              <w:t>FROM e_perm_aws.t_fct_transacciones_captaciones</w:t>
-            </w:r>
-          </w:p>
-          <w:p>
-            <w:r>
-              <w:rPr>
-                <w:rFonts w:ascii="Courier New" w:hAnsi="Courier New"/>
-              </w:rPr>
-              <w:t>-- CTE cantidad_monto_abonos_cargos_total: acumulado 3 meses</w:t>
-            </w:r>
-          </w:p>
-          <w:p>
-            <w:r>
-              <w:rPr>
-                <w:rFonts w:ascii="Courier New" w:hAnsi="Courier New"/>
-              </w:rPr>
-              <w:t>SUM(CASE WHEN periodo BETWEEN lcodmesm03 AND lcodmesm01 THEN q_cargos ELSE 0 END) AS trx_q_cargos_3m_total</w:t>
-            </w:r>
-          </w:p>
-          <w:p>
-            <w:r>
-              <w:rPr>
-                <w:rFonts w:ascii="Courier New" w:hAnsi="Courier New"/>
-              </w:rPr>
-              <w:t>-- Selección final (p1):</w:t>
-            </w:r>
-          </w:p>
-          <w:p>
-            <w:r>
-              <w:rPr>
-                <w:rFonts w:ascii="Courier New" w:hAnsi="Courier New"/>
-              </w:rPr>
-              <w:t>CAST(cmact.trx_q_cargos_3m_total AS INT) AS cnt_trx_cargostot_3m</w:t>
+              <w:t>select TRY_CAST(a.cnt_trx_cargostot_3m AS INTEGER) AS cnt_trx_cargostot_3m</w:t>
+            </w:r>
+          </w:p>
+          <w:p>
+            <w:r>
+              <w:rPr>
+                <w:rFonts w:ascii="Courier New" w:hAnsi="Courier New"/>
+              </w:rPr>
+              <w:t>from e_perm_aws.t_agg_alertas_plaft a</w:t>
+            </w:r>
+          </w:p>
+          <w:p>
+            <w:r>
+              <w:rPr>
+                <w:rFonts w:ascii="Courier New" w:hAnsi="Courier New"/>
+              </w:rPr>
+              <w:t>cross join wrk_dim_tiempo t</w:t>
+            </w:r>
+          </w:p>
+          <w:p>
+            <w:r>
+              <w:rPr>
+                <w:rFonts w:ascii="Courier New" w:hAnsi="Courier New"/>
+              </w:rPr>
+              <w:t>where a.p_codmes = t.codmes</w:t>
             </w:r>
           </w:p>
         </w:tc>
@@ -1445,7 +1492,7 @@
     </w:p>
     <w:tbl>
       <w:tblPr>
-        <w:tblStyle w:val="TableGrid"/>
+        <w:tblStyle w:val="Tablaconcuadrcula"/>
         <w:tblW w:w="0" w:type="auto"/>
         <w:tblLook w:val="04A0" w:firstRow="1" w:lastRow="0" w:firstColumn="1" w:lastColumn="0" w:noHBand="0" w:noVBand="1"/>
       </w:tblPr>
@@ -1472,14 +1519,16 @@
               </w:rPr>
               <w:t xml:space="preserve">Tabla origen: </w:t>
             </w:r>
+            <w:proofErr w:type="spellStart"/>
             <w:r>
               <w:rPr>
                 <w:b/>
                 <w:color w:val="FFFFFF"/>
                 <w:lang w:val="es-MX"/>
               </w:rPr>
-              <w:t>e_perm_aws.t_fct_transacciones_captaciones</w:t>
-            </w:r>
+              <w:t>e_perm_aws.t_agg_alertas_plaft</w:t>
+            </w:r>
+            <w:proofErr w:type="spellEnd"/>
           </w:p>
         </w:tc>
       </w:tr>
@@ -1500,15 +1549,17 @@
                 <w:b/>
                 <w:lang w:val="es-MX"/>
               </w:rPr>
-              <w:t xml:space="preserve">Variables origen: </w:t>
-            </w:r>
-            <w:r>
-              <w:rPr>
-                <w:b/>
-                <w:lang w:val="es-MX"/>
-              </w:rPr>
-              <w:t>signomonto, montotransaccion, codigotransaccion</w:t>
-            </w:r>
+              <w:t xml:space="preserve">Variable origen: </w:t>
+            </w:r>
+            <w:proofErr w:type="spellStart"/>
+            <w:r>
+              <w:rPr>
+                <w:b/>
+                <w:lang w:val="es-MX"/>
+              </w:rPr>
+              <w:t>imp_trx_abonosefect_6m</w:t>
+            </w:r>
+            <w:proofErr w:type="spellEnd"/>
           </w:p>
         </w:tc>
       </w:tr>
@@ -1547,63 +1598,31 @@
               <w:rPr>
                 <w:rFonts w:ascii="Courier New" w:hAnsi="Courier New"/>
               </w:rPr>
-              <w:t>-- CTE wrk_trx_captaciones (Querys/sdlf-datascience-views-t_agg_alertas_p1_plaft-insert.txt): abonos en efectivo (depósitos), codigotransaccion IN ('1200','2200','7200')</w:t>
-            </w:r>
-          </w:p>
-          <w:p>
-            <w:r>
-              <w:rPr>
-                <w:rFonts w:ascii="Courier New" w:hAnsi="Courier New"/>
-              </w:rPr>
-              <w:t>SUM(CASE WHEN codigotransaccion IN ('1200','2200','7200') AND signomonto='+' THEN montotransaccion ELSE 0 END)</w:t>
-            </w:r>
-          </w:p>
-          <w:p>
-            <w:r>
-              <w:rPr>
-                <w:rFonts w:ascii="Courier New" w:hAnsi="Courier New"/>
-              </w:rPr>
-              <w:t xml:space="preserve">    AS abonos_solarizado_efectivo_depositos</w:t>
-            </w:r>
-          </w:p>
-          <w:p>
-            <w:r>
-              <w:rPr>
-                <w:rFonts w:ascii="Courier New" w:hAnsi="Courier New"/>
-              </w:rPr>
-              <w:t>-- CTE cantidad_monto_abonos_cargos_efectivo: acumulado 6 meses</w:t>
-            </w:r>
-          </w:p>
-          <w:p>
-            <w:r>
-              <w:rPr>
-                <w:rFonts w:ascii="Courier New" w:hAnsi="Courier New"/>
-              </w:rPr>
-              <w:t>SUM(CASE WHEN periodo BETWEEN lcodmesm06 AND lcodmesm01 THEN abonos_solarizado_efectivo_depositos END)</w:t>
-            </w:r>
-          </w:p>
-          <w:p>
-            <w:r>
-              <w:rPr>
-                <w:rFonts w:ascii="Courier New" w:hAnsi="Courier New"/>
-              </w:rPr>
-              <w:t xml:space="preserve">    AS trx_monto_abonos_6m_efectivo</w:t>
-            </w:r>
-          </w:p>
-          <w:p>
-            <w:r>
-              <w:rPr>
-                <w:rFonts w:ascii="Courier New" w:hAnsi="Courier New"/>
-              </w:rPr>
-              <w:t>-- Selección final (p1):</w:t>
-            </w:r>
-          </w:p>
-          <w:p>
-            <w:r>
-              <w:rPr>
-                <w:rFonts w:ascii="Courier New" w:hAnsi="Courier New"/>
-              </w:rPr>
-              <w:t>COALESCE(CAST(cmace.trx_monto_abonos_6m_efectivo AS DECIMAL(38,6)), 0) AS imp_trx_abonosefect_6m</w:t>
+              <w:t>select TRY_CAST(a.imp_trx_abonosefect_6m AS DOUBLE) AS imp_trx_abonosefect_6m</w:t>
+            </w:r>
+          </w:p>
+          <w:p>
+            <w:r>
+              <w:rPr>
+                <w:rFonts w:ascii="Courier New" w:hAnsi="Courier New"/>
+              </w:rPr>
+              <w:t>from e_perm_aws.t_agg_alertas_plaft a</w:t>
+            </w:r>
+          </w:p>
+          <w:p>
+            <w:r>
+              <w:rPr>
+                <w:rFonts w:ascii="Courier New" w:hAnsi="Courier New"/>
+              </w:rPr>
+              <w:t>cross join wrk_dim_tiempo t</w:t>
+            </w:r>
+          </w:p>
+          <w:p>
+            <w:r>
+              <w:rPr>
+                <w:rFonts w:ascii="Courier New" w:hAnsi="Courier New"/>
+              </w:rPr>
+              <w:t>where a.p_codmes = t.codmes</w:t>
             </w:r>
           </w:p>
         </w:tc>
@@ -1662,7 +1681,7 @@
     </w:p>
     <w:tbl>
       <w:tblPr>
-        <w:tblStyle w:val="TableGrid"/>
+        <w:tblStyle w:val="Tablaconcuadrcula"/>
         <w:tblW w:w="0" w:type="auto"/>
         <w:tblLook w:val="04A0" w:firstRow="1" w:lastRow="0" w:firstColumn="1" w:lastColumn="0" w:noHBand="0" w:noVBand="1"/>
       </w:tblPr>
@@ -1689,14 +1708,16 @@
               </w:rPr>
               <w:t xml:space="preserve">Tabla origen: </w:t>
             </w:r>
+            <w:proofErr w:type="spellStart"/>
             <w:r>
               <w:rPr>
                 <w:b/>
                 <w:color w:val="FFFFFF"/>
                 <w:lang w:val="es-MX"/>
               </w:rPr>
-              <w:t>e_perm_aws.t_alertas_plaft</w:t>
-            </w:r>
+              <w:t>e_perm_aws.t_agg_alertas_plaft</w:t>
+            </w:r>
+            <w:proofErr w:type="spellEnd"/>
           </w:p>
         </w:tc>
       </w:tr>
@@ -1719,13 +1740,15 @@
               </w:rPr>
               <w:t xml:space="preserve">Variable origen: </w:t>
             </w:r>
-            <w:r>
-              <w:rPr>
-                <w:b/>
-                <w:lang w:val="es-MX"/>
-              </w:rPr>
-              <w:t>periodo_alerta</w:t>
-            </w:r>
+            <w:proofErr w:type="spellStart"/>
+            <w:r>
+              <w:rPr>
+                <w:b/>
+                <w:lang w:val="es-MX"/>
+              </w:rPr>
+              <w:t>cnt_alerta_hist</w:t>
+            </w:r>
+            <w:proofErr w:type="spellEnd"/>
           </w:p>
         </w:tc>
       </w:tr>
@@ -1764,39 +1787,31 @@
               <w:rPr>
                 <w:rFonts w:ascii="Courier New" w:hAnsi="Courier New"/>
               </w:rPr>
-              <w:t>-- CTE wrk_alertas_plaft (Querys/sdlf-datascience-views-t_agg_alertas_p3_plaft-insert.txt)</w:t>
-            </w:r>
-          </w:p>
-          <w:p>
-            <w:r>
-              <w:rPr>
-                <w:rFonts w:ascii="Courier New" w:hAnsi="Courier New"/>
-              </w:rPr>
-              <w:t>SUM(CASE WHEN ap.periodo_alerta &lt;= t.lcodmesm01 THEN 1 END) AS q_alerta_hist</w:t>
-            </w:r>
-          </w:p>
-          <w:p>
-            <w:r>
-              <w:rPr>
-                <w:rFonts w:ascii="Courier New" w:hAnsi="Courier New"/>
-              </w:rPr>
-              <w:t>FROM e_perm_aws.t_alertas_plaft ap</w:t>
-            </w:r>
-          </w:p>
-          <w:p>
-            <w:r>
-              <w:rPr>
-                <w:rFonts w:ascii="Courier New" w:hAnsi="Courier New"/>
-              </w:rPr>
-              <w:t>-- Selección final (p3):</w:t>
-            </w:r>
-          </w:p>
-          <w:p>
-            <w:r>
-              <w:rPr>
-                <w:rFonts w:ascii="Courier New" w:hAnsi="Courier New"/>
-              </w:rPr>
-              <w:t>cb7.q_alerta_hist AS cnt_alerta_hist</w:t>
+              <w:t>select TRY_CAST(a.cnt_alerta_hist AS INTEGER) AS cnt_alerta_hist</w:t>
+            </w:r>
+          </w:p>
+          <w:p>
+            <w:r>
+              <w:rPr>
+                <w:rFonts w:ascii="Courier New" w:hAnsi="Courier New"/>
+              </w:rPr>
+              <w:t>from e_perm_aws.t_agg_alertas_plaft a</w:t>
+            </w:r>
+          </w:p>
+          <w:p>
+            <w:r>
+              <w:rPr>
+                <w:rFonts w:ascii="Courier New" w:hAnsi="Courier New"/>
+              </w:rPr>
+              <w:t>cross join wrk_dim_tiempo t</w:t>
+            </w:r>
+          </w:p>
+          <w:p>
+            <w:r>
+              <w:rPr>
+                <w:rFonts w:ascii="Courier New" w:hAnsi="Courier New"/>
+              </w:rPr>
+              <w:t>where a.p_codmes = t.codmes</w:t>
             </w:r>
           </w:p>
         </w:tc>
@@ -1855,7 +1870,7 @@
     </w:p>
     <w:tbl>
       <w:tblPr>
-        <w:tblStyle w:val="TableGrid"/>
+        <w:tblStyle w:val="Tablaconcuadrcula"/>
         <w:tblW w:w="0" w:type="auto"/>
         <w:tblLook w:val="04A0" w:firstRow="1" w:lastRow="0" w:firstColumn="1" w:lastColumn="0" w:noHBand="0" w:noVBand="1"/>
       </w:tblPr>
@@ -1882,14 +1897,16 @@
               </w:rPr>
               <w:t xml:space="preserve">Tabla origen: </w:t>
             </w:r>
+            <w:proofErr w:type="spellStart"/>
             <w:r>
               <w:rPr>
                 <w:b/>
                 <w:color w:val="FFFFFF"/>
                 <w:lang w:val="es-MX"/>
               </w:rPr>
-              <w:t>e_perm_aws.t_fct_transacciones_captaciones</w:t>
-            </w:r>
+              <w:t>e_perm_aws.t_agg_alertas_plaft</w:t>
+            </w:r>
+            <w:proofErr w:type="spellEnd"/>
           </w:p>
         </w:tc>
       </w:tr>
@@ -1910,15 +1927,17 @@
                 <w:b/>
                 <w:lang w:val="es-MX"/>
               </w:rPr>
-              <w:t xml:space="preserve">Variables origen: </w:t>
-            </w:r>
-            <w:r>
-              <w:rPr>
-                <w:b/>
-                <w:lang w:val="es-MX"/>
-              </w:rPr>
-              <w:t>signomonto, montotransaccion, codigotransaccion</w:t>
-            </w:r>
+              <w:t xml:space="preserve">Variable origen: </w:t>
+            </w:r>
+            <w:proofErr w:type="spellStart"/>
+            <w:r>
+              <w:rPr>
+                <w:b/>
+                <w:lang w:val="es-MX"/>
+              </w:rPr>
+              <w:t>imp_trx_cargosefe_6m</w:t>
+            </w:r>
+            <w:proofErr w:type="spellEnd"/>
           </w:p>
         </w:tc>
       </w:tr>
@@ -1957,63 +1976,31 @@
               <w:rPr>
                 <w:rFonts w:ascii="Courier New" w:hAnsi="Courier New"/>
               </w:rPr>
-              <w:t>-- CTE wrk_trx_captaciones (Querys/sdlf-datascience-views-t_agg_alertas_p1_plaft-insert.txt): cargos en efectivo (retiros), codigotransaccion IN ('1100','1395','2100','7100')</w:t>
-            </w:r>
-          </w:p>
-          <w:p>
-            <w:r>
-              <w:rPr>
-                <w:rFonts w:ascii="Courier New" w:hAnsi="Courier New"/>
-              </w:rPr>
-              <w:t>SUM(CASE WHEN codigotransaccion IN ('1100','1395','2100','7100') AND signomonto='-' THEN montotransaccion ELSE 0 END)</w:t>
-            </w:r>
-          </w:p>
-          <w:p>
-            <w:r>
-              <w:rPr>
-                <w:rFonts w:ascii="Courier New" w:hAnsi="Courier New"/>
-              </w:rPr>
-              <w:t xml:space="preserve">    AS cargos_solarizado_efectivo_retiros</w:t>
-            </w:r>
-          </w:p>
-          <w:p>
-            <w:r>
-              <w:rPr>
-                <w:rFonts w:ascii="Courier New" w:hAnsi="Courier New"/>
-              </w:rPr>
-              <w:t>-- CTE cantidad_monto_abonos_cargos_efectivo: acumulado 6 meses</w:t>
-            </w:r>
-          </w:p>
-          <w:p>
-            <w:r>
-              <w:rPr>
-                <w:rFonts w:ascii="Courier New" w:hAnsi="Courier New"/>
-              </w:rPr>
-              <w:t>SUM(CASE WHEN periodo BETWEEN lcodmesm06 AND lcodmesm01 THEN cargos_solarizado_efectivo_retiros END)</w:t>
-            </w:r>
-          </w:p>
-          <w:p>
-            <w:r>
-              <w:rPr>
-                <w:rFonts w:ascii="Courier New" w:hAnsi="Courier New"/>
-              </w:rPr>
-              <w:t xml:space="preserve">    AS trx_monto_cargos_6m_efectivo</w:t>
-            </w:r>
-          </w:p>
-          <w:p>
-            <w:r>
-              <w:rPr>
-                <w:rFonts w:ascii="Courier New" w:hAnsi="Courier New"/>
-              </w:rPr>
-              <w:t>-- Selección final (p1):</w:t>
-            </w:r>
-          </w:p>
-          <w:p>
-            <w:r>
-              <w:rPr>
-                <w:rFonts w:ascii="Courier New" w:hAnsi="Courier New"/>
-              </w:rPr>
-              <w:t>COALESCE(CAST(cmace.trx_monto_cargos_6m_efectivo AS DECIMAL(38,6)), 0) AS imp_trx_cargosefe_6m</w:t>
+              <w:t>select TRY_CAST(a.imp_trx_cargosefe_6m AS DOUBLE) AS imp_trx_cargosefe_6m</w:t>
+            </w:r>
+          </w:p>
+          <w:p>
+            <w:r>
+              <w:rPr>
+                <w:rFonts w:ascii="Courier New" w:hAnsi="Courier New"/>
+              </w:rPr>
+              <w:t>from e_perm_aws.t_agg_alertas_plaft a</w:t>
+            </w:r>
+          </w:p>
+          <w:p>
+            <w:r>
+              <w:rPr>
+                <w:rFonts w:ascii="Courier New" w:hAnsi="Courier New"/>
+              </w:rPr>
+              <w:t>cross join wrk_dim_tiempo t</w:t>
+            </w:r>
+          </w:p>
+          <w:p>
+            <w:r>
+              <w:rPr>
+                <w:rFonts w:ascii="Courier New" w:hAnsi="Courier New"/>
+              </w:rPr>
+              <w:t>where a.p_codmes = t.codmes</w:t>
             </w:r>
           </w:p>
         </w:tc>
@@ -2072,7 +2059,7 @@
     </w:p>
     <w:tbl>
       <w:tblPr>
-        <w:tblStyle w:val="TableGrid"/>
+        <w:tblStyle w:val="Tablaconcuadrcula"/>
         <w:tblW w:w="0" w:type="auto"/>
         <w:tblLook w:val="04A0" w:firstRow="1" w:lastRow="0" w:firstColumn="1" w:lastColumn="0" w:noHBand="0" w:noVBand="1"/>
       </w:tblPr>
@@ -2099,14 +2086,16 @@
               </w:rPr>
               <w:t xml:space="preserve">Tabla origen: </w:t>
             </w:r>
+            <w:proofErr w:type="spellStart"/>
             <w:r>
               <w:rPr>
                 <w:b/>
                 <w:color w:val="FFFFFF"/>
                 <w:lang w:val="es-MX"/>
               </w:rPr>
-              <w:t>e_perm_aws.t_aml_operaciones</w:t>
-            </w:r>
+              <w:t>e_perm_aws.t_agg_alertas_plaft</w:t>
+            </w:r>
+            <w:proofErr w:type="spellEnd"/>
           </w:p>
         </w:tc>
       </w:tr>
@@ -2127,15 +2116,17 @@
                 <w:b/>
                 <w:lang w:val="es-MX"/>
               </w:rPr>
-              <w:t xml:space="preserve">Variables origen: </w:t>
-            </w:r>
-            <w:r>
-              <w:rPr>
-                <w:b/>
-                <w:lang w:val="es-MX"/>
-              </w:rPr>
-              <w:t>mto_operacion, cod_trx_orig ('1640')</w:t>
-            </w:r>
+              <w:t xml:space="preserve">Variable origen: </w:t>
+            </w:r>
+            <w:proofErr w:type="spellStart"/>
+            <w:r>
+              <w:rPr>
+                <w:b/>
+                <w:lang w:val="es-MX"/>
+              </w:rPr>
+              <w:t>mto_del_ext_12m</w:t>
+            </w:r>
+            <w:proofErr w:type="spellEnd"/>
           </w:p>
         </w:tc>
       </w:tr>
@@ -2174,47 +2165,31 @@
               <w:rPr>
                 <w:rFonts w:ascii="Courier New" w:hAnsi="Courier New"/>
               </w:rPr>
-              <w:t>-- CTE wrk_var_exterior (Querys/sdlf-datascience-views-t_agg_alertas_p2_plaft-insert.txt)</w:t>
-            </w:r>
-          </w:p>
-          <w:p>
-            <w:r>
-              <w:rPr>
-                <w:rFonts w:ascii="Courier New" w:hAnsi="Courier New"/>
-              </w:rPr>
-              <w:t>SUM(CASE WHEN cod_trx_orig = '1640' AND periodo BETWEEN lcodmesm12 AND codmes THEN monto_trx END)</w:t>
-            </w:r>
-          </w:p>
-          <w:p>
-            <w:r>
-              <w:rPr>
-                <w:rFonts w:ascii="Courier New" w:hAnsi="Courier New"/>
-              </w:rPr>
-              <w:t xml:space="preserve">    AS monto_del_exterior_12m</w:t>
-            </w:r>
-          </w:p>
-          <w:p>
-            <w:r>
-              <w:rPr>
-                <w:rFonts w:ascii="Courier New" w:hAnsi="Courier New"/>
-              </w:rPr>
-              <w:t>FROM e_perm_aws.t_aml_operaciones</w:t>
-            </w:r>
-          </w:p>
-          <w:p>
-            <w:r>
-              <w:rPr>
-                <w:rFonts w:ascii="Courier New" w:hAnsi="Courier New"/>
-              </w:rPr>
-              <w:t>-- Selección final (p2):</w:t>
-            </w:r>
-          </w:p>
-          <w:p>
-            <w:r>
-              <w:rPr>
-                <w:rFonts w:ascii="Courier New" w:hAnsi="Courier New"/>
-              </w:rPr>
-              <w:t>COALESCE(CAST(e.monto_del_exterior_12m AS DECIMAL(38,6)), 0) AS mto_del_ext_12m</w:t>
+              <w:t>select TRY_CAST(a.mto_del_ext_12m AS DOUBLE) AS mto_del_ext_12m</w:t>
+            </w:r>
+          </w:p>
+          <w:p>
+            <w:r>
+              <w:rPr>
+                <w:rFonts w:ascii="Courier New" w:hAnsi="Courier New"/>
+              </w:rPr>
+              <w:t>from e_perm_aws.t_agg_alertas_plaft a</w:t>
+            </w:r>
+          </w:p>
+          <w:p>
+            <w:r>
+              <w:rPr>
+                <w:rFonts w:ascii="Courier New" w:hAnsi="Courier New"/>
+              </w:rPr>
+              <w:t>cross join wrk_dim_tiempo t</w:t>
+            </w:r>
+          </w:p>
+          <w:p>
+            <w:r>
+              <w:rPr>
+                <w:rFonts w:ascii="Courier New" w:hAnsi="Courier New"/>
+              </w:rPr>
+              <w:t>where a.p_codmes = t.codmes</w:t>
             </w:r>
           </w:p>
         </w:tc>
@@ -2273,7 +2248,7 @@
     </w:p>
     <w:tbl>
       <w:tblPr>
-        <w:tblStyle w:val="TableGrid"/>
+        <w:tblStyle w:val="Tablaconcuadrcula"/>
         <w:tblW w:w="0" w:type="auto"/>
         <w:tblLook w:val="04A0" w:firstRow="1" w:lastRow="0" w:firstColumn="1" w:lastColumn="0" w:noHBand="0" w:noVBand="1"/>
       </w:tblPr>
@@ -2300,14 +2275,16 @@
               </w:rPr>
               <w:t xml:space="preserve">Tabla origen: </w:t>
             </w:r>
+            <w:proofErr w:type="spellStart"/>
             <w:r>
               <w:rPr>
                 <w:b/>
                 <w:color w:val="FFFFFF"/>
                 <w:lang w:val="es-MX"/>
               </w:rPr>
-              <w:t>e_perm_aws.t_dim_cliente, e_perm_aws.t_rm_cliente</w:t>
-            </w:r>
+              <w:t>e_perm_aws.t_agg_alertas_plaft</w:t>
+            </w:r>
+            <w:proofErr w:type="spellEnd"/>
           </w:p>
         </w:tc>
       </w:tr>
@@ -2328,15 +2305,17 @@
                 <w:b/>
                 <w:lang w:val="es-MX"/>
               </w:rPr>
-              <w:t xml:space="preserve">Variables origen: </w:t>
-            </w:r>
-            <w:r>
-              <w:rPr>
-                <w:b/>
-                <w:lang w:val="es-MX"/>
-              </w:rPr>
-              <w:t>fecha_creacion (t_dim_cliente), fec_apertura_cliente (t_rm_cliente)</w:t>
-            </w:r>
+              <w:t xml:space="preserve">Variable origen: </w:t>
+            </w:r>
+            <w:proofErr w:type="spellStart"/>
+            <w:r>
+              <w:rPr>
+                <w:b/>
+                <w:lang w:val="es-MX"/>
+              </w:rPr>
+              <w:t>num_antiguedad</w:t>
+            </w:r>
+            <w:proofErr w:type="spellEnd"/>
           </w:p>
         </w:tc>
       </w:tr>
@@ -2375,55 +2354,31 @@
               <w:rPr>
                 <w:rFonts w:ascii="Courier New" w:hAnsi="Courier New"/>
               </w:rPr>
-              <w:t>-- CTE wrk_base_cliente (Querys/sdlf-datascience-views-t_agg_alertas_p1_plaft-insert.txt)</w:t>
-            </w:r>
-          </w:p>
-          <w:p>
-            <w:r>
-              <w:rPr>
-                <w:rFonts w:ascii="Courier New" w:hAnsi="Courier New"/>
-              </w:rPr>
-              <w:t>fecha_vinculacion = CASE WHEN TRY_CAST(dcl.fecha_creacion AS DATE) = DATE '1900-12-31'</w:t>
-            </w:r>
-          </w:p>
-          <w:p>
-            <w:r>
-              <w:rPr>
-                <w:rFonts w:ascii="Courier New" w:hAnsi="Courier New"/>
-              </w:rPr>
-              <w:t xml:space="preserve">                         THEN TRY_CAST(rcl.fec_apertura_cliente AS DATE)</w:t>
-            </w:r>
-          </w:p>
-          <w:p>
-            <w:r>
-              <w:rPr>
-                <w:rFonts w:ascii="Courier New" w:hAnsi="Courier New"/>
-              </w:rPr>
-              <w:t xml:space="preserve">                         ELSE TRY_CAST(dcl.fecha_creacion AS DATE) END</w:t>
-            </w:r>
-          </w:p>
-          <w:p>
-            <w:r>
-              <w:rPr>
-                <w:rFonts w:ascii="Courier New" w:hAnsi="Courier New"/>
-              </w:rPr>
-              <w:t>antiguedad = DATE_DIFF('year', fecha_vinculacion, t.lcoddaym1)</w:t>
-            </w:r>
-          </w:p>
-          <w:p>
-            <w:r>
-              <w:rPr>
-                <w:rFonts w:ascii="Courier New" w:hAnsi="Courier New"/>
-              </w:rPr>
-              <w:t>-- Selección final (p1):</w:t>
-            </w:r>
-          </w:p>
-          <w:p>
-            <w:r>
-              <w:rPr>
-                <w:rFonts w:ascii="Courier New" w:hAnsi="Courier New"/>
-              </w:rPr>
-              <w:t>CAST(wbc.antiguedad AS INT) AS num_antiguedad</w:t>
+              <w:t>select TRY_CAST(a.num_antiguedad AS INTEGER) AS num_antiguedad</w:t>
+            </w:r>
+          </w:p>
+          <w:p>
+            <w:r>
+              <w:rPr>
+                <w:rFonts w:ascii="Courier New" w:hAnsi="Courier New"/>
+              </w:rPr>
+              <w:t>from e_perm_aws.t_agg_alertas_plaft a</w:t>
+            </w:r>
+          </w:p>
+          <w:p>
+            <w:r>
+              <w:rPr>
+                <w:rFonts w:ascii="Courier New" w:hAnsi="Courier New"/>
+              </w:rPr>
+              <w:t>cross join wrk_dim_tiempo t</w:t>
+            </w:r>
+          </w:p>
+          <w:p>
+            <w:r>
+              <w:rPr>
+                <w:rFonts w:ascii="Courier New" w:hAnsi="Courier New"/>
+              </w:rPr>
+              <w:t>where a.p_codmes = t.codmes</w:t>
             </w:r>
           </w:p>
         </w:tc>
@@ -2482,7 +2437,7 @@
     </w:p>
     <w:tbl>
       <w:tblPr>
-        <w:tblStyle w:val="TableGrid"/>
+        <w:tblStyle w:val="Tablaconcuadrcula"/>
         <w:tblW w:w="0" w:type="auto"/>
         <w:tblLook w:val="04A0" w:firstRow="1" w:lastRow="0" w:firstColumn="1" w:lastColumn="0" w:noHBand="0" w:noVBand="1"/>
       </w:tblPr>
@@ -2509,14 +2464,16 @@
               </w:rPr>
               <w:t xml:space="preserve">Tabla origen: </w:t>
             </w:r>
+            <w:proofErr w:type="spellStart"/>
             <w:r>
               <w:rPr>
                 <w:b/>
                 <w:color w:val="FFFFFF"/>
                 <w:lang w:val="es-MX"/>
               </w:rPr>
-              <w:t>e_perm_aws.t_fct_transacciones_captaciones</w:t>
-            </w:r>
+              <w:t>e_perm_aws.t_agg_alertas_plaft</w:t>
+            </w:r>
+            <w:proofErr w:type="spellEnd"/>
           </w:p>
         </w:tc>
       </w:tr>
@@ -2539,13 +2496,15 @@
               </w:rPr>
               <w:t xml:space="preserve">Variable origen: </w:t>
             </w:r>
-            <w:r>
-              <w:rPr>
-                <w:b/>
-                <w:lang w:val="es-MX"/>
-              </w:rPr>
-              <w:t>signomonto</w:t>
-            </w:r>
+            <w:proofErr w:type="spellStart"/>
+            <w:r>
+              <w:rPr>
+                <w:b/>
+                <w:lang w:val="es-MX"/>
+              </w:rPr>
+              <w:t>cnt_meses_sinegresos_12m</w:t>
+            </w:r>
+            <w:proofErr w:type="spellEnd"/>
           </w:p>
         </w:tc>
       </w:tr>
@@ -2584,55 +2543,31 @@
               <w:rPr>
                 <w:rFonts w:ascii="Courier New" w:hAnsi="Courier New"/>
               </w:rPr>
-              <w:t>-- CTE wrk_trx_flags (Querys/sdlf-datascience-views-t_agg_alertas_p2_plaft-insert.txt): flag_egreso por cliente-mes</w:t>
-            </w:r>
-          </w:p>
-          <w:p>
-            <w:r>
-              <w:rPr>
-                <w:rFonts w:ascii="Courier New" w:hAnsi="Courier New"/>
-              </w:rPr>
-              <w:t>CASE WHEN SUM(CASE WHEN signomonto='-' THEN 1 ELSE 0 END) &gt; 0 THEN 1 ELSE 0 END AS flag_egreso</w:t>
-            </w:r>
-          </w:p>
-          <w:p>
-            <w:r>
-              <w:rPr>
-                <w:rFonts w:ascii="Courier New" w:hAnsi="Courier New"/>
-              </w:rPr>
-              <w:t>FROM e_perm_aws.t_fct_transacciones_captaciones</w:t>
-            </w:r>
-          </w:p>
-          <w:p>
-            <w:r>
-              <w:rPr>
-                <w:rFonts w:ascii="Courier New" w:hAnsi="Courier New"/>
-              </w:rPr>
-              <w:t>-- CTE q_meses_sin_ingresos_egresos: cuenta de meses (12) sin egresos</w:t>
-            </w:r>
-          </w:p>
-          <w:p>
-            <w:r>
-              <w:rPr>
-                <w:rFonts w:ascii="Courier New" w:hAnsi="Courier New"/>
-              </w:rPr>
-              <w:t>SUM(CASE WHEN COALESCE(tf.flag_egreso,0) = 0 THEN 1 ELSE 0 END) AS q_meses_egresos_0</w:t>
-            </w:r>
-          </w:p>
-          <w:p>
-            <w:r>
-              <w:rPr>
-                <w:rFonts w:ascii="Courier New" w:hAnsi="Courier New"/>
-              </w:rPr>
-              <w:t>-- Selección final (p2):</w:t>
-            </w:r>
-          </w:p>
-          <w:p>
-            <w:r>
-              <w:rPr>
-                <w:rFonts w:ascii="Courier New" w:hAnsi="Courier New"/>
-              </w:rPr>
-              <w:t>CAST(qmsie.q_meses_egresos_0 AS INT) AS cnt_meses_sinegresos_12m</w:t>
+              <w:t>select TRY_CAST(a.cnt_meses_sinegresos_12m AS INTEGER) AS cnt_meses_sinegresos_12m</w:t>
+            </w:r>
+          </w:p>
+          <w:p>
+            <w:r>
+              <w:rPr>
+                <w:rFonts w:ascii="Courier New" w:hAnsi="Courier New"/>
+              </w:rPr>
+              <w:t>from e_perm_aws.t_agg_alertas_plaft a</w:t>
+            </w:r>
+          </w:p>
+          <w:p>
+            <w:r>
+              <w:rPr>
+                <w:rFonts w:ascii="Courier New" w:hAnsi="Courier New"/>
+              </w:rPr>
+              <w:t>cross join wrk_dim_tiempo t</w:t>
+            </w:r>
+          </w:p>
+          <w:p>
+            <w:r>
+              <w:rPr>
+                <w:rFonts w:ascii="Courier New" w:hAnsi="Courier New"/>
+              </w:rPr>
+              <w:t>where a.p_codmes = t.codmes</w:t>
             </w:r>
           </w:p>
         </w:tc>
@@ -2691,7 +2626,7 @@
     </w:p>
     <w:tbl>
       <w:tblPr>
-        <w:tblStyle w:val="TableGrid"/>
+        <w:tblStyle w:val="Tablaconcuadrcula"/>
         <w:tblW w:w="0" w:type="auto"/>
         <w:tblLook w:val="04A0" w:firstRow="1" w:lastRow="0" w:firstColumn="1" w:lastColumn="0" w:noHBand="0" w:noVBand="1"/>
       </w:tblPr>
@@ -2718,14 +2653,16 @@
               </w:rPr>
               <w:t xml:space="preserve">Tabla origen: </w:t>
             </w:r>
+            <w:proofErr w:type="spellStart"/>
             <w:r>
               <w:rPr>
                 <w:b/>
                 <w:color w:val="FFFFFF"/>
                 <w:lang w:val="es-MX"/>
               </w:rPr>
-              <w:t>e_perm_aws.t_fct_transacciones_captaciones</w:t>
-            </w:r>
+              <w:t>e_perm_aws.t_agg_alertas_plaft</w:t>
+            </w:r>
+            <w:proofErr w:type="spellEnd"/>
           </w:p>
         </w:tc>
       </w:tr>
@@ -2748,13 +2685,15 @@
               </w:rPr>
               <w:t xml:space="preserve">Variable origen: </w:t>
             </w:r>
-            <w:r>
-              <w:rPr>
-                <w:b/>
-                <w:lang w:val="es-MX"/>
-              </w:rPr>
-              <w:t>signomonto</w:t>
-            </w:r>
+            <w:proofErr w:type="spellStart"/>
+            <w:r>
+              <w:rPr>
+                <w:b/>
+                <w:lang w:val="es-MX"/>
+              </w:rPr>
+              <w:t>cnt_trx_abonospromtot_3m</w:t>
+            </w:r>
+            <w:proofErr w:type="spellEnd"/>
           </w:p>
         </w:tc>
       </w:tr>
@@ -2793,39 +2732,31 @@
               <w:rPr>
                 <w:rFonts w:ascii="Courier New" w:hAnsi="Courier New"/>
               </w:rPr>
-              <w:t>-- CTE promedio_monto_cargo_total_efectivo (Querys/sdlf-datascience-views-t_agg_alertas_p1_plaft-insert.txt)</w:t>
-            </w:r>
-          </w:p>
-          <w:p>
-            <w:r>
-              <w:rPr>
-                <w:rFonts w:ascii="Courier New" w:hAnsi="Courier New"/>
-              </w:rPr>
-              <w:t>COALESCE(CAST(cmact.trx_q_abonos_3m_total * 1.000000 / 3 AS DECIMAL(38,6)), 0)</w:t>
-            </w:r>
-          </w:p>
-          <w:p>
-            <w:r>
-              <w:rPr>
-                <w:rFonts w:ascii="Courier New" w:hAnsi="Courier New"/>
-              </w:rPr>
-              <w:t xml:space="preserve">    AS trx_q_abonos_promedio_3m_total</w:t>
-            </w:r>
-          </w:p>
-          <w:p>
-            <w:r>
-              <w:rPr>
-                <w:rFonts w:ascii="Courier New" w:hAnsi="Courier New"/>
-              </w:rPr>
-              <w:t>-- Selección final (p1):</w:t>
-            </w:r>
-          </w:p>
-          <w:p>
-            <w:r>
-              <w:rPr>
-                <w:rFonts w:ascii="Courier New" w:hAnsi="Courier New"/>
-              </w:rPr>
-              <w:t>COALESCE(CAST(pmcte.trx_q_abonos_promedio_3m_total AS DECIMAL(38,6)), 0) AS cnt_trx_abonospromtot_3m</w:t>
+              <w:t>select TRY_CAST(a.cnt_trx_abonospromtot_3m AS DOUBLE) AS cnt_trx_abonospromtot_3m</w:t>
+            </w:r>
+          </w:p>
+          <w:p>
+            <w:r>
+              <w:rPr>
+                <w:rFonts w:ascii="Courier New" w:hAnsi="Courier New"/>
+              </w:rPr>
+              <w:t>from e_perm_aws.t_agg_alertas_plaft a</w:t>
+            </w:r>
+          </w:p>
+          <w:p>
+            <w:r>
+              <w:rPr>
+                <w:rFonts w:ascii="Courier New" w:hAnsi="Courier New"/>
+              </w:rPr>
+              <w:t>cross join wrk_dim_tiempo t</w:t>
+            </w:r>
+          </w:p>
+          <w:p>
+            <w:r>
+              <w:rPr>
+                <w:rFonts w:ascii="Courier New" w:hAnsi="Courier New"/>
+              </w:rPr>
+              <w:t>where a.p_codmes = t.codmes</w:t>
             </w:r>
           </w:p>
         </w:tc>
@@ -2884,7 +2815,7 @@
     </w:p>
     <w:tbl>
       <w:tblPr>
-        <w:tblStyle w:val="TableGrid"/>
+        <w:tblStyle w:val="Tablaconcuadrcula"/>
         <w:tblW w:w="0" w:type="auto"/>
         <w:tblLook w:val="04A0" w:firstRow="1" w:lastRow="0" w:firstColumn="1" w:lastColumn="0" w:noHBand="0" w:noVBand="1"/>
       </w:tblPr>
@@ -2911,14 +2842,16 @@
               </w:rPr>
               <w:t xml:space="preserve">Tabla origen: </w:t>
             </w:r>
+            <w:proofErr w:type="spellStart"/>
             <w:r>
               <w:rPr>
                 <w:b/>
                 <w:color w:val="FFFFFF"/>
                 <w:lang w:val="es-MX"/>
               </w:rPr>
-              <w:t>e_perm_aws.t_dim_cliente</w:t>
-            </w:r>
+              <w:t>e_perm_aws.t_agg_alertas_plaft</w:t>
+            </w:r>
+            <w:proofErr w:type="spellEnd"/>
           </w:p>
         </w:tc>
       </w:tr>
@@ -2941,13 +2874,15 @@
               </w:rPr>
               <w:t xml:space="preserve">Variable origen: </w:t>
             </w:r>
-            <w:r>
-              <w:rPr>
-                <w:b/>
-                <w:lang w:val="es-MX"/>
-              </w:rPr>
-              <w:t>ubigeo_cd</w:t>
-            </w:r>
+            <w:proofErr w:type="spellStart"/>
+            <w:r>
+              <w:rPr>
+                <w:b/>
+                <w:lang w:val="es-MX"/>
+              </w:rPr>
+              <w:t>cod_ubigeo_cd</w:t>
+            </w:r>
+            <w:proofErr w:type="spellEnd"/>
           </w:p>
         </w:tc>
       </w:tr>
@@ -2986,15 +2921,31 @@
               <w:rPr>
                 <w:rFonts w:ascii="Courier New" w:hAnsi="Courier New"/>
               </w:rPr>
-              <w:t>-- CTE wrk_base_cliente (p1): wbc.ubigeo_cd proviene de dcl.ubigeo_cd (e_perm_aws.t_dim_cliente)</w:t>
-            </w:r>
-          </w:p>
-          <w:p>
-            <w:r>
-              <w:rPr>
-                <w:rFonts w:ascii="Courier New" w:hAnsi="Courier New"/>
-              </w:rPr>
-              <w:t>CAST(wbc.ubigeo_cd AS VARCHAR) AS cod_ubigeo_cd</w:t>
+              <w:t>select a.cod_ubigeo_cd AS cod_ubigeo_cd</w:t>
+            </w:r>
+          </w:p>
+          <w:p>
+            <w:r>
+              <w:rPr>
+                <w:rFonts w:ascii="Courier New" w:hAnsi="Courier New"/>
+              </w:rPr>
+              <w:t>from e_perm_aws.t_agg_alertas_plaft a</w:t>
+            </w:r>
+          </w:p>
+          <w:p>
+            <w:r>
+              <w:rPr>
+                <w:rFonts w:ascii="Courier New" w:hAnsi="Courier New"/>
+              </w:rPr>
+              <w:t>cross join wrk_dim_tiempo t</w:t>
+            </w:r>
+          </w:p>
+          <w:p>
+            <w:r>
+              <w:rPr>
+                <w:rFonts w:ascii="Courier New" w:hAnsi="Courier New"/>
+              </w:rPr>
+              <w:t>where a.p_codmes = t.codmes</w:t>
             </w:r>
           </w:p>
         </w:tc>
@@ -3053,7 +3004,7 @@
     </w:p>
     <w:tbl>
       <w:tblPr>
-        <w:tblStyle w:val="TableGrid"/>
+        <w:tblStyle w:val="Tablaconcuadrcula"/>
         <w:tblW w:w="0" w:type="auto"/>
         <w:tblLook w:val="04A0" w:firstRow="1" w:lastRow="0" w:firstColumn="1" w:lastColumn="0" w:noHBand="0" w:noVBand="1"/>
       </w:tblPr>
@@ -3080,14 +3031,16 @@
               </w:rPr>
               <w:t xml:space="preserve">Tabla origen: </w:t>
             </w:r>
+            <w:proofErr w:type="spellStart"/>
             <w:r>
               <w:rPr>
                 <w:b/>
                 <w:color w:val="FFFFFF"/>
                 <w:lang w:val="es-MX"/>
               </w:rPr>
-              <w:t>e_perm_aws.t_rm_cliente</w:t>
-            </w:r>
+              <w:t>e_perm_aws.t_agg_alertas_plaft</w:t>
+            </w:r>
+            <w:proofErr w:type="spellEnd"/>
           </w:p>
         </w:tc>
       </w:tr>
@@ -3110,13 +3063,15 @@
               </w:rPr>
               <w:t xml:space="preserve">Variable origen: </w:t>
             </w:r>
-            <w:r>
-              <w:rPr>
-                <w:b/>
-                <w:lang w:val="es-MX"/>
-              </w:rPr>
-              <w:t>cod_sectorista</w:t>
-            </w:r>
+            <w:proofErr w:type="spellStart"/>
+            <w:r>
+              <w:rPr>
+                <w:b/>
+                <w:lang w:val="es-MX"/>
+              </w:rPr>
+              <w:t>cod_sectorista_id</w:t>
+            </w:r>
+            <w:proofErr w:type="spellEnd"/>
           </w:p>
         </w:tc>
       </w:tr>
@@ -3155,15 +3110,31 @@
               <w:rPr>
                 <w:rFonts w:ascii="Courier New" w:hAnsi="Courier New"/>
               </w:rPr>
-              <w:t>-- CTE wrk_base_cliente (p1): wbc.cod_sectorista proviene de rcl.cod_sectorista (e_perm_aws.t_rm_cliente)</w:t>
-            </w:r>
-          </w:p>
-          <w:p>
-            <w:r>
-              <w:rPr>
-                <w:rFonts w:ascii="Courier New" w:hAnsi="Courier New"/>
-              </w:rPr>
-              <w:t>CAST(wbc.cod_sectorista AS VARCHAR) AS cod_sectorista_id</w:t>
+              <w:t>select a.cod_sectorista_id AS cod_sectorista_id</w:t>
+            </w:r>
+          </w:p>
+          <w:p>
+            <w:r>
+              <w:rPr>
+                <w:rFonts w:ascii="Courier New" w:hAnsi="Courier New"/>
+              </w:rPr>
+              <w:t>from e_perm_aws.t_agg_alertas_plaft a</w:t>
+            </w:r>
+          </w:p>
+          <w:p>
+            <w:r>
+              <w:rPr>
+                <w:rFonts w:ascii="Courier New" w:hAnsi="Courier New"/>
+              </w:rPr>
+              <w:t>cross join wrk_dim_tiempo t</w:t>
+            </w:r>
+          </w:p>
+          <w:p>
+            <w:r>
+              <w:rPr>
+                <w:rFonts w:ascii="Courier New" w:hAnsi="Courier New"/>
+              </w:rPr>
+              <w:t>where a.p_codmes = t.codmes</w:t>
             </w:r>
           </w:p>
         </w:tc>
@@ -3222,7 +3193,7 @@
     </w:p>
     <w:tbl>
       <w:tblPr>
-        <w:tblStyle w:val="TableGrid"/>
+        <w:tblStyle w:val="Tablaconcuadrcula"/>
         <w:tblW w:w="0" w:type="auto"/>
         <w:tblLook w:val="04A0" w:firstRow="1" w:lastRow="0" w:firstColumn="1" w:lastColumn="0" w:noHBand="0" w:noVBand="1"/>
       </w:tblPr>
@@ -3249,14 +3220,16 @@
               </w:rPr>
               <w:t xml:space="preserve">Tabla origen: </w:t>
             </w:r>
+            <w:proofErr w:type="spellStart"/>
             <w:r>
               <w:rPr>
                 <w:b/>
                 <w:color w:val="FFFFFF"/>
                 <w:lang w:val="es-MX"/>
               </w:rPr>
-              <w:t>e_perm_aws.t_fct_transacciones_captaciones</w:t>
-            </w:r>
+              <w:t>e_perm_aws.t_agg_alertas_plaft</w:t>
+            </w:r>
+            <w:proofErr w:type="spellEnd"/>
           </w:p>
         </w:tc>
       </w:tr>
@@ -3277,15 +3250,17 @@
                 <w:b/>
                 <w:lang w:val="es-MX"/>
               </w:rPr>
-              <w:t xml:space="preserve">Variables origen: </w:t>
-            </w:r>
-            <w:r>
-              <w:rPr>
-                <w:b/>
-                <w:lang w:val="es-MX"/>
-              </w:rPr>
-              <w:t>signomonto, montotransaccion</w:t>
-            </w:r>
+              <w:t xml:space="preserve">Variable origen: </w:t>
+            </w:r>
+            <w:proofErr w:type="spellStart"/>
+            <w:r>
+              <w:rPr>
+                <w:b/>
+                <w:lang w:val="es-MX"/>
+              </w:rPr>
+              <w:t>rat_mntcrgsefetot_1m</w:t>
+            </w:r>
+            <w:proofErr w:type="spellEnd"/>
           </w:p>
         </w:tc>
       </w:tr>
@@ -3324,47 +3299,31 @@
               <w:rPr>
                 <w:rFonts w:ascii="Courier New" w:hAnsi="Courier New"/>
               </w:rPr>
-              <w:t>-- CTE trx_monto_cargos_ratios_efectivo_total (Querys/sdlf-datascience-views-t_agg_alertas_p2_plaft-insert.txt)</w:t>
-            </w:r>
-          </w:p>
-          <w:p>
-            <w:r>
-              <w:rPr>
-                <w:rFonts w:ascii="Courier New" w:hAnsi="Courier New"/>
-              </w:rPr>
-              <w:t>COALESCE(CAST(tmce.trx_monto_cargos_1m_efectivo * 1.000000</w:t>
-            </w:r>
-          </w:p>
-          <w:p>
-            <w:r>
-              <w:rPr>
-                <w:rFonts w:ascii="Courier New" w:hAnsi="Courier New"/>
-              </w:rPr>
-              <w:t xml:space="preserve">    / NULLIF(tmat.trx_monto_cargos_1m_total, 0) AS DECIMAL(38,6)), 0)</w:t>
-            </w:r>
-          </w:p>
-          <w:p>
-            <w:r>
-              <w:rPr>
-                <w:rFonts w:ascii="Courier New" w:hAnsi="Courier New"/>
-              </w:rPr>
-              <w:t xml:space="preserve">    AS trx_monto_cargos_ratio_1m_efectivo_total</w:t>
-            </w:r>
-          </w:p>
-          <w:p>
-            <w:r>
-              <w:rPr>
-                <w:rFonts w:ascii="Courier New" w:hAnsi="Courier New"/>
-              </w:rPr>
-              <w:t>-- Selección final (p2):</w:t>
-            </w:r>
-          </w:p>
-          <w:p>
-            <w:r>
-              <w:rPr>
-                <w:rFonts w:ascii="Courier New" w:hAnsi="Courier New"/>
-              </w:rPr>
-              <w:t>COALESCE(CAST(tmcret.trx_monto_cargos_ratio_1m_efectivo_total AS DECIMAL(38,6)), 0) AS rat_mntcrgsefetot_1m</w:t>
+              <w:t>select TRY_CAST(a.rat_mntcrgsefetot_1m AS DOUBLE) AS rat_mntcrgsefetot_1m</w:t>
+            </w:r>
+          </w:p>
+          <w:p>
+            <w:r>
+              <w:rPr>
+                <w:rFonts w:ascii="Courier New" w:hAnsi="Courier New"/>
+              </w:rPr>
+              <w:t>from e_perm_aws.t_agg_alertas_plaft a</w:t>
+            </w:r>
+          </w:p>
+          <w:p>
+            <w:r>
+              <w:rPr>
+                <w:rFonts w:ascii="Courier New" w:hAnsi="Courier New"/>
+              </w:rPr>
+              <w:t>cross join wrk_dim_tiempo t</w:t>
+            </w:r>
+          </w:p>
+          <w:p>
+            <w:r>
+              <w:rPr>
+                <w:rFonts w:ascii="Courier New" w:hAnsi="Courier New"/>
+              </w:rPr>
+              <w:t>where a.p_codmes = t.codmes</w:t>
             </w:r>
           </w:p>
         </w:tc>
@@ -3423,7 +3382,7 @@
     </w:p>
     <w:tbl>
       <w:tblPr>
-        <w:tblStyle w:val="TableGrid"/>
+        <w:tblStyle w:val="Tablaconcuadrcula"/>
         <w:tblW w:w="0" w:type="auto"/>
         <w:tblLook w:val="04A0" w:firstRow="1" w:lastRow="0" w:firstColumn="1" w:lastColumn="0" w:noHBand="0" w:noVBand="1"/>
       </w:tblPr>
@@ -3450,14 +3409,16 @@
               </w:rPr>
               <w:t xml:space="preserve">Tabla origen: </w:t>
             </w:r>
+            <w:proofErr w:type="spellStart"/>
             <w:r>
               <w:rPr>
                 <w:b/>
                 <w:color w:val="FFFFFF"/>
                 <w:lang w:val="es-MX"/>
               </w:rPr>
-              <w:t>d_perm_aws.t_agg_alertas_plaft</w:t>
-            </w:r>
+              <w:t>e_perm_aws.t_agg_alertas_plaft</w:t>
+            </w:r>
+            <w:proofErr w:type="spellEnd"/>
           </w:p>
         </w:tc>
       </w:tr>
@@ -3480,6 +3441,7 @@
               </w:rPr>
               <w:t xml:space="preserve">Variables origen: </w:t>
             </w:r>
+            <w:proofErr w:type="spellStart"/>
             <w:r>
               <w:rPr>
                 <w:b/>
@@ -3487,6 +3449,7 @@
               </w:rPr>
               <w:t>imp_trx_cargostot_1m, avg_trx_cargostot_6m</w:t>
             </w:r>
+            <w:proofErr w:type="spellEnd"/>
           </w:p>
         </w:tc>
       </w:tr>
@@ -3525,39 +3488,39 @@
               <w:rPr>
                 <w:rFonts w:ascii="Courier New" w:hAnsi="Courier New"/>
               </w:rPr>
-              <w:t>-- Ratio calculado directamente sobre la tabla consolidada (no existe en p1-p4). Fuente: Querys/model_variables.sql</w:t>
-            </w:r>
-          </w:p>
-          <w:p>
-            <w:r>
-              <w:rPr>
-                <w:rFonts w:ascii="Courier New" w:hAnsi="Courier New"/>
-              </w:rPr>
-              <w:t>TRY_CAST(a.imp_trx_cargostot_1m AS DOUBLE)</w:t>
-            </w:r>
-          </w:p>
-          <w:p>
-            <w:r>
-              <w:rPr>
-                <w:rFonts w:ascii="Courier New" w:hAnsi="Courier New"/>
-              </w:rPr>
-              <w:t xml:space="preserve">    / NULLIF(TRY_CAST(a.avg_trx_cargostot_6m AS DOUBLE), 0)</w:t>
-            </w:r>
-          </w:p>
-          <w:p>
-            <w:r>
-              <w:rPr>
-                <w:rFonts w:ascii="Courier New" w:hAnsi="Courier New"/>
-              </w:rPr>
-              <w:t xml:space="preserve">    AS rat_cargos_1m_vs_6m</w:t>
-            </w:r>
-          </w:p>
-          <w:p>
-            <w:r>
-              <w:rPr>
-                <w:rFonts w:ascii="Courier New" w:hAnsi="Courier New"/>
-              </w:rPr>
-              <w:t>-- En importancia_variables.csv figura como 'ratio_cargos_1m_vs_6m' (misma variable, mismo valor SHAP).</w:t>
+              <w:t>select TRY_CAST(a.imp_trx_cargostot_1m AS DOUBLE)</w:t>
+            </w:r>
+          </w:p>
+          <w:p>
+            <w:r>
+              <w:rPr>
+                <w:rFonts w:ascii="Courier New" w:hAnsi="Courier New"/>
+              </w:rPr>
+              <w:t xml:space="preserve">    / NULLIF(TRY_CAST(a.avg_trx_cargostot_6m AS DOUBLE), 0) AS ratio_cargos_1m_vs_6m</w:t>
+            </w:r>
+          </w:p>
+          <w:p>
+            <w:r>
+              <w:rPr>
+                <w:rFonts w:ascii="Courier New" w:hAnsi="Courier New"/>
+              </w:rPr>
+              <w:t>from e_perm_aws.t_agg_alertas_plaft a</w:t>
+            </w:r>
+          </w:p>
+          <w:p>
+            <w:r>
+              <w:rPr>
+                <w:rFonts w:ascii="Courier New" w:hAnsi="Courier New"/>
+              </w:rPr>
+              <w:t>cross join wrk_dim_tiempo t</w:t>
+            </w:r>
+          </w:p>
+          <w:p>
+            <w:r>
+              <w:rPr>
+                <w:rFonts w:ascii="Courier New" w:hAnsi="Courier New"/>
+              </w:rPr>
+              <w:t>where a.p_codmes = t.codmes</w:t>
             </w:r>
           </w:p>
         </w:tc>
@@ -3616,7 +3579,7 @@
     </w:p>
     <w:tbl>
       <w:tblPr>
-        <w:tblStyle w:val="TableGrid"/>
+        <w:tblStyle w:val="Tablaconcuadrcula"/>
         <w:tblW w:w="0" w:type="auto"/>
         <w:tblLook w:val="04A0" w:firstRow="1" w:lastRow="0" w:firstColumn="1" w:lastColumn="0" w:noHBand="0" w:noVBand="1"/>
       </w:tblPr>
@@ -3643,14 +3606,16 @@
               </w:rPr>
               <w:t xml:space="preserve">Tabla origen: </w:t>
             </w:r>
+            <w:proofErr w:type="spellStart"/>
             <w:r>
               <w:rPr>
                 <w:b/>
                 <w:color w:val="FFFFFF"/>
                 <w:lang w:val="es-MX"/>
               </w:rPr>
-              <w:t>d_perm_aws.t_agg_alertas_plaft</w:t>
-            </w:r>
+              <w:t>e_perm_aws.t_agg_alertas_plaft</w:t>
+            </w:r>
+            <w:proofErr w:type="spellEnd"/>
           </w:p>
         </w:tc>
       </w:tr>
@@ -3673,6 +3638,7 @@
               </w:rPr>
               <w:t xml:space="preserve">Variables origen: </w:t>
             </w:r>
+            <w:proofErr w:type="spellStart"/>
             <w:r>
               <w:rPr>
                 <w:b/>
@@ -3680,6 +3646,7 @@
               </w:rPr>
               <w:t>mto_del_ext_12m, imp_trx_abonostot_12m</w:t>
             </w:r>
+            <w:proofErr w:type="spellEnd"/>
           </w:p>
         </w:tc>
       </w:tr>
@@ -3718,31 +3685,39 @@
               <w:rPr>
                 <w:rFonts w:ascii="Courier New" w:hAnsi="Courier New"/>
               </w:rPr>
-              <w:t>-- Ratio calculado directamente sobre la tabla consolidada (no existe en p1-p4). Fuente: Querys/model_variables.sql</w:t>
-            </w:r>
-          </w:p>
-          <w:p>
-            <w:r>
-              <w:rPr>
-                <w:rFonts w:ascii="Courier New" w:hAnsi="Courier New"/>
-              </w:rPr>
-              <w:t>TRY_CAST(a.mto_del_ext_12m AS DOUBLE)</w:t>
-            </w:r>
-          </w:p>
-          <w:p>
-            <w:r>
-              <w:rPr>
-                <w:rFonts w:ascii="Courier New" w:hAnsi="Courier New"/>
-              </w:rPr>
-              <w:t xml:space="preserve">    / NULLIF(TRY_CAST(a.imp_trx_abonostot_12m AS DOUBLE), 0)</w:t>
-            </w:r>
-          </w:p>
-          <w:p>
-            <w:r>
-              <w:rPr>
-                <w:rFonts w:ascii="Courier New" w:hAnsi="Courier New"/>
-              </w:rPr>
-              <w:t xml:space="preserve">    AS rat_ing_ext_x_ing_tot_12m</w:t>
+              <w:t>select TRY_CAST(a.mto_del_ext_12m AS DOUBLE)</w:t>
+            </w:r>
+          </w:p>
+          <w:p>
+            <w:r>
+              <w:rPr>
+                <w:rFonts w:ascii="Courier New" w:hAnsi="Courier New"/>
+              </w:rPr>
+              <w:t xml:space="preserve">    / NULLIF(TRY_CAST(a.imp_trx_abonostot_12m AS DOUBLE), 0) AS rat_ing_ext_x_ing_tot_12m</w:t>
+            </w:r>
+          </w:p>
+          <w:p>
+            <w:r>
+              <w:rPr>
+                <w:rFonts w:ascii="Courier New" w:hAnsi="Courier New"/>
+              </w:rPr>
+              <w:t>from e_perm_aws.t_agg_alertas_plaft a</w:t>
+            </w:r>
+          </w:p>
+          <w:p>
+            <w:r>
+              <w:rPr>
+                <w:rFonts w:ascii="Courier New" w:hAnsi="Courier New"/>
+              </w:rPr>
+              <w:t>cross join wrk_dim_tiempo t</w:t>
+            </w:r>
+          </w:p>
+          <w:p>
+            <w:r>
+              <w:rPr>
+                <w:rFonts w:ascii="Courier New" w:hAnsi="Courier New"/>
+              </w:rPr>
+              <w:t>where a.p_codmes = t.codmes</w:t>
             </w:r>
           </w:p>
         </w:tc>
@@ -3801,7 +3776,7 @@
     </w:p>
     <w:tbl>
       <w:tblPr>
-        <w:tblStyle w:val="TableGrid"/>
+        <w:tblStyle w:val="Tablaconcuadrcula"/>
         <w:tblW w:w="0" w:type="auto"/>
         <w:tblLook w:val="04A0" w:firstRow="1" w:lastRow="0" w:firstColumn="1" w:lastColumn="0" w:noHBand="0" w:noVBand="1"/>
       </w:tblPr>
@@ -3828,14 +3803,16 @@
               </w:rPr>
               <w:t xml:space="preserve">Tabla origen: </w:t>
             </w:r>
+            <w:proofErr w:type="spellStart"/>
             <w:r>
               <w:rPr>
                 <w:b/>
                 <w:color w:val="FFFFFF"/>
                 <w:lang w:val="es-MX"/>
               </w:rPr>
-              <w:t>d_perm_aws.t_agg_alertas_plaft</w:t>
-            </w:r>
+              <w:t>e_perm_aws.t_agg_alertas_plaft</w:t>
+            </w:r>
+            <w:proofErr w:type="spellEnd"/>
           </w:p>
         </w:tc>
       </w:tr>
@@ -3858,6 +3835,7 @@
               </w:rPr>
               <w:t xml:space="preserve">Variables origen: </w:t>
             </w:r>
+            <w:proofErr w:type="spellStart"/>
             <w:r>
               <w:rPr>
                 <w:b/>
@@ -3865,6 +3843,7 @@
               </w:rPr>
               <w:t>cnt_ros_hist, cnt_trx_cargostot_3m</w:t>
             </w:r>
+            <w:proofErr w:type="spellEnd"/>
           </w:p>
         </w:tc>
       </w:tr>
@@ -3903,31 +3882,39 @@
               <w:rPr>
                 <w:rFonts w:ascii="Courier New" w:hAnsi="Courier New"/>
               </w:rPr>
-              <w:t>-- Ratio calculado directamente sobre la tabla consolidada (no existe en p1-p4). Fuente: Querys/model_variables.sql</w:t>
-            </w:r>
-          </w:p>
-          <w:p>
-            <w:r>
-              <w:rPr>
-                <w:rFonts w:ascii="Courier New" w:hAnsi="Courier New"/>
-              </w:rPr>
-              <w:t>TRY_CAST(a.cnt_ros_hist AS DOUBLE)</w:t>
-            </w:r>
-          </w:p>
-          <w:p>
-            <w:r>
-              <w:rPr>
-                <w:rFonts w:ascii="Courier New" w:hAnsi="Courier New"/>
-              </w:rPr>
-              <w:t xml:space="preserve">    / NULLIF(TRY_CAST(a.cnt_trx_cargostot_3m AS DOUBLE), 0)</w:t>
-            </w:r>
-          </w:p>
-          <w:p>
-            <w:r>
-              <w:rPr>
-                <w:rFonts w:ascii="Courier New" w:hAnsi="Courier New"/>
-              </w:rPr>
-              <w:t xml:space="preserve">    AS rat_cntros_x_cnttrxegr_3m</w:t>
+              <w:t>select TRY_CAST(a.cnt_ros_hist AS DOUBLE)</w:t>
+            </w:r>
+          </w:p>
+          <w:p>
+            <w:r>
+              <w:rPr>
+                <w:rFonts w:ascii="Courier New" w:hAnsi="Courier New"/>
+              </w:rPr>
+              <w:t xml:space="preserve">    / NULLIF(TRY_CAST(a.cnt_trx_cargostot_3m AS DOUBLE), 0) AS rat_cntros_x_cnttrxegr_3m</w:t>
+            </w:r>
+          </w:p>
+          <w:p>
+            <w:r>
+              <w:rPr>
+                <w:rFonts w:ascii="Courier New" w:hAnsi="Courier New"/>
+              </w:rPr>
+              <w:t>from e_perm_aws.t_agg_alertas_plaft a</w:t>
+            </w:r>
+          </w:p>
+          <w:p>
+            <w:r>
+              <w:rPr>
+                <w:rFonts w:ascii="Courier New" w:hAnsi="Courier New"/>
+              </w:rPr>
+              <w:t>cross join wrk_dim_tiempo t</w:t>
+            </w:r>
+          </w:p>
+          <w:p>
+            <w:r>
+              <w:rPr>
+                <w:rFonts w:ascii="Courier New" w:hAnsi="Courier New"/>
+              </w:rPr>
+              <w:t>where a.p_codmes = t.codmes</w:t>
             </w:r>
           </w:p>
         </w:tc>
@@ -3986,7 +3973,7 @@
     </w:p>
     <w:tbl>
       <w:tblPr>
-        <w:tblStyle w:val="TableGrid"/>
+        <w:tblStyle w:val="Tablaconcuadrcula"/>
         <w:tblW w:w="0" w:type="auto"/>
         <w:tblLook w:val="04A0" w:firstRow="1" w:lastRow="0" w:firstColumn="1" w:lastColumn="0" w:noHBand="0" w:noVBand="1"/>
       </w:tblPr>
@@ -4013,14 +4000,16 @@
               </w:rPr>
               <w:t xml:space="preserve">Tabla origen: </w:t>
             </w:r>
+            <w:proofErr w:type="spellStart"/>
             <w:r>
               <w:rPr>
                 <w:b/>
                 <w:color w:val="FFFFFF"/>
                 <w:lang w:val="es-MX"/>
               </w:rPr>
-              <w:t>e_perm_aws.t_alertas_plaft</w:t>
-            </w:r>
+              <w:t>e_perm_aws.t_agg_alertas_plaft</w:t>
+            </w:r>
+            <w:proofErr w:type="spellEnd"/>
           </w:p>
         </w:tc>
       </w:tr>
@@ -4043,13 +4032,15 @@
               </w:rPr>
               <w:t xml:space="preserve">Variable origen: </w:t>
             </w:r>
-            <w:r>
-              <w:rPr>
-                <w:b/>
-                <w:lang w:val="es-MX"/>
-              </w:rPr>
-              <w:t>fecha_inicio_ros</w:t>
-            </w:r>
+            <w:proofErr w:type="spellStart"/>
+            <w:r>
+              <w:rPr>
+                <w:b/>
+                <w:lang w:val="es-MX"/>
+              </w:rPr>
+              <w:t>cnt_ros_hist</w:t>
+            </w:r>
+            <w:proofErr w:type="spellEnd"/>
           </w:p>
         </w:tc>
       </w:tr>
@@ -4088,39 +4079,31 @@
               <w:rPr>
                 <w:rFonts w:ascii="Courier New" w:hAnsi="Courier New"/>
               </w:rPr>
-              <w:t>-- CTE wrk_alertas_plaft (Querys/sdlf-datascience-views-t_agg_alertas_p3_plaft-insert.txt)</w:t>
-            </w:r>
-          </w:p>
-          <w:p>
-            <w:r>
-              <w:rPr>
-                <w:rFonts w:ascii="Courier New" w:hAnsi="Courier New"/>
-              </w:rPr>
-              <w:t>COUNT(CASE WHEN ap.fecha_inicio_ros &lt; t.dlcodmesm00 THEN 1 END) AS q_ros_hist</w:t>
-            </w:r>
-          </w:p>
-          <w:p>
-            <w:r>
-              <w:rPr>
-                <w:rFonts w:ascii="Courier New" w:hAnsi="Courier New"/>
-              </w:rPr>
-              <w:t>FROM e_perm_aws.t_alertas_plaft ap</w:t>
-            </w:r>
-          </w:p>
-          <w:p>
-            <w:r>
-              <w:rPr>
-                <w:rFonts w:ascii="Courier New" w:hAnsi="Courier New"/>
-              </w:rPr>
-              <w:t>-- Selección final (p3):</w:t>
-            </w:r>
-          </w:p>
-          <w:p>
-            <w:r>
-              <w:rPr>
-                <w:rFonts w:ascii="Courier New" w:hAnsi="Courier New"/>
-              </w:rPr>
-              <w:t>cb7.q_ros_hist AS cnt_ros_hist</w:t>
+              <w:t>select TRY_CAST(a.cnt_ros_hist AS INTEGER) AS cnt_ros_hist</w:t>
+            </w:r>
+          </w:p>
+          <w:p>
+            <w:r>
+              <w:rPr>
+                <w:rFonts w:ascii="Courier New" w:hAnsi="Courier New"/>
+              </w:rPr>
+              <w:t>from e_perm_aws.t_agg_alertas_plaft a</w:t>
+            </w:r>
+          </w:p>
+          <w:p>
+            <w:r>
+              <w:rPr>
+                <w:rFonts w:ascii="Courier New" w:hAnsi="Courier New"/>
+              </w:rPr>
+              <w:t>cross join wrk_dim_tiempo t</w:t>
+            </w:r>
+          </w:p>
+          <w:p>
+            <w:r>
+              <w:rPr>
+                <w:rFonts w:ascii="Courier New" w:hAnsi="Courier New"/>
+              </w:rPr>
+              <w:t>where a.p_codmes = t.codmes</w:t>
             </w:r>
           </w:p>
         </w:tc>
@@ -4179,7 +4162,7 @@
     </w:p>
     <w:tbl>
       <w:tblPr>
-        <w:tblStyle w:val="TableGrid"/>
+        <w:tblStyle w:val="Tablaconcuadrcula"/>
         <w:tblW w:w="0" w:type="auto"/>
         <w:tblLook w:val="04A0" w:firstRow="1" w:lastRow="0" w:firstColumn="1" w:lastColumn="0" w:noHBand="0" w:noVBand="1"/>
       </w:tblPr>
@@ -4206,14 +4189,16 @@
               </w:rPr>
               <w:t xml:space="preserve">Tabla origen: </w:t>
             </w:r>
+            <w:proofErr w:type="spellStart"/>
             <w:r>
               <w:rPr>
                 <w:b/>
                 <w:color w:val="FFFFFF"/>
                 <w:lang w:val="es-MX"/>
               </w:rPr>
-              <w:t>e_perm_aws.t_fct_transacciones_captaciones</w:t>
-            </w:r>
+              <w:t>e_perm_aws.t_agg_alertas_plaft</w:t>
+            </w:r>
+            <w:proofErr w:type="spellEnd"/>
           </w:p>
         </w:tc>
       </w:tr>
@@ -4234,15 +4219,17 @@
                 <w:b/>
                 <w:lang w:val="es-MX"/>
               </w:rPr>
-              <w:t xml:space="preserve">Variables origen: </w:t>
-            </w:r>
-            <w:r>
-              <w:rPr>
-                <w:b/>
-                <w:lang w:val="es-MX"/>
-              </w:rPr>
-              <w:t>signomonto, codigotransaccion</w:t>
-            </w:r>
+              <w:t xml:space="preserve">Variable origen: </w:t>
+            </w:r>
+            <w:proofErr w:type="spellStart"/>
+            <w:r>
+              <w:rPr>
+                <w:b/>
+                <w:lang w:val="es-MX"/>
+              </w:rPr>
+              <w:t>rat_trx_abonosefectot_1m</w:t>
+            </w:r>
+            <w:proofErr w:type="spellEnd"/>
           </w:p>
         </w:tc>
       </w:tr>
@@ -4281,47 +4268,31 @@
               <w:rPr>
                 <w:rFonts w:ascii="Courier New" w:hAnsi="Courier New"/>
               </w:rPr>
-              <w:t>-- CTE trx_q_abonos_ratios_efectivo_total (Querys/sdlf-datascience-views-t_agg_alertas_p1_plaft-insert.txt)</w:t>
-            </w:r>
-          </w:p>
-          <w:p>
-            <w:r>
-              <w:rPr>
-                <w:rFonts w:ascii="Courier New" w:hAnsi="Courier New"/>
-              </w:rPr>
-              <w:t>COALESCE(CAST(tqae.trx_q_abonos_1m_efectivo * 1.000000</w:t>
-            </w:r>
-          </w:p>
-          <w:p>
-            <w:r>
-              <w:rPr>
-                <w:rFonts w:ascii="Courier New" w:hAnsi="Courier New"/>
-              </w:rPr>
-              <w:t xml:space="preserve">    / NULLIF(tqat.trx_q_abonos_1m_total, 0) AS DECIMAL(38,6)), 0)</w:t>
-            </w:r>
-          </w:p>
-          <w:p>
-            <w:r>
-              <w:rPr>
-                <w:rFonts w:ascii="Courier New" w:hAnsi="Courier New"/>
-              </w:rPr>
-              <w:t xml:space="preserve">    AS trx_q_abonos_ratio_1m_efectivo_total</w:t>
-            </w:r>
-          </w:p>
-          <w:p>
-            <w:r>
-              <w:rPr>
-                <w:rFonts w:ascii="Courier New" w:hAnsi="Courier New"/>
-              </w:rPr>
-              <w:t>-- Selección final (p1):</w:t>
-            </w:r>
-          </w:p>
-          <w:p>
-            <w:r>
-              <w:rPr>
-                <w:rFonts w:ascii="Courier New" w:hAnsi="Courier New"/>
-              </w:rPr>
-              <w:t>COALESCE(CAST(tqaret.trx_q_abonos_ratio_1m_efectivo_total AS DECIMAL(38,6)), 0) AS rat_trx_abonosefectot_1m</w:t>
+              <w:t>select TRY_CAST(a.rat_trx_abonosefectot_1m AS DOUBLE) AS rat_trx_abonosefectot_1m</w:t>
+            </w:r>
+          </w:p>
+          <w:p>
+            <w:r>
+              <w:rPr>
+                <w:rFonts w:ascii="Courier New" w:hAnsi="Courier New"/>
+              </w:rPr>
+              <w:t>from e_perm_aws.t_agg_alertas_plaft a</w:t>
+            </w:r>
+          </w:p>
+          <w:p>
+            <w:r>
+              <w:rPr>
+                <w:rFonts w:ascii="Courier New" w:hAnsi="Courier New"/>
+              </w:rPr>
+              <w:t>cross join wrk_dim_tiempo t</w:t>
+            </w:r>
+          </w:p>
+          <w:p>
+            <w:r>
+              <w:rPr>
+                <w:rFonts w:ascii="Courier New" w:hAnsi="Courier New"/>
+              </w:rPr>
+              <w:t>where a.p_codmes = t.codmes</w:t>
             </w:r>
           </w:p>
         </w:tc>
@@ -4380,7 +4351,7 @@
     </w:p>
     <w:tbl>
       <w:tblPr>
-        <w:tblStyle w:val="TableGrid"/>
+        <w:tblStyle w:val="Tablaconcuadrcula"/>
         <w:tblW w:w="0" w:type="auto"/>
         <w:tblLook w:val="04A0" w:firstRow="1" w:lastRow="0" w:firstColumn="1" w:lastColumn="0" w:noHBand="0" w:noVBand="1"/>
       </w:tblPr>
@@ -4407,14 +4378,16 @@
               </w:rPr>
               <w:t xml:space="preserve">Tabla origen: </w:t>
             </w:r>
+            <w:proofErr w:type="spellStart"/>
             <w:r>
               <w:rPr>
                 <w:b/>
                 <w:color w:val="FFFFFF"/>
                 <w:lang w:val="es-MX"/>
               </w:rPr>
-              <w:t>d_perm_aws.t_agg_alertas_plaft</w:t>
-            </w:r>
+              <w:t>e_perm_aws.t_agg_alertas_plaft</w:t>
+            </w:r>
+            <w:proofErr w:type="spellEnd"/>
           </w:p>
         </w:tc>
       </w:tr>
@@ -4437,6 +4410,7 @@
               </w:rPr>
               <w:t xml:space="preserve">Variables origen: </w:t>
             </w:r>
+            <w:proofErr w:type="spellStart"/>
             <w:r>
               <w:rPr>
                 <w:b/>
@@ -4444,6 +4418,7 @@
               </w:rPr>
               <w:t>avg_cpmenegr_12m, imp_trx_cargostot_6m</w:t>
             </w:r>
+            <w:proofErr w:type="spellEnd"/>
           </w:p>
         </w:tc>
       </w:tr>
@@ -4482,31 +4457,39 @@
               <w:rPr>
                 <w:rFonts w:ascii="Courier New" w:hAnsi="Courier New"/>
               </w:rPr>
-              <w:t>-- Ratio calculado directamente sobre la tabla consolidada (no existe en p1-p4). Fuente: Querys/model_variables.sql</w:t>
-            </w:r>
-          </w:p>
-          <w:p>
-            <w:r>
-              <w:rPr>
-                <w:rFonts w:ascii="Courier New" w:hAnsi="Courier New"/>
-              </w:rPr>
-              <w:t>TRY_CAST(a.avg_cpmenegr_12m AS DOUBLE)</w:t>
-            </w:r>
-          </w:p>
-          <w:p>
-            <w:r>
-              <w:rPr>
-                <w:rFonts w:ascii="Courier New" w:hAnsi="Courier New"/>
-              </w:rPr>
-              <w:t xml:space="preserve">    / NULLIF(TRY_CAST(a.imp_trx_cargostot_6m AS DOUBLE), 0)</w:t>
-            </w:r>
-          </w:p>
-          <w:p>
-            <w:r>
-              <w:rPr>
-                <w:rFonts w:ascii="Courier New" w:hAnsi="Courier New"/>
-              </w:rPr>
-              <w:t xml:space="preserve">    AS share_cp_egresos</w:t>
+              <w:t>select TRY_CAST(a.avg_cpmenegr_12m AS DOUBLE)</w:t>
+            </w:r>
+          </w:p>
+          <w:p>
+            <w:r>
+              <w:rPr>
+                <w:rFonts w:ascii="Courier New" w:hAnsi="Courier New"/>
+              </w:rPr>
+              <w:t xml:space="preserve">    / NULLIF(TRY_CAST(a.imp_trx_cargostot_6m AS DOUBLE), 0) AS share_cp_egresos</w:t>
+            </w:r>
+          </w:p>
+          <w:p>
+            <w:r>
+              <w:rPr>
+                <w:rFonts w:ascii="Courier New" w:hAnsi="Courier New"/>
+              </w:rPr>
+              <w:t>from e_perm_aws.t_agg_alertas_plaft a</w:t>
+            </w:r>
+          </w:p>
+          <w:p>
+            <w:r>
+              <w:rPr>
+                <w:rFonts w:ascii="Courier New" w:hAnsi="Courier New"/>
+              </w:rPr>
+              <w:t>cross join wrk_dim_tiempo t</w:t>
+            </w:r>
+          </w:p>
+          <w:p>
+            <w:r>
+              <w:rPr>
+                <w:rFonts w:ascii="Courier New" w:hAnsi="Courier New"/>
+              </w:rPr>
+              <w:t>where a.p_codmes = t.codmes</w:t>
             </w:r>
           </w:p>
         </w:tc>
@@ -4565,7 +4548,7 @@
     </w:p>
     <w:tbl>
       <w:tblPr>
-        <w:tblStyle w:val="TableGrid"/>
+        <w:tblStyle w:val="Tablaconcuadrcula"/>
         <w:tblW w:w="0" w:type="auto"/>
         <w:tblLook w:val="04A0" w:firstRow="1" w:lastRow="0" w:firstColumn="1" w:lastColumn="0" w:noHBand="0" w:noVBand="1"/>
       </w:tblPr>
@@ -4592,14 +4575,16 @@
               </w:rPr>
               <w:t xml:space="preserve">Tabla origen: </w:t>
             </w:r>
+            <w:proofErr w:type="spellStart"/>
             <w:r>
               <w:rPr>
                 <w:b/>
                 <w:color w:val="FFFFFF"/>
                 <w:lang w:val="es-MX"/>
               </w:rPr>
-              <w:t>e_perm_aws.t_fct_transacciones_captaciones</w:t>
-            </w:r>
+              <w:t>e_perm_aws.t_agg_alertas_plaft</w:t>
+            </w:r>
+            <w:proofErr w:type="spellEnd"/>
           </w:p>
         </w:tc>
       </w:tr>
@@ -4620,15 +4605,17 @@
                 <w:b/>
                 <w:lang w:val="es-MX"/>
               </w:rPr>
-              <w:t xml:space="preserve">Variables origen: </w:t>
-            </w:r>
-            <w:r>
-              <w:rPr>
-                <w:b/>
-                <w:lang w:val="es-MX"/>
-              </w:rPr>
-              <w:t>signomonto, codigotransaccion</w:t>
-            </w:r>
+              <w:t xml:space="preserve">Variable origen: </w:t>
+            </w:r>
+            <w:proofErr w:type="spellStart"/>
+            <w:r>
+              <w:rPr>
+                <w:b/>
+                <w:lang w:val="es-MX"/>
+              </w:rPr>
+              <w:t>rat_trx_abonosefectot_3m</w:t>
+            </w:r>
+            <w:proofErr w:type="spellEnd"/>
           </w:p>
         </w:tc>
       </w:tr>
@@ -4667,47 +4654,31 @@
               <w:rPr>
                 <w:rFonts w:ascii="Courier New" w:hAnsi="Courier New"/>
               </w:rPr>
-              <w:t>-- CTE trx_q_abonos_ratios_efectivo_total (Querys/sdlf-datascience-views-t_agg_alertas_p1_plaft-insert.txt)</w:t>
-            </w:r>
-          </w:p>
-          <w:p>
-            <w:r>
-              <w:rPr>
-                <w:rFonts w:ascii="Courier New" w:hAnsi="Courier New"/>
-              </w:rPr>
-              <w:t>COALESCE(CAST(tqae.trx_q_abonos_3m_efectivo * 1.000000</w:t>
-            </w:r>
-          </w:p>
-          <w:p>
-            <w:r>
-              <w:rPr>
-                <w:rFonts w:ascii="Courier New" w:hAnsi="Courier New"/>
-              </w:rPr>
-              <w:t xml:space="preserve">    / NULLIF(tqat.trx_q_abonos_3m_total, 0) AS DECIMAL(38,6)), 0)</w:t>
-            </w:r>
-          </w:p>
-          <w:p>
-            <w:r>
-              <w:rPr>
-                <w:rFonts w:ascii="Courier New" w:hAnsi="Courier New"/>
-              </w:rPr>
-              <w:t xml:space="preserve">    AS trx_q_abonos_ratio_3m_efectivo_total</w:t>
-            </w:r>
-          </w:p>
-          <w:p>
-            <w:r>
-              <w:rPr>
-                <w:rFonts w:ascii="Courier New" w:hAnsi="Courier New"/>
-              </w:rPr>
-              <w:t>-- Selección final (p1):</w:t>
-            </w:r>
-          </w:p>
-          <w:p>
-            <w:r>
-              <w:rPr>
-                <w:rFonts w:ascii="Courier New" w:hAnsi="Courier New"/>
-              </w:rPr>
-              <w:t>COALESCE(CAST(tqaret.trx_q_abonos_ratio_3m_efectivo_total AS DECIMAL(38,6)), 0) AS rat_trx_abonosefectot_3m</w:t>
+              <w:t>select TRY_CAST(a.rat_trx_abonosefectot_3m AS DOUBLE) AS rat_trx_abonosefectot_3m</w:t>
+            </w:r>
+          </w:p>
+          <w:p>
+            <w:r>
+              <w:rPr>
+                <w:rFonts w:ascii="Courier New" w:hAnsi="Courier New"/>
+              </w:rPr>
+              <w:t>from e_perm_aws.t_agg_alertas_plaft a</w:t>
+            </w:r>
+          </w:p>
+          <w:p>
+            <w:r>
+              <w:rPr>
+                <w:rFonts w:ascii="Courier New" w:hAnsi="Courier New"/>
+              </w:rPr>
+              <w:t>cross join wrk_dim_tiempo t</w:t>
+            </w:r>
+          </w:p>
+          <w:p>
+            <w:r>
+              <w:rPr>
+                <w:rFonts w:ascii="Courier New" w:hAnsi="Courier New"/>
+              </w:rPr>
+              <w:t>where a.p_codmes = t.codmes</w:t>
             </w:r>
           </w:p>
         </w:tc>
@@ -4766,7 +4737,7 @@
     </w:p>
     <w:tbl>
       <w:tblPr>
-        <w:tblStyle w:val="TableGrid"/>
+        <w:tblStyle w:val="Tablaconcuadrcula"/>
         <w:tblW w:w="0" w:type="auto"/>
         <w:tblLook w:val="04A0" w:firstRow="1" w:lastRow="0" w:firstColumn="1" w:lastColumn="0" w:noHBand="0" w:noVBand="1"/>
       </w:tblPr>
@@ -4793,14 +4764,16 @@
               </w:rPr>
               <w:t xml:space="preserve">Tabla origen: </w:t>
             </w:r>
+            <w:proofErr w:type="spellStart"/>
             <w:r>
               <w:rPr>
                 <w:b/>
                 <w:color w:val="FFFFFF"/>
                 <w:lang w:val="es-MX"/>
               </w:rPr>
-              <w:t>e_perm_aws.t_fct_transacciones_captaciones</w:t>
-            </w:r>
+              <w:t>e_perm_aws.t_agg_alertas_plaft</w:t>
+            </w:r>
+            <w:proofErr w:type="spellEnd"/>
           </w:p>
         </w:tc>
       </w:tr>
@@ -4823,13 +4796,15 @@
               </w:rPr>
               <w:t xml:space="preserve">Variable origen: </w:t>
             </w:r>
-            <w:r>
-              <w:rPr>
-                <w:b/>
-                <w:lang w:val="es-MX"/>
-              </w:rPr>
-              <w:t>signomonto</w:t>
-            </w:r>
+            <w:proofErr w:type="spellStart"/>
+            <w:r>
+              <w:rPr>
+                <w:b/>
+                <w:lang w:val="es-MX"/>
+              </w:rPr>
+              <w:t>avg_trx_cargostot_3m</w:t>
+            </w:r>
+            <w:proofErr w:type="spellEnd"/>
           </w:p>
         </w:tc>
       </w:tr>
@@ -4868,55 +4843,31 @@
               <w:rPr>
                 <w:rFonts w:ascii="Courier New" w:hAnsi="Courier New"/>
               </w:rPr>
-              <w:t>-- CTE promedio_monto_cargo_total_efectivo (Querys/sdlf-datascience-views-t_agg_alertas_p1_plaft-insert.txt)</w:t>
-            </w:r>
-          </w:p>
-          <w:p>
-            <w:r>
-              <w:rPr>
-                <w:rFonts w:ascii="Courier New" w:hAnsi="Courier New"/>
-              </w:rPr>
-              <w:t>COALESCE(CAST(cmace.trx_q_cargos_3m_efectivo * 1.000000 / 3 AS DECIMAL(38,6)), 0)</w:t>
-            </w:r>
-          </w:p>
-          <w:p>
-            <w:r>
-              <w:rPr>
-                <w:rFonts w:ascii="Courier New" w:hAnsi="Courier New"/>
-              </w:rPr>
-              <w:t xml:space="preserve">    AS trx_monto_cargos_promedio_3m_total</w:t>
-            </w:r>
-          </w:p>
-          <w:p>
-            <w:r>
-              <w:rPr>
-                <w:rFonts w:ascii="Courier New" w:hAnsi="Courier New"/>
-              </w:rPr>
-              <w:t>-- Selección final (p1):</w:t>
-            </w:r>
-          </w:p>
-          <w:p>
-            <w:r>
-              <w:rPr>
-                <w:rFonts w:ascii="Courier New" w:hAnsi="Courier New"/>
-              </w:rPr>
-              <w:t>COALESCE(CAST(pmcte.trx_monto_cargos_promedio_3m_total AS DECIMAL(38,6)), 0) AS avg_trx_cargostot_3m</w:t>
-            </w:r>
-          </w:p>
-          <w:p>
-            <w:r>
-              <w:rPr>
-                <w:rFonts w:ascii="Courier New" w:hAnsi="Courier New"/>
-              </w:rPr>
-              <w:t>-- Nota: tal como figura en la query original, este promedio utiliza la cantidad de cargos en efectivo</w:t>
-            </w:r>
-          </w:p>
-          <w:p>
-            <w:r>
-              <w:rPr>
-                <w:rFonts w:ascii="Courier New" w:hAnsi="Courier New"/>
-              </w:rPr>
-              <w:t>-- (trx_q_cargos_3m_efectivo) dividida entre 3.</w:t>
+              <w:t>select TRY_CAST(a.avg_trx_cargostot_3m AS DOUBLE) AS avg_trx_cargostot_3m</w:t>
+            </w:r>
+          </w:p>
+          <w:p>
+            <w:r>
+              <w:rPr>
+                <w:rFonts w:ascii="Courier New" w:hAnsi="Courier New"/>
+              </w:rPr>
+              <w:t>from e_perm_aws.t_agg_alertas_plaft a</w:t>
+            </w:r>
+          </w:p>
+          <w:p>
+            <w:r>
+              <w:rPr>
+                <w:rFonts w:ascii="Courier New" w:hAnsi="Courier New"/>
+              </w:rPr>
+              <w:t>cross join wrk_dim_tiempo t</w:t>
+            </w:r>
+          </w:p>
+          <w:p>
+            <w:r>
+              <w:rPr>
+                <w:rFonts w:ascii="Courier New" w:hAnsi="Courier New"/>
+              </w:rPr>
+              <w:t>where a.p_codmes = t.codmes</w:t>
             </w:r>
           </w:p>
         </w:tc>
@@ -4975,7 +4926,7 @@
     </w:p>
     <w:tbl>
       <w:tblPr>
-        <w:tblStyle w:val="TableGrid"/>
+        <w:tblStyle w:val="Tablaconcuadrcula"/>
         <w:tblW w:w="0" w:type="auto"/>
         <w:tblLook w:val="04A0" w:firstRow="1" w:lastRow="0" w:firstColumn="1" w:lastColumn="0" w:noHBand="0" w:noVBand="1"/>
       </w:tblPr>
@@ -5002,14 +4953,16 @@
               </w:rPr>
               <w:t xml:space="preserve">Tabla origen: </w:t>
             </w:r>
+            <w:proofErr w:type="spellStart"/>
             <w:r>
               <w:rPr>
                 <w:b/>
                 <w:color w:val="FFFFFF"/>
                 <w:lang w:val="es-MX"/>
               </w:rPr>
-              <w:t>e_perm_aws.t_aml_operaciones</w:t>
-            </w:r>
+              <w:t>e_perm_aws.t_agg_alertas_plaft</w:t>
+            </w:r>
+            <w:proofErr w:type="spellEnd"/>
           </w:p>
         </w:tc>
       </w:tr>
@@ -5032,13 +4985,15 @@
               </w:rPr>
               <w:t xml:space="preserve">Variable origen: </w:t>
             </w:r>
-            <w:r>
-              <w:rPr>
-                <w:b/>
-                <w:lang w:val="es-MX"/>
-              </w:rPr>
-              <w:t>mto_operacion (egresos hacia contrapartes con noticia negativa)</w:t>
-            </w:r>
+            <w:proofErr w:type="spellStart"/>
+            <w:r>
+              <w:rPr>
+                <w:b/>
+                <w:lang w:val="es-MX"/>
+              </w:rPr>
+              <w:t>avg_cpmenegr_12m</w:t>
+            </w:r>
+            <w:proofErr w:type="spellEnd"/>
           </w:p>
         </w:tc>
       </w:tr>
@@ -5077,39 +5032,31 @@
               <w:rPr>
                 <w:rFonts w:ascii="Courier New" w:hAnsi="Courier New"/>
               </w:rPr>
-              <w:t>-- CTE contraparte_consolidado / cp_ing_egr_consolidado (Querys/sdlf-datascience-views-t_agg_alertas_p3_plaft-insert.txt), filtrado a contrapartes con noticia negativa (info_negativa)</w:t>
-            </w:r>
-          </w:p>
-          <w:p>
-            <w:r>
-              <w:rPr>
-                <w:rFonts w:ascii="Courier New" w:hAnsi="Courier New"/>
-              </w:rPr>
-              <w:t>AVG(monto_solarizado) AS promedio_mensual  -- tipo_operacion = 'EGRESO'</w:t>
-            </w:r>
-          </w:p>
-          <w:p>
-            <w:r>
-              <w:rPr>
-                <w:rFonts w:ascii="Courier New" w:hAnsi="Courier New"/>
-              </w:rPr>
-              <w:t>SUM(CASE WHEN tipo_operacion='EGRESO' THEN promedio_mensual ELSE 0 END) AS cp_promedio_mensual_egr</w:t>
-            </w:r>
-          </w:p>
-          <w:p>
-            <w:r>
-              <w:rPr>
-                <w:rFonts w:ascii="Courier New" w:hAnsi="Courier New"/>
-              </w:rPr>
-              <w:t>-- Selección final (p3):</w:t>
-            </w:r>
-          </w:p>
-          <w:p>
-            <w:r>
-              <w:rPr>
-                <w:rFonts w:ascii="Courier New" w:hAnsi="Courier New"/>
-              </w:rPr>
-              <w:t>CAST(cb89.cp_promedio_mensual_egr AS DECIMAL(38,6)) AS avg_cpmenegr_12m</w:t>
+              <w:t>select TRY_CAST(a.avg_cpmenegr_12m AS DOUBLE) AS avg_cpmenegr_12m</w:t>
+            </w:r>
+          </w:p>
+          <w:p>
+            <w:r>
+              <w:rPr>
+                <w:rFonts w:ascii="Courier New" w:hAnsi="Courier New"/>
+              </w:rPr>
+              <w:t>from e_perm_aws.t_agg_alertas_plaft a</w:t>
+            </w:r>
+          </w:p>
+          <w:p>
+            <w:r>
+              <w:rPr>
+                <w:rFonts w:ascii="Courier New" w:hAnsi="Courier New"/>
+              </w:rPr>
+              <w:t>cross join wrk_dim_tiempo t</w:t>
+            </w:r>
+          </w:p>
+          <w:p>
+            <w:r>
+              <w:rPr>
+                <w:rFonts w:ascii="Courier New" w:hAnsi="Courier New"/>
+              </w:rPr>
+              <w:t>where a.p_codmes = t.codmes</w:t>
             </w:r>
           </w:p>
         </w:tc>
@@ -5168,7 +5115,7 @@
     </w:p>
     <w:tbl>
       <w:tblPr>
-        <w:tblStyle w:val="TableGrid"/>
+        <w:tblStyle w:val="Tablaconcuadrcula"/>
         <w:tblW w:w="0" w:type="auto"/>
         <w:tblLook w:val="04A0" w:firstRow="1" w:lastRow="0" w:firstColumn="1" w:lastColumn="0" w:noHBand="0" w:noVBand="1"/>
       </w:tblPr>
@@ -5195,14 +5142,16 @@
               </w:rPr>
               <w:t xml:space="preserve">Tabla origen: </w:t>
             </w:r>
+            <w:proofErr w:type="spellStart"/>
             <w:r>
               <w:rPr>
                 <w:b/>
                 <w:color w:val="FFFFFF"/>
                 <w:lang w:val="es-MX"/>
               </w:rPr>
-              <w:t>e_perm_aws.t_cliente_plaft</w:t>
-            </w:r>
+              <w:t>e_perm_aws.t_agg_alertas_plaft</w:t>
+            </w:r>
+            <w:proofErr w:type="spellEnd"/>
           </w:p>
         </w:tc>
       </w:tr>
@@ -5225,13 +5174,15 @@
               </w:rPr>
               <w:t xml:space="preserve">Variable origen: </w:t>
             </w:r>
-            <w:r>
-              <w:rPr>
-                <w:b/>
-                <w:lang w:val="es-MX"/>
-              </w:rPr>
-              <w:t>cantidad_noticias</w:t>
-            </w:r>
+            <w:proofErr w:type="spellStart"/>
+            <w:r>
+              <w:rPr>
+                <w:b/>
+                <w:lang w:val="es-MX"/>
+              </w:rPr>
+              <w:t>cnt_noticias</w:t>
+            </w:r>
+            <w:proofErr w:type="spellEnd"/>
           </w:p>
         </w:tc>
       </w:tr>
@@ -5270,15 +5221,31 @@
               <w:rPr>
                 <w:rFonts w:ascii="Courier New" w:hAnsi="Courier New"/>
               </w:rPr>
-              <w:t>-- CTE wrk_cliente_plaft (p3): cp.cantidad_noticias proviene de e_perm_aws.t_cliente_plaft</w:t>
-            </w:r>
-          </w:p>
-          <w:p>
-            <w:r>
-              <w:rPr>
-                <w:rFonts w:ascii="Courier New" w:hAnsi="Courier New"/>
-              </w:rPr>
-              <w:t>cb7.cantidad_noticias AS cnt_noticias</w:t>
+              <w:t>select TRY_CAST(a.cnt_noticias AS INTEGER) AS cnt_noticias</w:t>
+            </w:r>
+          </w:p>
+          <w:p>
+            <w:r>
+              <w:rPr>
+                <w:rFonts w:ascii="Courier New" w:hAnsi="Courier New"/>
+              </w:rPr>
+              <w:t>from e_perm_aws.t_agg_alertas_plaft a</w:t>
+            </w:r>
+          </w:p>
+          <w:p>
+            <w:r>
+              <w:rPr>
+                <w:rFonts w:ascii="Courier New" w:hAnsi="Courier New"/>
+              </w:rPr>
+              <w:t>cross join wrk_dim_tiempo t</w:t>
+            </w:r>
+          </w:p>
+          <w:p>
+            <w:r>
+              <w:rPr>
+                <w:rFonts w:ascii="Courier New" w:hAnsi="Courier New"/>
+              </w:rPr>
+              <w:t>where a.p_codmes = t.codmes</w:t>
             </w:r>
           </w:p>
         </w:tc>
@@ -5337,7 +5304,7 @@
     </w:p>
     <w:tbl>
       <w:tblPr>
-        <w:tblStyle w:val="TableGrid"/>
+        <w:tblStyle w:val="Tablaconcuadrcula"/>
         <w:tblW w:w="0" w:type="auto"/>
         <w:tblLook w:val="04A0" w:firstRow="1" w:lastRow="0" w:firstColumn="1" w:lastColumn="0" w:noHBand="0" w:noVBand="1"/>
       </w:tblPr>
@@ -5364,14 +5331,16 @@
               </w:rPr>
               <w:t xml:space="preserve">Tabla origen: </w:t>
             </w:r>
+            <w:proofErr w:type="spellStart"/>
             <w:r>
               <w:rPr>
                 <w:b/>
                 <w:color w:val="FFFFFF"/>
                 <w:lang w:val="es-MX"/>
               </w:rPr>
-              <w:t>e_perm_aws.t_aml_operaciones</w:t>
-            </w:r>
+              <w:t>e_perm_aws.t_agg_alertas_plaft</w:t>
+            </w:r>
+            <w:proofErr w:type="spellEnd"/>
           </w:p>
         </w:tc>
       </w:tr>
@@ -5392,15 +5361,17 @@
                 <w:b/>
                 <w:lang w:val="es-MX"/>
               </w:rPr>
-              <w:t xml:space="preserve">Variables origen: </w:t>
-            </w:r>
-            <w:r>
-              <w:rPr>
-                <w:b/>
-                <w:lang w:val="es-MX"/>
-              </w:rPr>
-              <w:t>mto_operacion, cod_trx_orig IN ('640','9640')</w:t>
-            </w:r>
+              <w:t xml:space="preserve">Variable origen: </w:t>
+            </w:r>
+            <w:proofErr w:type="spellStart"/>
+            <w:r>
+              <w:rPr>
+                <w:b/>
+                <w:lang w:val="es-MX"/>
+              </w:rPr>
+              <w:t>mto_al_ext_12m</w:t>
+            </w:r>
+            <w:proofErr w:type="spellEnd"/>
           </w:p>
         </w:tc>
       </w:tr>
@@ -5439,47 +5410,31 @@
               <w:rPr>
                 <w:rFonts w:ascii="Courier New" w:hAnsi="Courier New"/>
               </w:rPr>
-              <w:t>-- CTE wrk_var_exterior (Querys/sdlf-datascience-views-t_agg_alertas_p2_plaft-insert.txt)</w:t>
-            </w:r>
-          </w:p>
-          <w:p>
-            <w:r>
-              <w:rPr>
-                <w:rFonts w:ascii="Courier New" w:hAnsi="Courier New"/>
-              </w:rPr>
-              <w:t>SUM(CASE WHEN cod_trx_orig IN ('640','9640') AND periodo BETWEEN lcodmesm12 AND codmes THEN monto_trx END)</w:t>
-            </w:r>
-          </w:p>
-          <w:p>
-            <w:r>
-              <w:rPr>
-                <w:rFonts w:ascii="Courier New" w:hAnsi="Courier New"/>
-              </w:rPr>
-              <w:t xml:space="preserve">    AS monto_al_exterior_12m</w:t>
-            </w:r>
-          </w:p>
-          <w:p>
-            <w:r>
-              <w:rPr>
-                <w:rFonts w:ascii="Courier New" w:hAnsi="Courier New"/>
-              </w:rPr>
-              <w:t>FROM e_perm_aws.t_aml_operaciones</w:t>
-            </w:r>
-          </w:p>
-          <w:p>
-            <w:r>
-              <w:rPr>
-                <w:rFonts w:ascii="Courier New" w:hAnsi="Courier New"/>
-              </w:rPr>
-              <w:t>-- Selección final (p2):</w:t>
-            </w:r>
-          </w:p>
-          <w:p>
-            <w:r>
-              <w:rPr>
-                <w:rFonts w:ascii="Courier New" w:hAnsi="Courier New"/>
-              </w:rPr>
-              <w:t>COALESCE(CAST(e.monto_al_exterior_12m AS DECIMAL(38,6)), 0) AS mto_al_ext_12m</w:t>
+              <w:t>select TRY_CAST(a.mto_al_ext_12m AS DOUBLE) AS mto_al_ext_12m</w:t>
+            </w:r>
+          </w:p>
+          <w:p>
+            <w:r>
+              <w:rPr>
+                <w:rFonts w:ascii="Courier New" w:hAnsi="Courier New"/>
+              </w:rPr>
+              <w:t>from e_perm_aws.t_agg_alertas_plaft a</w:t>
+            </w:r>
+          </w:p>
+          <w:p>
+            <w:r>
+              <w:rPr>
+                <w:rFonts w:ascii="Courier New" w:hAnsi="Courier New"/>
+              </w:rPr>
+              <w:t>cross join wrk_dim_tiempo t</w:t>
+            </w:r>
+          </w:p>
+          <w:p>
+            <w:r>
+              <w:rPr>
+                <w:rFonts w:ascii="Courier New" w:hAnsi="Courier New"/>
+              </w:rPr>
+              <w:t>where a.p_codmes = t.codmes</w:t>
             </w:r>
           </w:p>
         </w:tc>
@@ -5538,7 +5493,7 @@
     </w:p>
     <w:tbl>
       <w:tblPr>
-        <w:tblStyle w:val="TableGrid"/>
+        <w:tblStyle w:val="Tablaconcuadrcula"/>
         <w:tblW w:w="0" w:type="auto"/>
         <w:tblLook w:val="04A0" w:firstRow="1" w:lastRow="0" w:firstColumn="1" w:lastColumn="0" w:noHBand="0" w:noVBand="1"/>
       </w:tblPr>
@@ -5565,14 +5520,16 @@
               </w:rPr>
               <w:t xml:space="preserve">Tabla origen: </w:t>
             </w:r>
+            <w:proofErr w:type="spellStart"/>
             <w:r>
               <w:rPr>
                 <w:b/>
                 <w:color w:val="FFFFFF"/>
                 <w:lang w:val="es-MX"/>
               </w:rPr>
-              <w:t>e_perm_aws.t_alertas_plaft</w:t>
-            </w:r>
+              <w:t>e_perm_aws.t_agg_alertas_plaft</w:t>
+            </w:r>
+            <w:proofErr w:type="spellEnd"/>
           </w:p>
         </w:tc>
       </w:tr>
@@ -5595,13 +5552,15 @@
               </w:rPr>
               <w:t xml:space="preserve">Variable origen: </w:t>
             </w:r>
-            <w:r>
-              <w:rPr>
-                <w:b/>
-                <w:lang w:val="es-MX"/>
-              </w:rPr>
-              <w:t>periodo_alerta</w:t>
-            </w:r>
+            <w:proofErr w:type="spellStart"/>
+            <w:r>
+              <w:rPr>
+                <w:b/>
+                <w:lang w:val="es-MX"/>
+              </w:rPr>
+              <w:t>flg_alerta_12m</w:t>
+            </w:r>
+            <w:proofErr w:type="spellEnd"/>
           </w:p>
         </w:tc>
       </w:tr>
@@ -5640,39 +5599,31 @@
               <w:rPr>
                 <w:rFonts w:ascii="Courier New" w:hAnsi="Courier New"/>
               </w:rPr>
-              <w:t>-- CTE wrk_alertas_plaft (Querys/sdlf-datascience-views-t_agg_alertas_p3_plaft-insert.txt)</w:t>
-            </w:r>
-          </w:p>
-          <w:p>
-            <w:r>
-              <w:rPr>
-                <w:rFonts w:ascii="Courier New" w:hAnsi="Courier New"/>
-              </w:rPr>
-              <w:t>MAX(CASE WHEN ap.periodo_alerta BETWEEN t.lcodmesm12 AND t.lcodmesm01 THEN 1 END) AS flag_alerta_12m</w:t>
-            </w:r>
-          </w:p>
-          <w:p>
-            <w:r>
-              <w:rPr>
-                <w:rFonts w:ascii="Courier New" w:hAnsi="Courier New"/>
-              </w:rPr>
-              <w:t>FROM e_perm_aws.t_alertas_plaft ap</w:t>
-            </w:r>
-          </w:p>
-          <w:p>
-            <w:r>
-              <w:rPr>
-                <w:rFonts w:ascii="Courier New" w:hAnsi="Courier New"/>
-              </w:rPr>
-              <w:t>-- Selección final (p3):</w:t>
-            </w:r>
-          </w:p>
-          <w:p>
-            <w:r>
-              <w:rPr>
-                <w:rFonts w:ascii="Courier New" w:hAnsi="Courier New"/>
-              </w:rPr>
-              <w:t>cb7.flag_alerta_12m AS flg_alerta_12m</w:t>
+              <w:t>select a.flg_alerta_12m AS flg_alerta_12m</w:t>
+            </w:r>
+          </w:p>
+          <w:p>
+            <w:r>
+              <w:rPr>
+                <w:rFonts w:ascii="Courier New" w:hAnsi="Courier New"/>
+              </w:rPr>
+              <w:t>from e_perm_aws.t_agg_alertas_plaft a</w:t>
+            </w:r>
+          </w:p>
+          <w:p>
+            <w:r>
+              <w:rPr>
+                <w:rFonts w:ascii="Courier New" w:hAnsi="Courier New"/>
+              </w:rPr>
+              <w:t>cross join wrk_dim_tiempo t</w:t>
+            </w:r>
+          </w:p>
+          <w:p>
+            <w:r>
+              <w:rPr>
+                <w:rFonts w:ascii="Courier New" w:hAnsi="Courier New"/>
+              </w:rPr>
+              <w:t>where a.p_codmes = t.codmes</w:t>
             </w:r>
           </w:p>
         </w:tc>
@@ -5731,7 +5682,7 @@
     </w:p>
     <w:tbl>
       <w:tblPr>
-        <w:tblStyle w:val="TableGrid"/>
+        <w:tblStyle w:val="Tablaconcuadrcula"/>
         <w:tblW w:w="0" w:type="auto"/>
         <w:tblLook w:val="04A0" w:firstRow="1" w:lastRow="0" w:firstColumn="1" w:lastColumn="0" w:noHBand="0" w:noVBand="1"/>
       </w:tblPr>
@@ -5758,14 +5709,16 @@
               </w:rPr>
               <w:t xml:space="preserve">Tabla origen: </w:t>
             </w:r>
+            <w:proofErr w:type="spellStart"/>
             <w:r>
               <w:rPr>
                 <w:b/>
                 <w:color w:val="FFFFFF"/>
                 <w:lang w:val="es-MX"/>
               </w:rPr>
-              <w:t>d_perm_aws.t_agg_alertas_plaft</w:t>
-            </w:r>
+              <w:t>e_perm_aws.t_agg_alertas_plaft</w:t>
+            </w:r>
+            <w:proofErr w:type="spellEnd"/>
           </w:p>
         </w:tc>
       </w:tr>
@@ -5788,6 +5741,7 @@
               </w:rPr>
               <w:t xml:space="preserve">Variables origen: </w:t>
             </w:r>
+            <w:proofErr w:type="spellStart"/>
             <w:r>
               <w:rPr>
                 <w:b/>
@@ -5795,6 +5749,7 @@
               </w:rPr>
               <w:t>avg_cp_men_ing_12m, imp_trx_abonostot_6m</w:t>
             </w:r>
+            <w:proofErr w:type="spellEnd"/>
           </w:p>
         </w:tc>
       </w:tr>
@@ -5833,31 +5788,39 @@
               <w:rPr>
                 <w:rFonts w:ascii="Courier New" w:hAnsi="Courier New"/>
               </w:rPr>
-              <w:t>-- Ratio calculado directamente sobre la tabla consolidada (no existe en p1-p4). Fuente: Querys/model_variables.sql</w:t>
-            </w:r>
-          </w:p>
-          <w:p>
-            <w:r>
-              <w:rPr>
-                <w:rFonts w:ascii="Courier New" w:hAnsi="Courier New"/>
-              </w:rPr>
-              <w:t>TRY_CAST(a.avg_cp_men_ing_12m AS DOUBLE)</w:t>
-            </w:r>
-          </w:p>
-          <w:p>
-            <w:r>
-              <w:rPr>
-                <w:rFonts w:ascii="Courier New" w:hAnsi="Courier New"/>
-              </w:rPr>
-              <w:t xml:space="preserve">    / NULLIF(TRY_CAST(a.imp_trx_abonostot_6m AS DOUBLE), 0)</w:t>
-            </w:r>
-          </w:p>
-          <w:p>
-            <w:r>
-              <w:rPr>
-                <w:rFonts w:ascii="Courier New" w:hAnsi="Courier New"/>
-              </w:rPr>
-              <w:t xml:space="preserve">    AS share_cp_ingresos</w:t>
+              <w:t>select TRY_CAST(a.avg_cp_men_ing_12m AS DOUBLE)</w:t>
+            </w:r>
+          </w:p>
+          <w:p>
+            <w:r>
+              <w:rPr>
+                <w:rFonts w:ascii="Courier New" w:hAnsi="Courier New"/>
+              </w:rPr>
+              <w:t xml:space="preserve">    / NULLIF(TRY_CAST(a.imp_trx_abonostot_6m AS DOUBLE), 0) AS share_cp_ingresos</w:t>
+            </w:r>
+          </w:p>
+          <w:p>
+            <w:r>
+              <w:rPr>
+                <w:rFonts w:ascii="Courier New" w:hAnsi="Courier New"/>
+              </w:rPr>
+              <w:t>from e_perm_aws.t_agg_alertas_plaft a</w:t>
+            </w:r>
+          </w:p>
+          <w:p>
+            <w:r>
+              <w:rPr>
+                <w:rFonts w:ascii="Courier New" w:hAnsi="Courier New"/>
+              </w:rPr>
+              <w:t>cross join wrk_dim_tiempo t</w:t>
+            </w:r>
+          </w:p>
+          <w:p>
+            <w:r>
+              <w:rPr>
+                <w:rFonts w:ascii="Courier New" w:hAnsi="Courier New"/>
+              </w:rPr>
+              <w:t>where a.p_codmes = t.codmes</w:t>
             </w:r>
           </w:p>
         </w:tc>
@@ -5916,7 +5879,7 @@
     </w:p>
     <w:tbl>
       <w:tblPr>
-        <w:tblStyle w:val="TableGrid"/>
+        <w:tblStyle w:val="Tablaconcuadrcula"/>
         <w:tblW w:w="0" w:type="auto"/>
         <w:tblLook w:val="04A0" w:firstRow="1" w:lastRow="0" w:firstColumn="1" w:lastColumn="0" w:noHBand="0" w:noVBand="1"/>
       </w:tblPr>
@@ -5943,14 +5906,16 @@
               </w:rPr>
               <w:t xml:space="preserve">Tabla origen: </w:t>
             </w:r>
+            <w:proofErr w:type="spellStart"/>
             <w:r>
               <w:rPr>
                 <w:b/>
                 <w:color w:val="FFFFFF"/>
                 <w:lang w:val="es-MX"/>
               </w:rPr>
-              <w:t>e_perm_aws.t_fct_transacciones_captaciones</w:t>
-            </w:r>
+              <w:t>e_perm_aws.t_agg_alertas_plaft</w:t>
+            </w:r>
+            <w:proofErr w:type="spellEnd"/>
           </w:p>
         </w:tc>
       </w:tr>
@@ -5971,15 +5936,17 @@
                 <w:b/>
                 <w:lang w:val="es-MX"/>
               </w:rPr>
-              <w:t xml:space="preserve">Variables origen: </w:t>
-            </w:r>
-            <w:r>
-              <w:rPr>
-                <w:b/>
-                <w:lang w:val="es-MX"/>
-              </w:rPr>
-              <w:t>montotransaccion (abonos, 1m vs. promedio 5m)</w:t>
-            </w:r>
+              <w:t xml:space="preserve">Variable origen: </w:t>
+            </w:r>
+            <w:proofErr w:type="spellStart"/>
+            <w:r>
+              <w:rPr>
+                <w:b/>
+                <w:lang w:val="es-MX"/>
+              </w:rPr>
+              <w:t>flg_vrcn_abonos_5m_1m</w:t>
+            </w:r>
+            <w:proofErr w:type="spellEnd"/>
           </w:p>
         </w:tc>
       </w:tr>
@@ -6018,39 +5985,31 @@
               <w:rPr>
                 <w:rFonts w:ascii="Courier New" w:hAnsi="Courier New"/>
               </w:rPr>
-              <w:t>-- CTE wrk_var_trx_captaciones (Querys/sdlf-datascience-views-t_agg_alertas_p1_plaft-insert.txt)</w:t>
-            </w:r>
-          </w:p>
-          <w:p>
-            <w:r>
-              <w:rPr>
-                <w:rFonts w:ascii="Courier New" w:hAnsi="Courier New"/>
-              </w:rPr>
-              <w:t>CASE WHEN (trx_monto_abonos_1m_total + cv_abono_total_monto_6m) &gt; trx_monto_abonos_promedio_5m_total</w:t>
-            </w:r>
-          </w:p>
-          <w:p>
-            <w:r>
-              <w:rPr>
-                <w:rFonts w:ascii="Courier New" w:hAnsi="Courier New"/>
-              </w:rPr>
-              <w:t xml:space="preserve">     THEN 1 ELSE 0 END AS flag_variacion_abono_monto_total_5m_1m</w:t>
-            </w:r>
-          </w:p>
-          <w:p>
-            <w:r>
-              <w:rPr>
-                <w:rFonts w:ascii="Courier New" w:hAnsi="Courier New"/>
-              </w:rPr>
-              <w:t>-- Selección final (p1):</w:t>
-            </w:r>
-          </w:p>
-          <w:p>
-            <w:r>
-              <w:rPr>
-                <w:rFonts w:ascii="Courier New" w:hAnsi="Courier New"/>
-              </w:rPr>
-              <w:t>CASE WHEN wfvd.flag_variacion_abono_monto_total_5m_1m = 1 THEN 1 ELSE 0 END AS flg_vrcn_abonos_5m_1m</w:t>
+              <w:t>select CAST(a.flg_vrcn_abonos_5m_1m AS INTEGER) AS flg_vrcn_abonos_5m_1m</w:t>
+            </w:r>
+          </w:p>
+          <w:p>
+            <w:r>
+              <w:rPr>
+                <w:rFonts w:ascii="Courier New" w:hAnsi="Courier New"/>
+              </w:rPr>
+              <w:t>from e_perm_aws.t_agg_alertas_plaft a</w:t>
+            </w:r>
+          </w:p>
+          <w:p>
+            <w:r>
+              <w:rPr>
+                <w:rFonts w:ascii="Courier New" w:hAnsi="Courier New"/>
+              </w:rPr>
+              <w:t>cross join wrk_dim_tiempo t</w:t>
+            </w:r>
+          </w:p>
+          <w:p>
+            <w:r>
+              <w:rPr>
+                <w:rFonts w:ascii="Courier New" w:hAnsi="Courier New"/>
+              </w:rPr>
+              <w:t>where a.p_codmes = t.codmes</w:t>
             </w:r>
           </w:p>
         </w:tc>
@@ -6109,7 +6068,7 @@
     </w:p>
     <w:tbl>
       <w:tblPr>
-        <w:tblStyle w:val="TableGrid"/>
+        <w:tblStyle w:val="Tablaconcuadrcula"/>
         <w:tblW w:w="0" w:type="auto"/>
         <w:tblLook w:val="04A0" w:firstRow="1" w:lastRow="0" w:firstColumn="1" w:lastColumn="0" w:noHBand="0" w:noVBand="1"/>
       </w:tblPr>
@@ -6136,14 +6095,16 @@
               </w:rPr>
               <w:t xml:space="preserve">Tabla origen: </w:t>
             </w:r>
+            <w:proofErr w:type="spellStart"/>
             <w:r>
               <w:rPr>
                 <w:b/>
                 <w:color w:val="FFFFFF"/>
                 <w:lang w:val="es-MX"/>
               </w:rPr>
-              <w:t>d_perm_aws.t_agg_alertas_plaft</w:t>
-            </w:r>
+              <w:t>e_perm_aws.t_agg_alertas_plaft</w:t>
+            </w:r>
+            <w:proofErr w:type="spellEnd"/>
           </w:p>
         </w:tc>
       </w:tr>
@@ -6166,6 +6127,7 @@
               </w:rPr>
               <w:t xml:space="preserve">Variables origen: </w:t>
             </w:r>
+            <w:proofErr w:type="spellStart"/>
             <w:r>
               <w:rPr>
                 <w:b/>
@@ -6173,6 +6135,7 @@
               </w:rPr>
               <w:t>mto_al_ext_12m, imp_trx_abonostot_12m</w:t>
             </w:r>
+            <w:proofErr w:type="spellEnd"/>
           </w:p>
         </w:tc>
       </w:tr>
@@ -6211,31 +6174,39 @@
               <w:rPr>
                 <w:rFonts w:ascii="Courier New" w:hAnsi="Courier New"/>
               </w:rPr>
-              <w:t>-- Ratio calculado directamente sobre la tabla consolidada (no existe en p1-p4). Fuente: Querys/model_variables.sql</w:t>
-            </w:r>
-          </w:p>
-          <w:p>
-            <w:r>
-              <w:rPr>
-                <w:rFonts w:ascii="Courier New" w:hAnsi="Courier New"/>
-              </w:rPr>
-              <w:t>TRY_CAST(a.mto_al_ext_12m AS DOUBLE)</w:t>
-            </w:r>
-          </w:p>
-          <w:p>
-            <w:r>
-              <w:rPr>
-                <w:rFonts w:ascii="Courier New" w:hAnsi="Courier New"/>
-              </w:rPr>
-              <w:t xml:space="preserve">    / NULLIF(TRY_CAST(a.imp_trx_abonostot_12m AS DOUBLE), 0)</w:t>
-            </w:r>
-          </w:p>
-          <w:p>
-            <w:r>
-              <w:rPr>
-                <w:rFonts w:ascii="Courier New" w:hAnsi="Courier New"/>
-              </w:rPr>
-              <w:t xml:space="preserve">    AS ratio_egresos_exterior</w:t>
+              <w:t>select TRY_CAST(a.mto_al_ext_12m AS DOUBLE)</w:t>
+            </w:r>
+          </w:p>
+          <w:p>
+            <w:r>
+              <w:rPr>
+                <w:rFonts w:ascii="Courier New" w:hAnsi="Courier New"/>
+              </w:rPr>
+              <w:t xml:space="preserve">    / NULLIF(TRY_CAST(a.imp_trx_abonostot_12m AS DOUBLE), 0) AS ratio_egresos_exterior</w:t>
+            </w:r>
+          </w:p>
+          <w:p>
+            <w:r>
+              <w:rPr>
+                <w:rFonts w:ascii="Courier New" w:hAnsi="Courier New"/>
+              </w:rPr>
+              <w:t>from e_perm_aws.t_agg_alertas_plaft a</w:t>
+            </w:r>
+          </w:p>
+          <w:p>
+            <w:r>
+              <w:rPr>
+                <w:rFonts w:ascii="Courier New" w:hAnsi="Courier New"/>
+              </w:rPr>
+              <w:t>cross join wrk_dim_tiempo t</w:t>
+            </w:r>
+          </w:p>
+          <w:p>
+            <w:r>
+              <w:rPr>
+                <w:rFonts w:ascii="Courier New" w:hAnsi="Courier New"/>
+              </w:rPr>
+              <w:t>where a.p_codmes = t.codmes</w:t>
             </w:r>
           </w:p>
         </w:tc>
@@ -6294,7 +6265,7 @@
     </w:p>
     <w:tbl>
       <w:tblPr>
-        <w:tblStyle w:val="TableGrid"/>
+        <w:tblStyle w:val="Tablaconcuadrcula"/>
         <w:tblW w:w="0" w:type="auto"/>
         <w:tblLook w:val="04A0" w:firstRow="1" w:lastRow="0" w:firstColumn="1" w:lastColumn="0" w:noHBand="0" w:noVBand="1"/>
       </w:tblPr>
@@ -6321,14 +6292,16 @@
               </w:rPr>
               <w:t xml:space="preserve">Tabla origen: </w:t>
             </w:r>
+            <w:proofErr w:type="spellStart"/>
             <w:r>
               <w:rPr>
                 <w:b/>
                 <w:color w:val="FFFFFF"/>
                 <w:lang w:val="es-MX"/>
               </w:rPr>
-              <w:t>e_perm_aws.t_aml_operaciones</w:t>
-            </w:r>
+              <w:t>e_perm_aws.t_agg_alertas_plaft</w:t>
+            </w:r>
+            <w:proofErr w:type="spellEnd"/>
           </w:p>
         </w:tc>
       </w:tr>
@@ -6351,13 +6324,15 @@
               </w:rPr>
               <w:t xml:space="preserve">Variable origen: </w:t>
             </w:r>
-            <w:r>
-              <w:rPr>
-                <w:b/>
-                <w:lang w:val="es-MX"/>
-              </w:rPr>
-              <w:t>mto_operacion (egresos hacia contrapartes con noticia negativa)</w:t>
-            </w:r>
+            <w:proofErr w:type="spellStart"/>
+            <w:r>
+              <w:rPr>
+                <w:b/>
+                <w:lang w:val="es-MX"/>
+              </w:rPr>
+              <w:t>max_mto_cpegrmen_12m</w:t>
+            </w:r>
+            <w:proofErr w:type="spellEnd"/>
           </w:p>
         </w:tc>
       </w:tr>
@@ -6396,39 +6371,31 @@
               <w:rPr>
                 <w:rFonts w:ascii="Courier New" w:hAnsi="Courier New"/>
               </w:rPr>
-              <w:t>-- CTE contraparte_consolidado / cp_ing_egr_consolidado (Querys/sdlf-datascience-views-t_agg_alertas_p3_plaft-insert.txt), filtrado a contrapartes con noticia negativa</w:t>
-            </w:r>
-          </w:p>
-          <w:p>
-            <w:r>
-              <w:rPr>
-                <w:rFonts w:ascii="Courier New" w:hAnsi="Courier New"/>
-              </w:rPr>
-              <w:t>MAX(monto_solarizado) AS maximo_mensual  -- tipo_operacion = 'EGRESO'</w:t>
-            </w:r>
-          </w:p>
-          <w:p>
-            <w:r>
-              <w:rPr>
-                <w:rFonts w:ascii="Courier New" w:hAnsi="Courier New"/>
-              </w:rPr>
-              <w:t>SUM(CASE WHEN tipo_operacion='EGRESO' THEN maximo_mensual ELSE 0 END) AS cp_maximo_mensual_egr</w:t>
-            </w:r>
-          </w:p>
-          <w:p>
-            <w:r>
-              <w:rPr>
-                <w:rFonts w:ascii="Courier New" w:hAnsi="Courier New"/>
-              </w:rPr>
-              <w:t>-- Selección final (p3):</w:t>
-            </w:r>
-          </w:p>
-          <w:p>
-            <w:r>
-              <w:rPr>
-                <w:rFonts w:ascii="Courier New" w:hAnsi="Courier New"/>
-              </w:rPr>
-              <w:t>CAST(cb89.cp_maximo_mensual_egr AS DECIMAL(38,6)) AS max_mto_cpegrmen_12m</w:t>
+              <w:t>select TRY_CAST(a.max_mto_cpegrmen_12m AS DOUBLE) AS max_mto_cpegrmen_12m</w:t>
+            </w:r>
+          </w:p>
+          <w:p>
+            <w:r>
+              <w:rPr>
+                <w:rFonts w:ascii="Courier New" w:hAnsi="Courier New"/>
+              </w:rPr>
+              <w:t>from e_perm_aws.t_agg_alertas_plaft a</w:t>
+            </w:r>
+          </w:p>
+          <w:p>
+            <w:r>
+              <w:rPr>
+                <w:rFonts w:ascii="Courier New" w:hAnsi="Courier New"/>
+              </w:rPr>
+              <w:t>cross join wrk_dim_tiempo t</w:t>
+            </w:r>
+          </w:p>
+          <w:p>
+            <w:r>
+              <w:rPr>
+                <w:rFonts w:ascii="Courier New" w:hAnsi="Courier New"/>
+              </w:rPr>
+              <w:t>where a.p_codmes = t.codmes</w:t>
             </w:r>
           </w:p>
         </w:tc>
@@ -6487,7 +6454,7 @@
     </w:p>
     <w:tbl>
       <w:tblPr>
-        <w:tblStyle w:val="TableGrid"/>
+        <w:tblStyle w:val="Tablaconcuadrcula"/>
         <w:tblW w:w="0" w:type="auto"/>
         <w:tblLook w:val="04A0" w:firstRow="1" w:lastRow="0" w:firstColumn="1" w:lastColumn="0" w:noHBand="0" w:noVBand="1"/>
       </w:tblPr>
@@ -6514,14 +6481,16 @@
               </w:rPr>
               <w:t xml:space="preserve">Tabla origen: </w:t>
             </w:r>
+            <w:proofErr w:type="spellStart"/>
             <w:r>
               <w:rPr>
                 <w:b/>
                 <w:color w:val="FFFFFF"/>
                 <w:lang w:val="es-MX"/>
               </w:rPr>
-              <w:t>e_perm_aws.t_aml_operaciones</w:t>
-            </w:r>
+              <w:t>e_perm_aws.t_agg_alertas_plaft</w:t>
+            </w:r>
+            <w:proofErr w:type="spellEnd"/>
           </w:p>
         </w:tc>
       </w:tr>
@@ -6544,13 +6513,15 @@
               </w:rPr>
               <w:t xml:space="preserve">Variable origen: </w:t>
             </w:r>
-            <w:r>
-              <w:rPr>
-                <w:b/>
-                <w:lang w:val="es-MX"/>
-              </w:rPr>
-              <w:t>mto_operacion (ingresos desde contrapartes con noticia negativa)</w:t>
-            </w:r>
+            <w:proofErr w:type="spellStart"/>
+            <w:r>
+              <w:rPr>
+                <w:b/>
+                <w:lang w:val="es-MX"/>
+              </w:rPr>
+              <w:t>avg_cp_men_ing_12m</w:t>
+            </w:r>
+            <w:proofErr w:type="spellEnd"/>
           </w:p>
         </w:tc>
       </w:tr>
@@ -6589,39 +6560,31 @@
               <w:rPr>
                 <w:rFonts w:ascii="Courier New" w:hAnsi="Courier New"/>
               </w:rPr>
-              <w:t>-- CTE contraparte_consolidado / cp_ing_egr_consolidado (Querys/sdlf-datascience-views-t_agg_alertas_p3_plaft-insert.txt), filtrado a contrapartes con noticia negativa</w:t>
-            </w:r>
-          </w:p>
-          <w:p>
-            <w:r>
-              <w:rPr>
-                <w:rFonts w:ascii="Courier New" w:hAnsi="Courier New"/>
-              </w:rPr>
-              <w:t>AVG(monto_solarizado) AS promedio_mensual  -- tipo_operacion = 'INGRESO'</w:t>
-            </w:r>
-          </w:p>
-          <w:p>
-            <w:r>
-              <w:rPr>
-                <w:rFonts w:ascii="Courier New" w:hAnsi="Courier New"/>
-              </w:rPr>
-              <w:t>SUM(CASE WHEN tipo_operacion='INGRESO' THEN promedio_mensual ELSE 0 END) AS cp_promedio_mensual_ing</w:t>
-            </w:r>
-          </w:p>
-          <w:p>
-            <w:r>
-              <w:rPr>
-                <w:rFonts w:ascii="Courier New" w:hAnsi="Courier New"/>
-              </w:rPr>
-              <w:t>-- Selección final (p3):</w:t>
-            </w:r>
-          </w:p>
-          <w:p>
-            <w:r>
-              <w:rPr>
-                <w:rFonts w:ascii="Courier New" w:hAnsi="Courier New"/>
-              </w:rPr>
-              <w:t>CAST(cb89.cp_promedio_mensual_ing AS DECIMAL(38,6)) AS avg_cp_men_ing_12m</w:t>
+              <w:t>select TRY_CAST(a.avg_cp_men_ing_12m AS DOUBLE) AS avg_cp_men_ing_12m</w:t>
+            </w:r>
+          </w:p>
+          <w:p>
+            <w:r>
+              <w:rPr>
+                <w:rFonts w:ascii="Courier New" w:hAnsi="Courier New"/>
+              </w:rPr>
+              <w:t>from e_perm_aws.t_agg_alertas_plaft a</w:t>
+            </w:r>
+          </w:p>
+          <w:p>
+            <w:r>
+              <w:rPr>
+                <w:rFonts w:ascii="Courier New" w:hAnsi="Courier New"/>
+              </w:rPr>
+              <w:t>cross join wrk_dim_tiempo t</w:t>
+            </w:r>
+          </w:p>
+          <w:p>
+            <w:r>
+              <w:rPr>
+                <w:rFonts w:ascii="Courier New" w:hAnsi="Courier New"/>
+              </w:rPr>
+              <w:t>where a.p_codmes = t.codmes</w:t>
             </w:r>
           </w:p>
         </w:tc>
@@ -6680,7 +6643,7 @@
     </w:p>
     <w:tbl>
       <w:tblPr>
-        <w:tblStyle w:val="TableGrid"/>
+        <w:tblStyle w:val="Tablaconcuadrcula"/>
         <w:tblW w:w="0" w:type="auto"/>
         <w:tblLook w:val="04A0" w:firstRow="1" w:lastRow="0" w:firstColumn="1" w:lastColumn="0" w:noHBand="0" w:noVBand="1"/>
       </w:tblPr>
@@ -6707,14 +6670,16 @@
               </w:rPr>
               <w:t xml:space="preserve">Tabla origen: </w:t>
             </w:r>
+            <w:proofErr w:type="spellStart"/>
             <w:r>
               <w:rPr>
                 <w:b/>
                 <w:color w:val="FFFFFF"/>
                 <w:lang w:val="es-MX"/>
               </w:rPr>
-              <w:t>e_perm_aws.t_aml_operaciones</w:t>
-            </w:r>
+              <w:t>e_perm_aws.t_agg_alertas_plaft</w:t>
+            </w:r>
+            <w:proofErr w:type="spellEnd"/>
           </w:p>
         </w:tc>
       </w:tr>
@@ -6735,15 +6700,17 @@
                 <w:b/>
                 <w:lang w:val="es-MX"/>
               </w:rPr>
-              <w:t xml:space="preserve">Variables origen: </w:t>
-            </w:r>
-            <w:r>
-              <w:rPr>
-                <w:b/>
-                <w:lang w:val="es-MX"/>
-              </w:rPr>
-              <w:t>mto_operacion, cod_trx_orig IN ('640','9640')</w:t>
-            </w:r>
+              <w:t xml:space="preserve">Variable origen: </w:t>
+            </w:r>
+            <w:proofErr w:type="spellStart"/>
+            <w:r>
+              <w:rPr>
+                <w:b/>
+                <w:lang w:val="es-MX"/>
+              </w:rPr>
+              <w:t>cnt_trx_sinenv_alext_12m</w:t>
+            </w:r>
+            <w:proofErr w:type="spellEnd"/>
           </w:p>
         </w:tc>
       </w:tr>
@@ -6782,60 +6749,43 @@
               <w:rPr>
                 <w:rFonts w:ascii="Courier New" w:hAnsi="Courier New"/>
               </w:rPr>
-              <w:t>-- CTE wrk_var_exterior (Querys/sdlf-datascience-views-t_agg_alertas_p2_plaft-insert.txt)</w:t>
-            </w:r>
-          </w:p>
-          <w:p>
-            <w:r>
-              <w:rPr>
-                <w:rFonts w:ascii="Courier New" w:hAnsi="Courier New"/>
-              </w:rPr>
-              <w:t>SUM(CASE WHEN cod_trx_orig IN ('640','9640') AND monto_trx &gt; 0 THEN 1 ELSE 0 END) AS q_meses_al_exterior_0</w:t>
-            </w:r>
-          </w:p>
-          <w:p>
-            <w:r>
-              <w:rPr>
-                <w:rFonts w:ascii="Courier New" w:hAnsi="Courier New"/>
-              </w:rPr>
-              <w:t>FROM e_perm_aws.t_aml_operaciones</w:t>
-            </w:r>
-          </w:p>
-          <w:p>
-            <w:r>
-              <w:rPr>
-                <w:rFonts w:ascii="Courier New" w:hAnsi="Courier New"/>
-              </w:rPr>
-              <w:t>-- Selección final (p2):</w:t>
-            </w:r>
-          </w:p>
-          <w:p>
-            <w:r>
-              <w:rPr>
-                <w:rFonts w:ascii="Courier New" w:hAnsi="Courier New"/>
-              </w:rPr>
-              <w:t>COALESCE(CAST(e.q_meses_al_exterior_0 AS INTEGER), 0) AS cnt_trx_sinenv_alext_12m</w:t>
-            </w:r>
-          </w:p>
-          <w:p>
-            <w:r>
-              <w:rPr>
-                <w:rFonts w:ascii="Courier New" w:hAnsi="Courier New"/>
-              </w:rPr>
-              <w:t>-- Nota: en la query de carga, el campo fuente se nombra 'q_meses_al_exterior_0'; se mapea tal cual al alias final.</w:t>
+              <w:t>select TRY_CAST(a.cnt_trx_sinenv_alext_12m AS INTEGER) AS cnt_trx_sinenv_alext_12m</w:t>
+            </w:r>
+          </w:p>
+          <w:p>
+            <w:r>
+              <w:rPr>
+                <w:rFonts w:ascii="Courier New" w:hAnsi="Courier New"/>
+              </w:rPr>
+              <w:t>from e_perm_aws.t_agg_alertas_plaft a</w:t>
+            </w:r>
+          </w:p>
+          <w:p>
+            <w:r>
+              <w:rPr>
+                <w:rFonts w:ascii="Courier New" w:hAnsi="Courier New"/>
+              </w:rPr>
+              <w:t>cross join wrk_dim_tiempo t</w:t>
+            </w:r>
+          </w:p>
+          <w:p>
+            <w:r>
+              <w:rPr>
+                <w:rFonts w:ascii="Courier New" w:hAnsi="Courier New"/>
+              </w:rPr>
+              <w:t>where a.p_codmes = t.codmes</w:t>
             </w:r>
           </w:p>
         </w:tc>
       </w:tr>
     </w:tbl>
-    <w:p/>
     <w:sectPr>
-      <w:headerReference w:type="even" r:id="rId11"/>
-      <w:headerReference w:type="default" r:id="rId12"/>
-      <w:footerReference w:type="even" r:id="rId13"/>
-      <w:footerReference w:type="default" r:id="rId14"/>
-      <w:headerReference w:type="first" r:id="rId15"/>
-      <w:footerReference w:type="first" r:id="rId16"/>
+      <w:headerReference w:type="even" r:id="rId12"/>
+      <w:headerReference w:type="default" r:id="rId13"/>
+      <w:footerReference w:type="even" r:id="rId14"/>
+      <w:footerReference w:type="default" r:id="rId15"/>
+      <w:headerReference w:type="first" r:id="rId16"/>
+      <w:footerReference w:type="first" r:id="rId17"/>
       <w:pgSz w:w="11906" w:h="16838"/>
       <w:pgMar w:top="1440" w:right="1440" w:bottom="1440" w:left="1440" w:header="709" w:footer="709" w:gutter="0"/>
       <w:cols w:space="708"/>
@@ -6871,7 +6821,7 @@
 <w:ftr xmlns:wpc="http://schemas.microsoft.com/office/word/2010/wordprocessingCanvas" xmlns:cx="http://schemas.microsoft.com/office/drawing/2014/chartex" xmlns:cx1="http://schemas.microsoft.com/office/drawing/2015/9/8/chartex" xmlns:cx2="http://schemas.microsoft.com/office/drawing/2015/10/21/chartex" xmlns:cx3="http://schemas.microsoft.com/office/drawing/2016/5/9/chartex" xmlns:cx4="http://schemas.microsoft.com/office/drawing/2016/5/10/chartex" xmlns:cx5="http://schemas.microsoft.com/office/drawing/2016/5/11/chartex" xmlns:cx6="http://schemas.microsoft.com/office/drawing/2016/5/12/chartex" xmlns:cx7="http://schemas.microsoft.com/office/drawing/2016/5/13/chartex" xmlns:cx8="http://schemas.microsoft.com/office/drawing/2016/5/14/chartex" xmlns:mc="http://schemas.openxmlformats.org/markup-compatibility/2006" xmlns:aink="http://schemas.microsoft.com/office/drawing/2016/ink" xmlns:am3d="http://schemas.microsoft.com/office/drawing/2017/model3d" xmlns:o="urn:schemas-microsoft-com:office:office" xmlns:oel="http://schemas.microsoft.com/office/2019/extlst" xmlns:r="http://schemas.openxmlformats.org/officeDocument/2006/relationships" xmlns:m="http://schemas.openxmlformats.org/officeDocument/2006/math" xmlns:v="urn:schemas-microsoft-com:vml" xmlns:wp14="http://schemas.microsoft.com/office/word/2010/wordprocessingDrawing" xmlns:wp="http://schemas.openxmlformats.org/drawingml/2006/wordprocessingDrawing" xmlns:w10="urn:schemas-microsoft-com:office:word" xmlns:w="http://schemas.openxmlformats.org/wordprocessingml/2006/main" xmlns:w14="http://schemas.microsoft.com/office/word/2010/wordml" xmlns:w15="http://schemas.microsoft.com/office/word/2012/wordml" xmlns:w16cex="http://schemas.microsoft.com/office/word/2018/wordml/cex" xmlns:w16cid="http://schemas.microsoft.com/office/word/2016/wordml/cid" xmlns:w16="http://schemas.microsoft.com/office/word/2018/wordml" xmlns:w16du="http://schemas.microsoft.com/office/word/2023/wordml/word16du" xmlns:w16sdtdh="http://schemas.microsoft.com/office/word/2020/wordml/sdtdatahash" xmlns:w16sdtfl="http://schemas.microsoft.com/office/word/2024/wordml/sdtformatlock" xmlns:w16se="http://schemas.microsoft.com/office/word/2015/wordml/symex" xmlns:wpg="http://schemas.microsoft.com/office/word/2010/wordprocessingGroup" xmlns:wpi="http://schemas.microsoft.com/office/word/2010/wordprocessingInk" xmlns:wne="http://schemas.microsoft.com/office/word/2006/wordml" xmlns:wps="http://schemas.microsoft.com/office/word/2010/wordprocessingShape" mc:Ignorable="w14 w15 w16se w16cid w16 w16cex w16sdtdh w16sdtfl w16du wp14">
   <w:p>
     <w:pPr>
-      <w:pStyle w:val="Footer"/>
+      <w:pStyle w:val="Piedepgina"/>
     </w:pPr>
   </w:p>
 </w:ftr>
@@ -6881,7 +6831,7 @@
 <w:ftr xmlns:wpc="http://schemas.microsoft.com/office/word/2010/wordprocessingCanvas" xmlns:cx="http://schemas.microsoft.com/office/drawing/2014/chartex" xmlns:cx1="http://schemas.microsoft.com/office/drawing/2015/9/8/chartex" xmlns:cx2="http://schemas.microsoft.com/office/drawing/2015/10/21/chartex" xmlns:cx3="http://schemas.microsoft.com/office/drawing/2016/5/9/chartex" xmlns:cx4="http://schemas.microsoft.com/office/drawing/2016/5/10/chartex" xmlns:cx5="http://schemas.microsoft.com/office/drawing/2016/5/11/chartex" xmlns:cx6="http://schemas.microsoft.com/office/drawing/2016/5/12/chartex" xmlns:cx7="http://schemas.microsoft.com/office/drawing/2016/5/13/chartex" xmlns:cx8="http://schemas.microsoft.com/office/drawing/2016/5/14/chartex" xmlns:mc="http://schemas.openxmlformats.org/markup-compatibility/2006" xmlns:aink="http://schemas.microsoft.com/office/drawing/2016/ink" xmlns:am3d="http://schemas.microsoft.com/office/drawing/2017/model3d" xmlns:o="urn:schemas-microsoft-com:office:office" xmlns:oel="http://schemas.microsoft.com/office/2019/extlst" xmlns:r="http://schemas.openxmlformats.org/officeDocument/2006/relationships" xmlns:m="http://schemas.openxmlformats.org/officeDocument/2006/math" xmlns:v="urn:schemas-microsoft-com:vml" xmlns:wp14="http://schemas.microsoft.com/office/word/2010/wordprocessingDrawing" xmlns:wp="http://schemas.openxmlformats.org/drawingml/2006/wordprocessingDrawing" xmlns:w10="urn:schemas-microsoft-com:office:word" xmlns:w="http://schemas.openxmlformats.org/wordprocessingml/2006/main" xmlns:w14="http://schemas.microsoft.com/office/word/2010/wordml" xmlns:w15="http://schemas.microsoft.com/office/word/2012/wordml" xmlns:w16cex="http://schemas.microsoft.com/office/word/2018/wordml/cex" xmlns:w16cid="http://schemas.microsoft.com/office/word/2016/wordml/cid" xmlns:w16="http://schemas.microsoft.com/office/word/2018/wordml" xmlns:w16du="http://schemas.microsoft.com/office/word/2023/wordml/word16du" xmlns:w16sdtdh="http://schemas.microsoft.com/office/word/2020/wordml/sdtdatahash" xmlns:w16sdtfl="http://schemas.microsoft.com/office/word/2024/wordml/sdtformatlock" xmlns:w16se="http://schemas.microsoft.com/office/word/2015/wordml/symex" xmlns:wpg="http://schemas.microsoft.com/office/word/2010/wordprocessingGroup" xmlns:wpi="http://schemas.microsoft.com/office/word/2010/wordprocessingInk" xmlns:wne="http://schemas.microsoft.com/office/word/2006/wordml" xmlns:wps="http://schemas.microsoft.com/office/word/2010/wordprocessingShape" mc:Ignorable="w14 w15 w16se w16cid w16 w16cex w16sdtdh w16sdtfl w16du wp14">
   <w:p>
     <w:pPr>
-      <w:pStyle w:val="Footer"/>
+      <w:pStyle w:val="Piedepgina"/>
     </w:pPr>
   </w:p>
 </w:ftr>
@@ -6891,7 +6841,7 @@
 <w:ftr xmlns:wpc="http://schemas.microsoft.com/office/word/2010/wordprocessingCanvas" xmlns:cx="http://schemas.microsoft.com/office/drawing/2014/chartex" xmlns:cx1="http://schemas.microsoft.com/office/drawing/2015/9/8/chartex" xmlns:cx2="http://schemas.microsoft.com/office/drawing/2015/10/21/chartex" xmlns:cx3="http://schemas.microsoft.com/office/drawing/2016/5/9/chartex" xmlns:cx4="http://schemas.microsoft.com/office/drawing/2016/5/10/chartex" xmlns:cx5="http://schemas.microsoft.com/office/drawing/2016/5/11/chartex" xmlns:cx6="http://schemas.microsoft.com/office/drawing/2016/5/12/chartex" xmlns:cx7="http://schemas.microsoft.com/office/drawing/2016/5/13/chartex" xmlns:cx8="http://schemas.microsoft.com/office/drawing/2016/5/14/chartex" xmlns:mc="http://schemas.openxmlformats.org/markup-compatibility/2006" xmlns:aink="http://schemas.microsoft.com/office/drawing/2016/ink" xmlns:am3d="http://schemas.microsoft.com/office/drawing/2017/model3d" xmlns:o="urn:schemas-microsoft-com:office:office" xmlns:oel="http://schemas.microsoft.com/office/2019/extlst" xmlns:r="http://schemas.openxmlformats.org/officeDocument/2006/relationships" xmlns:m="http://schemas.openxmlformats.org/officeDocument/2006/math" xmlns:v="urn:schemas-microsoft-com:vml" xmlns:wp14="http://schemas.microsoft.com/office/word/2010/wordprocessingDrawing" xmlns:wp="http://schemas.openxmlformats.org/drawingml/2006/wordprocessingDrawing" xmlns:w10="urn:schemas-microsoft-com:office:word" xmlns:w="http://schemas.openxmlformats.org/wordprocessingml/2006/main" xmlns:w14="http://schemas.microsoft.com/office/word/2010/wordml" xmlns:w15="http://schemas.microsoft.com/office/word/2012/wordml" xmlns:w16cex="http://schemas.microsoft.com/office/word/2018/wordml/cex" xmlns:w16cid="http://schemas.microsoft.com/office/word/2016/wordml/cid" xmlns:w16="http://schemas.microsoft.com/office/word/2018/wordml" xmlns:w16du="http://schemas.microsoft.com/office/word/2023/wordml/word16du" xmlns:w16sdtdh="http://schemas.microsoft.com/office/word/2020/wordml/sdtdatahash" xmlns:w16sdtfl="http://schemas.microsoft.com/office/word/2024/wordml/sdtformatlock" xmlns:w16se="http://schemas.microsoft.com/office/word/2015/wordml/symex" xmlns:wpg="http://schemas.microsoft.com/office/word/2010/wordprocessingGroup" xmlns:wpi="http://schemas.microsoft.com/office/word/2010/wordprocessingInk" xmlns:wne="http://schemas.microsoft.com/office/word/2006/wordml" xmlns:wps="http://schemas.microsoft.com/office/word/2010/wordprocessingShape" mc:Ignorable="w14 w15 w16se w16cid w16 w16cex w16sdtdh w16sdtfl w16du wp14">
   <w:p>
     <w:pPr>
-      <w:pStyle w:val="Footer"/>
+      <w:pStyle w:val="Piedepgina"/>
     </w:pPr>
   </w:p>
 </w:ftr>
@@ -6923,7 +6873,7 @@
 <w:hdr xmlns:wpc="http://schemas.microsoft.com/office/word/2010/wordprocessingCanvas" xmlns:cx="http://schemas.microsoft.com/office/drawing/2014/chartex" xmlns:cx1="http://schemas.microsoft.com/office/drawing/2015/9/8/chartex" xmlns:cx2="http://schemas.microsoft.com/office/drawing/2015/10/21/chartex" xmlns:cx3="http://schemas.microsoft.com/office/drawing/2016/5/9/chartex" xmlns:cx4="http://schemas.microsoft.com/office/drawing/2016/5/10/chartex" xmlns:cx5="http://schemas.microsoft.com/office/drawing/2016/5/11/chartex" xmlns:cx6="http://schemas.microsoft.com/office/drawing/2016/5/12/chartex" xmlns:cx7="http://schemas.microsoft.com/office/drawing/2016/5/13/chartex" xmlns:cx8="http://schemas.microsoft.com/office/drawing/2016/5/14/chartex" xmlns:mc="http://schemas.openxmlformats.org/markup-compatibility/2006" xmlns:aink="http://schemas.microsoft.com/office/drawing/2016/ink" xmlns:am3d="http://schemas.microsoft.com/office/drawing/2017/model3d" xmlns:o="urn:schemas-microsoft-com:office:office" xmlns:oel="http://schemas.microsoft.com/office/2019/extlst" xmlns:r="http://schemas.openxmlformats.org/officeDocument/2006/relationships" xmlns:m="http://schemas.openxmlformats.org/officeDocument/2006/math" xmlns:v="urn:schemas-microsoft-com:vml" xmlns:wp14="http://schemas.microsoft.com/office/word/2010/wordprocessingDrawing" xmlns:wp="http://schemas.openxmlformats.org/drawingml/2006/wordprocessingDrawing" xmlns:w10="urn:schemas-microsoft-com:office:word" xmlns:w="http://schemas.openxmlformats.org/wordprocessingml/2006/main" xmlns:w14="http://schemas.microsoft.com/office/word/2010/wordml" xmlns:w15="http://schemas.microsoft.com/office/word/2012/wordml" xmlns:w16cex="http://schemas.microsoft.com/office/word/2018/wordml/cex" xmlns:w16cid="http://schemas.microsoft.com/office/word/2016/wordml/cid" xmlns:w16="http://schemas.microsoft.com/office/word/2018/wordml" xmlns:w16du="http://schemas.microsoft.com/office/word/2023/wordml/word16du" xmlns:w16sdtdh="http://schemas.microsoft.com/office/word/2020/wordml/sdtdatahash" xmlns:w16sdtfl="http://schemas.microsoft.com/office/word/2024/wordml/sdtformatlock" xmlns:w16se="http://schemas.microsoft.com/office/word/2015/wordml/symex" xmlns:wpg="http://schemas.microsoft.com/office/word/2010/wordprocessingGroup" xmlns:wpi="http://schemas.microsoft.com/office/word/2010/wordprocessingInk" xmlns:wne="http://schemas.microsoft.com/office/word/2006/wordml" xmlns:wps="http://schemas.microsoft.com/office/word/2010/wordprocessingShape" mc:Ignorable="w14 w15 w16se w16cid w16 w16cex w16sdtdh w16sdtfl w16du wp14">
   <w:p>
     <w:pPr>
-      <w:pStyle w:val="Header"/>
+      <w:pStyle w:val="Encabezado"/>
     </w:pPr>
   </w:p>
 </w:hdr>
@@ -6933,7 +6883,7 @@
 <w:hdr xmlns:wpc="http://schemas.microsoft.com/office/word/2010/wordprocessingCanvas" xmlns:cx="http://schemas.microsoft.com/office/drawing/2014/chartex" xmlns:cx1="http://schemas.microsoft.com/office/drawing/2015/9/8/chartex" xmlns:cx2="http://schemas.microsoft.com/office/drawing/2015/10/21/chartex" xmlns:cx3="http://schemas.microsoft.com/office/drawing/2016/5/9/chartex" xmlns:cx4="http://schemas.microsoft.com/office/drawing/2016/5/10/chartex" xmlns:cx5="http://schemas.microsoft.com/office/drawing/2016/5/11/chartex" xmlns:cx6="http://schemas.microsoft.com/office/drawing/2016/5/12/chartex" xmlns:cx7="http://schemas.microsoft.com/office/drawing/2016/5/13/chartex" xmlns:cx8="http://schemas.microsoft.com/office/drawing/2016/5/14/chartex" xmlns:mc="http://schemas.openxmlformats.org/markup-compatibility/2006" xmlns:aink="http://schemas.microsoft.com/office/drawing/2016/ink" xmlns:am3d="http://schemas.microsoft.com/office/drawing/2017/model3d" xmlns:o="urn:schemas-microsoft-com:office:office" xmlns:oel="http://schemas.microsoft.com/office/2019/extlst" xmlns:r="http://schemas.openxmlformats.org/officeDocument/2006/relationships" xmlns:m="http://schemas.openxmlformats.org/officeDocument/2006/math" xmlns:v="urn:schemas-microsoft-com:vml" xmlns:wp14="http://schemas.microsoft.com/office/word/2010/wordprocessingDrawing" xmlns:wp="http://schemas.openxmlformats.org/drawingml/2006/wordprocessingDrawing" xmlns:w10="urn:schemas-microsoft-com:office:word" xmlns:w="http://schemas.openxmlformats.org/wordprocessingml/2006/main" xmlns:w14="http://schemas.microsoft.com/office/word/2010/wordml" xmlns:w15="http://schemas.microsoft.com/office/word/2012/wordml" xmlns:w16cex="http://schemas.microsoft.com/office/word/2018/wordml/cex" xmlns:w16cid="http://schemas.microsoft.com/office/word/2016/wordml/cid" xmlns:w16="http://schemas.microsoft.com/office/word/2018/wordml" xmlns:w16du="http://schemas.microsoft.com/office/word/2023/wordml/word16du" xmlns:w16sdtdh="http://schemas.microsoft.com/office/word/2020/wordml/sdtdatahash" xmlns:w16sdtfl="http://schemas.microsoft.com/office/word/2024/wordml/sdtformatlock" xmlns:w16se="http://schemas.microsoft.com/office/word/2015/wordml/symex" xmlns:wpg="http://schemas.microsoft.com/office/word/2010/wordprocessingGroup" xmlns:wpi="http://schemas.microsoft.com/office/word/2010/wordprocessingInk" xmlns:wne="http://schemas.microsoft.com/office/word/2006/wordml" xmlns:wps="http://schemas.microsoft.com/office/word/2010/wordprocessingShape" mc:Ignorable="w14 w15 w16se w16cid w16 w16cex w16sdtdh w16sdtfl w16du wp14">
   <w:p>
     <w:pPr>
-      <w:pStyle w:val="Header"/>
+      <w:pStyle w:val="Encabezado"/>
     </w:pPr>
     <w:r>
       <w:rPr>
@@ -6955,13 +6905,7 @@
               <wp:extent cx="2072046" cy="316865"/>
               <wp:effectExtent l="0" t="0" r="0" b="6985"/>
               <wp:wrapNone/>
-              <wp:docPr id="4" name="Grupo 3">
-                <a:extLst xmlns:a="http://schemas.openxmlformats.org/drawingml/2006/main">
-                  <a:ext uri="{FF2B5EF4-FFF2-40B4-BE49-F238E27FC236}">
-                    <a16:creationId xmlns:a16="http://schemas.microsoft.com/office/drawing/2014/main" id="{30C559ED-CDC2-4984-9B52-1FCE395F35A9}"/>
-                  </a:ext>
-                </a:extLst>
-              </wp:docPr>
+              <wp:docPr id="4" name="Grupo 3"/>
               <wp:cNvGraphicFramePr>
                 <a:graphicFrameLocks xmlns:a="http://schemas.openxmlformats.org/drawingml/2006/main"/>
               </wp:cNvGraphicFramePr>
@@ -7096,7 +7040,7 @@
             </wp:anchor>
           </w:drawing>
         </mc:Choice>
-        <mc:Fallback>
+        <mc:Fallback xmlns:w16cei="http://schemas.microsoft.com/office/word/2026/wordml/cei">
           <w:pict>
             <v:group w14:anchorId="476AC7A8" id="Grupo 3" o:spid="_x0000_s1026" style="position:absolute;margin-left:0;margin-top:.1pt;width:163.15pt;height:24.95pt;z-index:251658240" coordsize="20720,3168" o:gfxdata="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">
               <v:shapetype id="_x0000_t202" coordsize="21600,21600" o:spt="202" path="m,l,21600r21600,l21600,xe">
@@ -7164,7 +7108,7 @@
 <w:hdr xmlns:wpc="http://schemas.microsoft.com/office/word/2010/wordprocessingCanvas" xmlns:cx="http://schemas.microsoft.com/office/drawing/2014/chartex" xmlns:cx1="http://schemas.microsoft.com/office/drawing/2015/9/8/chartex" xmlns:cx2="http://schemas.microsoft.com/office/drawing/2015/10/21/chartex" xmlns:cx3="http://schemas.microsoft.com/office/drawing/2016/5/9/chartex" xmlns:cx4="http://schemas.microsoft.com/office/drawing/2016/5/10/chartex" xmlns:cx5="http://schemas.microsoft.com/office/drawing/2016/5/11/chartex" xmlns:cx6="http://schemas.microsoft.com/office/drawing/2016/5/12/chartex" xmlns:cx7="http://schemas.microsoft.com/office/drawing/2016/5/13/chartex" xmlns:cx8="http://schemas.microsoft.com/office/drawing/2016/5/14/chartex" xmlns:mc="http://schemas.openxmlformats.org/markup-compatibility/2006" xmlns:aink="http://schemas.microsoft.com/office/drawing/2016/ink" xmlns:am3d="http://schemas.microsoft.com/office/drawing/2017/model3d" xmlns:o="urn:schemas-microsoft-com:office:office" xmlns:oel="http://schemas.microsoft.com/office/2019/extlst" xmlns:r="http://schemas.openxmlformats.org/officeDocument/2006/relationships" xmlns:m="http://schemas.openxmlformats.org/officeDocument/2006/math" xmlns:v="urn:schemas-microsoft-com:vml" xmlns:wp14="http://schemas.microsoft.com/office/word/2010/wordprocessingDrawing" xmlns:wp="http://schemas.openxmlformats.org/drawingml/2006/wordprocessingDrawing" xmlns:w10="urn:schemas-microsoft-com:office:word" xmlns:w="http://schemas.openxmlformats.org/wordprocessingml/2006/main" xmlns:w14="http://schemas.microsoft.com/office/word/2010/wordml" xmlns:w15="http://schemas.microsoft.com/office/word/2012/wordml" xmlns:w16cex="http://schemas.microsoft.com/office/word/2018/wordml/cex" xmlns:w16cid="http://schemas.microsoft.com/office/word/2016/wordml/cid" xmlns:w16="http://schemas.microsoft.com/office/word/2018/wordml" xmlns:w16du="http://schemas.microsoft.com/office/word/2023/wordml/word16du" xmlns:w16sdtdh="http://schemas.microsoft.com/office/word/2020/wordml/sdtdatahash" xmlns:w16sdtfl="http://schemas.microsoft.com/office/word/2024/wordml/sdtformatlock" xmlns:w16se="http://schemas.microsoft.com/office/word/2015/wordml/symex" xmlns:wpg="http://schemas.microsoft.com/office/word/2010/wordprocessingGroup" xmlns:wpi="http://schemas.microsoft.com/office/word/2010/wordprocessingInk" xmlns:wne="http://schemas.microsoft.com/office/word/2006/wordml" xmlns:wps="http://schemas.microsoft.com/office/word/2010/wordprocessingShape" mc:Ignorable="w14 w15 w16se w16cid w16 w16cex w16sdtdh w16sdtfl w16du wp14">
   <w:p>
     <w:pPr>
-      <w:pStyle w:val="Header"/>
+      <w:pStyle w:val="Encabezado"/>
     </w:pPr>
   </w:p>
 </w:hdr>
@@ -11068,128 +11012,128 @@
       </w:pPr>
     </w:lvl>
   </w:abstractNum>
-  <w:num w:numId="1" w16cid:durableId="1025474548">
+  <w:num w:numId="1" w16cid:durableId="2068140340">
+    <w:abstractNumId w:val="6"/>
+  </w:num>
+  <w:num w:numId="2" w16cid:durableId="1539463966">
+    <w:abstractNumId w:val="12"/>
+  </w:num>
+  <w:num w:numId="3" w16cid:durableId="1803303883">
+    <w:abstractNumId w:val="25"/>
+  </w:num>
+  <w:num w:numId="4" w16cid:durableId="2066372715">
+    <w:abstractNumId w:val="0"/>
+  </w:num>
+  <w:num w:numId="5" w16cid:durableId="1025474548">
     <w:abstractNumId w:val="13"/>
   </w:num>
-  <w:num w:numId="2" w16cid:durableId="104153695">
+  <w:num w:numId="6" w16cid:durableId="511645120">
+    <w:abstractNumId w:val="39"/>
+  </w:num>
+  <w:num w:numId="7" w16cid:durableId="1848327362">
+    <w:abstractNumId w:val="38"/>
+  </w:num>
+  <w:num w:numId="8" w16cid:durableId="2100364280">
+    <w:abstractNumId w:val="11"/>
+  </w:num>
+  <w:num w:numId="9" w16cid:durableId="1416971827">
+    <w:abstractNumId w:val="16"/>
+  </w:num>
+  <w:num w:numId="10" w16cid:durableId="1073312306">
+    <w:abstractNumId w:val="24"/>
+  </w:num>
+  <w:num w:numId="11" w16cid:durableId="974258839">
+    <w:abstractNumId w:val="18"/>
+  </w:num>
+  <w:num w:numId="12" w16cid:durableId="1657614193">
+    <w:abstractNumId w:val="8"/>
+  </w:num>
+  <w:num w:numId="13" w16cid:durableId="586573128">
+    <w:abstractNumId w:val="35"/>
+  </w:num>
+  <w:num w:numId="14" w16cid:durableId="1958632613">
+    <w:abstractNumId w:val="1"/>
+  </w:num>
+  <w:num w:numId="15" w16cid:durableId="1933396278">
+    <w:abstractNumId w:val="26"/>
+  </w:num>
+  <w:num w:numId="16" w16cid:durableId="104153695">
     <w:abstractNumId w:val="10"/>
   </w:num>
-  <w:num w:numId="3" w16cid:durableId="1073312306">
-    <w:abstractNumId w:val="24"/>
-  </w:num>
-  <w:num w:numId="4" w16cid:durableId="1176655847">
+  <w:num w:numId="17" w16cid:durableId="1176655847">
     <w:abstractNumId w:val="34"/>
   </w:num>
-  <w:num w:numId="5" w16cid:durableId="1251892650">
+  <w:num w:numId="18" w16cid:durableId="1830558647">
+    <w:abstractNumId w:val="28"/>
+  </w:num>
+  <w:num w:numId="19" w16cid:durableId="1859612104">
+    <w:abstractNumId w:val="3"/>
+  </w:num>
+  <w:num w:numId="20" w16cid:durableId="739644714">
+    <w:abstractNumId w:val="22"/>
+  </w:num>
+  <w:num w:numId="21" w16cid:durableId="1283225005">
+    <w:abstractNumId w:val="2"/>
+  </w:num>
+  <w:num w:numId="22" w16cid:durableId="929313694">
+    <w:abstractNumId w:val="23"/>
+  </w:num>
+  <w:num w:numId="23" w16cid:durableId="2040661461">
+    <w:abstractNumId w:val="29"/>
+  </w:num>
+  <w:num w:numId="24" w16cid:durableId="29503201">
+    <w:abstractNumId w:val="17"/>
+  </w:num>
+  <w:num w:numId="25" w16cid:durableId="1818230953">
+    <w:abstractNumId w:val="19"/>
+  </w:num>
+  <w:num w:numId="26" w16cid:durableId="517817537">
+    <w:abstractNumId w:val="40"/>
+  </w:num>
+  <w:num w:numId="27" w16cid:durableId="298607771">
+    <w:abstractNumId w:val="33"/>
+  </w:num>
+  <w:num w:numId="28" w16cid:durableId="1251892650">
     <w:abstractNumId w:val="4"/>
   </w:num>
-  <w:num w:numId="6" w16cid:durableId="1283225005">
-    <w:abstractNumId w:val="2"/>
+  <w:num w:numId="29" w16cid:durableId="2022733873">
+    <w:abstractNumId w:val="20"/>
   </w:num>
-  <w:num w:numId="7" w16cid:durableId="1312757387">
+  <w:num w:numId="30" w16cid:durableId="2060133221">
+    <w:abstractNumId w:val="36"/>
+  </w:num>
+  <w:num w:numId="31" w16cid:durableId="1791701334">
+    <w:abstractNumId w:val="32"/>
+  </w:num>
+  <w:num w:numId="32" w16cid:durableId="425230281">
+    <w:abstractNumId w:val="9"/>
+  </w:num>
+  <w:num w:numId="33" w16cid:durableId="2025013710">
+    <w:abstractNumId w:val="15"/>
+  </w:num>
+  <w:num w:numId="34" w16cid:durableId="37361517">
+    <w:abstractNumId w:val="21"/>
+  </w:num>
+  <w:num w:numId="35" w16cid:durableId="1441754366">
+    <w:abstractNumId w:val="31"/>
+  </w:num>
+  <w:num w:numId="36" w16cid:durableId="1312757387">
     <w:abstractNumId w:val="14"/>
   </w:num>
-  <w:num w:numId="8" w16cid:durableId="1416971827">
-    <w:abstractNumId w:val="16"/>
-  </w:num>
-  <w:num w:numId="9" w16cid:durableId="1441754366">
-    <w:abstractNumId w:val="31"/>
-  </w:num>
-  <w:num w:numId="10" w16cid:durableId="1539463966">
-    <w:abstractNumId w:val="12"/>
-  </w:num>
-  <w:num w:numId="11" w16cid:durableId="1657614193">
-    <w:abstractNumId w:val="8"/>
-  </w:num>
-  <w:num w:numId="12" w16cid:durableId="1791701334">
-    <w:abstractNumId w:val="32"/>
-  </w:num>
-  <w:num w:numId="13" w16cid:durableId="1803303883">
-    <w:abstractNumId w:val="25"/>
-  </w:num>
-  <w:num w:numId="14" w16cid:durableId="1818230953">
-    <w:abstractNumId w:val="19"/>
-  </w:num>
-  <w:num w:numId="15" w16cid:durableId="1830558647">
-    <w:abstractNumId w:val="28"/>
-  </w:num>
-  <w:num w:numId="16" w16cid:durableId="1848327362">
-    <w:abstractNumId w:val="38"/>
-  </w:num>
-  <w:num w:numId="17" w16cid:durableId="1859612104">
-    <w:abstractNumId w:val="3"/>
-  </w:num>
-  <w:num w:numId="18" w16cid:durableId="1933396278">
-    <w:abstractNumId w:val="26"/>
-  </w:num>
-  <w:num w:numId="19" w16cid:durableId="1958632613">
-    <w:abstractNumId w:val="1"/>
-  </w:num>
-  <w:num w:numId="20" w16cid:durableId="2022733873">
-    <w:abstractNumId w:val="20"/>
-  </w:num>
-  <w:num w:numId="21" w16cid:durableId="2025013710">
-    <w:abstractNumId w:val="15"/>
-  </w:num>
-  <w:num w:numId="22" w16cid:durableId="2040661461">
-    <w:abstractNumId w:val="29"/>
-  </w:num>
-  <w:num w:numId="23" w16cid:durableId="2060133221">
-    <w:abstractNumId w:val="36"/>
-  </w:num>
-  <w:num w:numId="24" w16cid:durableId="2066372715">
-    <w:abstractNumId w:val="0"/>
-  </w:num>
-  <w:num w:numId="25" w16cid:durableId="2068140340">
-    <w:abstractNumId w:val="6"/>
-  </w:num>
-  <w:num w:numId="26" w16cid:durableId="2100364280">
-    <w:abstractNumId w:val="11"/>
-  </w:num>
-  <w:num w:numId="27" w16cid:durableId="2118792975">
+  <w:num w:numId="37" w16cid:durableId="2118792975">
     <w:abstractNumId w:val="27"/>
   </w:num>
-  <w:num w:numId="28" w16cid:durableId="29503201">
-    <w:abstractNumId w:val="17"/>
+  <w:num w:numId="38" w16cid:durableId="725839974">
+    <w:abstractNumId w:val="37"/>
   </w:num>
-  <w:num w:numId="29" w16cid:durableId="298607771">
-    <w:abstractNumId w:val="33"/>
-  </w:num>
-  <w:num w:numId="30" w16cid:durableId="37361517">
-    <w:abstractNumId w:val="21"/>
-  </w:num>
-  <w:num w:numId="31" w16cid:durableId="425230281">
-    <w:abstractNumId w:val="9"/>
-  </w:num>
-  <w:num w:numId="32" w16cid:durableId="511645120">
-    <w:abstractNumId w:val="39"/>
-  </w:num>
-  <w:num w:numId="33" w16cid:durableId="517817537">
-    <w:abstractNumId w:val="40"/>
-  </w:num>
-  <w:num w:numId="34" w16cid:durableId="586573128">
-    <w:abstractNumId w:val="35"/>
-  </w:num>
-  <w:num w:numId="35" w16cid:durableId="678627087">
+  <w:num w:numId="39" w16cid:durableId="678627087">
     <w:abstractNumId w:val="5"/>
   </w:num>
-  <w:num w:numId="36" w16cid:durableId="725449978">
-    <w:abstractNumId w:val="30"/>
-  </w:num>
-  <w:num w:numId="37" w16cid:durableId="725839974">
-    <w:abstractNumId w:val="37"/>
-  </w:num>
-  <w:num w:numId="38" w16cid:durableId="739644714">
-    <w:abstractNumId w:val="22"/>
-  </w:num>
-  <w:num w:numId="39" w16cid:durableId="92171251">
+  <w:num w:numId="40" w16cid:durableId="92171251">
     <w:abstractNumId w:val="7"/>
   </w:num>
-  <w:num w:numId="40" w16cid:durableId="929313694">
-    <w:abstractNumId w:val="23"/>
-  </w:num>
-  <w:num w:numId="41" w16cid:durableId="974258839">
-    <w:abstractNumId w:val="18"/>
+  <w:num w:numId="41" w16cid:durableId="725449978">
+    <w:abstractNumId w:val="30"/>
   </w:num>
 </w:numbering>
 </file>
@@ -11592,7 +11536,7 @@
   <w:style w:type="paragraph" w:default="1" w:styleId="Normal">
     <w:name w:val="Normal"/>
     <w:aliases w:val="Titulo2"/>
-    <w:next w:val="Heading2"/>
+    <w:next w:val="Ttulo2"/>
     <w:rsid w:val="00AE2F87"/>
     <w:pPr>
       <w:spacing w:after="0" w:line="240" w:lineRule="auto"/>
@@ -11604,11 +11548,11 @@
       <w:lang w:val="es-419"/>
     </w:rPr>
   </w:style>
-  <w:style w:type="paragraph" w:styleId="Heading1">
+  <w:style w:type="paragraph" w:styleId="Ttulo1">
     <w:name w:val="heading 1"/>
     <w:basedOn w:val="Normal"/>
     <w:next w:val="Normal"/>
-    <w:link w:val="Heading1Char"/>
+    <w:link w:val="Ttulo1Car"/>
     <w:uiPriority w:val="9"/>
     <w:qFormat/>
     <w:rsid w:val="00152279"/>
@@ -11625,11 +11569,11 @@
       <w:szCs w:val="32"/>
     </w:rPr>
   </w:style>
-  <w:style w:type="paragraph" w:styleId="Heading2">
+  <w:style w:type="paragraph" w:styleId="Ttulo2">
     <w:name w:val="heading 2"/>
     <w:basedOn w:val="Normal"/>
     <w:next w:val="Normal"/>
-    <w:link w:val="Heading2Char"/>
+    <w:link w:val="Ttulo2Car"/>
     <w:uiPriority w:val="9"/>
     <w:unhideWhenUsed/>
     <w:qFormat/>
@@ -11647,13 +11591,13 @@
       <w:szCs w:val="26"/>
     </w:rPr>
   </w:style>
-  <w:style w:type="character" w:default="1" w:styleId="DefaultParagraphFont">
+  <w:style w:type="character" w:default="1" w:styleId="Fuentedeprrafopredeter">
     <w:name w:val="Default Paragraph Font"/>
     <w:uiPriority w:val="1"/>
     <w:semiHidden/>
     <w:unhideWhenUsed/>
   </w:style>
-  <w:style w:type="table" w:default="1" w:styleId="TableNormal">
+  <w:style w:type="table" w:default="1" w:styleId="Tablanormal">
     <w:name w:val="Normal Table"/>
     <w:uiPriority w:val="99"/>
     <w:semiHidden/>
@@ -11668,16 +11612,16 @@
       </w:tblCellMar>
     </w:tblPr>
   </w:style>
-  <w:style w:type="numbering" w:default="1" w:styleId="NoList">
+  <w:style w:type="numbering" w:default="1" w:styleId="Sinlista">
     <w:name w:val="No List"/>
     <w:uiPriority w:val="99"/>
     <w:semiHidden/>
     <w:unhideWhenUsed/>
   </w:style>
-  <w:style w:type="character" w:customStyle="1" w:styleId="Heading1Char">
-    <w:name w:val="Heading 1 Char"/>
-    <w:basedOn w:val="DefaultParagraphFont"/>
-    <w:link w:val="Heading1"/>
+  <w:style w:type="character" w:customStyle="1" w:styleId="Ttulo1Car">
+    <w:name w:val="Título 1 Car"/>
+    <w:basedOn w:val="Fuentedeprrafopredeter"/>
+    <w:link w:val="Ttulo1"/>
     <w:uiPriority w:val="9"/>
     <w:rsid w:val="00152279"/>
     <w:rPr>
@@ -11687,10 +11631,10 @@
       <w:szCs w:val="32"/>
     </w:rPr>
   </w:style>
-  <w:style w:type="character" w:customStyle="1" w:styleId="Heading2Char">
-    <w:name w:val="Heading 2 Char"/>
-    <w:basedOn w:val="DefaultParagraphFont"/>
-    <w:link w:val="Heading2"/>
+  <w:style w:type="character" w:customStyle="1" w:styleId="Ttulo2Car">
+    <w:name w:val="Título 2 Car"/>
+    <w:basedOn w:val="Fuentedeprrafopredeter"/>
+    <w:link w:val="Ttulo2"/>
     <w:uiPriority w:val="9"/>
     <w:rsid w:val="00FF2EC8"/>
     <w:rPr>
@@ -11701,7 +11645,7 @@
       <w:lang w:val="es-419"/>
     </w:rPr>
   </w:style>
-  <w:style w:type="paragraph" w:styleId="ListParagraph">
+  <w:style w:type="paragraph" w:styleId="Prrafodelista">
     <w:name w:val="List Paragraph"/>
     <w:basedOn w:val="Normal"/>
     <w:uiPriority w:val="34"/>
@@ -11715,10 +11659,10 @@
       <w:rFonts w:eastAsia="Times New Roman"/>
     </w:rPr>
   </w:style>
-  <w:style w:type="paragraph" w:styleId="Header">
+  <w:style w:type="paragraph" w:styleId="Encabezado">
     <w:name w:val="header"/>
     <w:basedOn w:val="Normal"/>
-    <w:link w:val="HeaderChar"/>
+    <w:link w:val="EncabezadoCar"/>
     <w:uiPriority w:val="99"/>
     <w:unhideWhenUsed/>
     <w:rsid w:val="003C0AF1"/>
@@ -11729,10 +11673,10 @@
       </w:tabs>
     </w:pPr>
   </w:style>
-  <w:style w:type="character" w:customStyle="1" w:styleId="HeaderChar">
-    <w:name w:val="Header Char"/>
-    <w:basedOn w:val="DefaultParagraphFont"/>
-    <w:link w:val="Header"/>
+  <w:style w:type="character" w:customStyle="1" w:styleId="EncabezadoCar">
+    <w:name w:val="Encabezado Car"/>
+    <w:basedOn w:val="Fuentedeprrafopredeter"/>
+    <w:link w:val="Encabezado"/>
     <w:uiPriority w:val="99"/>
     <w:rsid w:val="003C0AF1"/>
     <w:rPr>
@@ -11741,10 +11685,10 @@
       <w:szCs w:val="20"/>
     </w:rPr>
   </w:style>
-  <w:style w:type="paragraph" w:styleId="Footer">
+  <w:style w:type="paragraph" w:styleId="Piedepgina">
     <w:name w:val="footer"/>
     <w:basedOn w:val="Normal"/>
-    <w:link w:val="FooterChar"/>
+    <w:link w:val="PiedepginaCar"/>
     <w:uiPriority w:val="99"/>
     <w:unhideWhenUsed/>
     <w:rsid w:val="003C0AF1"/>
@@ -11755,10 +11699,10 @@
       </w:tabs>
     </w:pPr>
   </w:style>
-  <w:style w:type="character" w:customStyle="1" w:styleId="FooterChar">
-    <w:name w:val="Footer Char"/>
-    <w:basedOn w:val="DefaultParagraphFont"/>
-    <w:link w:val="Footer"/>
+  <w:style w:type="character" w:customStyle="1" w:styleId="PiedepginaCar">
+    <w:name w:val="Pie de página Car"/>
+    <w:basedOn w:val="Fuentedeprrafopredeter"/>
+    <w:link w:val="Piedepgina"/>
     <w:uiPriority w:val="99"/>
     <w:rsid w:val="003C0AF1"/>
     <w:rPr>
@@ -11767,11 +11711,11 @@
       <w:szCs w:val="20"/>
     </w:rPr>
   </w:style>
-  <w:style w:type="paragraph" w:styleId="Title">
+  <w:style w:type="paragraph" w:styleId="Ttulo">
     <w:name w:val="Title"/>
     <w:basedOn w:val="Normal"/>
     <w:next w:val="Normal"/>
-    <w:link w:val="TitleChar"/>
+    <w:link w:val="TtuloCar"/>
     <w:uiPriority w:val="10"/>
     <w:qFormat/>
     <w:rsid w:val="007F1DE6"/>
@@ -11786,10 +11730,10 @@
       <w:szCs w:val="56"/>
     </w:rPr>
   </w:style>
-  <w:style w:type="character" w:customStyle="1" w:styleId="TitleChar">
-    <w:name w:val="Title Char"/>
-    <w:basedOn w:val="DefaultParagraphFont"/>
-    <w:link w:val="Title"/>
+  <w:style w:type="character" w:customStyle="1" w:styleId="TtuloCar">
+    <w:name w:val="Título Car"/>
+    <w:basedOn w:val="Fuentedeprrafopredeter"/>
+    <w:link w:val="Ttulo"/>
     <w:uiPriority w:val="10"/>
     <w:rsid w:val="007F1DE6"/>
     <w:rPr>
@@ -11800,9 +11744,9 @@
       <w:szCs w:val="56"/>
     </w:rPr>
   </w:style>
-  <w:style w:type="table" w:styleId="TableGrid">
+  <w:style w:type="table" w:styleId="Tablaconcuadrcula">
     <w:name w:val="Table Grid"/>
-    <w:basedOn w:val="TableNormal"/>
+    <w:basedOn w:val="Tablanormal"/>
     <w:uiPriority w:val="59"/>
     <w:rsid w:val="00E41FCD"/>
     <w:pPr>
@@ -11819,9 +11763,9 @@
       </w:tblBorders>
     </w:tblPr>
   </w:style>
-  <w:style w:type="table" w:styleId="ListTable2-Accent1">
+  <w:style w:type="table" w:styleId="Tabladelista2-nfasis1">
     <w:name w:val="List Table 2 Accent 1"/>
-    <w:basedOn w:val="TableNormal"/>
+    <w:basedOn w:val="Tablanormal"/>
     <w:uiPriority w:val="47"/>
     <w:rsid w:val="008122FD"/>
     <w:pPr>
@@ -11873,9 +11817,9 @@
       </w:tcPr>
     </w:tblStylePr>
   </w:style>
-  <w:style w:type="table" w:styleId="ListTable3-Accent2">
+  <w:style w:type="table" w:styleId="Tabladelista3-nfasis2">
     <w:name w:val="List Table 3 Accent 2"/>
-    <w:basedOn w:val="TableNormal"/>
+    <w:basedOn w:val="Tablanormal"/>
     <w:uiPriority w:val="48"/>
     <w:rsid w:val="008122FD"/>
     <w:pPr>
@@ -11997,9 +11941,9 @@
       </w:tcPr>
     </w:tblStylePr>
   </w:style>
-  <w:style w:type="table" w:styleId="ListTable3">
+  <w:style w:type="table" w:styleId="Tabladelista3">
     <w:name w:val="List Table 3"/>
-    <w:basedOn w:val="TableNormal"/>
+    <w:basedOn w:val="Tablanormal"/>
     <w:uiPriority w:val="48"/>
     <w:rsid w:val="008122FD"/>
     <w:pPr>
@@ -12121,9 +12065,9 @@
       </w:tcPr>
     </w:tblStylePr>
   </w:style>
-  <w:style w:type="table" w:styleId="PlainTable3">
+  <w:style w:type="table" w:styleId="Tablanormal3">
     <w:name w:val="Plain Table 3"/>
-    <w:basedOn w:val="TableNormal"/>
+    <w:basedOn w:val="Tablanormal"/>
     <w:uiPriority w:val="43"/>
     <w:rsid w:val="008122FD"/>
     <w:pPr>
@@ -12214,9 +12158,9 @@
       </w:tcPr>
     </w:tblStylePr>
   </w:style>
-  <w:style w:type="table" w:styleId="PlainTable1">
+  <w:style w:type="table" w:styleId="Tablanormal1">
     <w:name w:val="Plain Table 1"/>
-    <w:basedOn w:val="TableNormal"/>
+    <w:basedOn w:val="Tablanormal"/>
     <w:uiPriority w:val="41"/>
     <w:rsid w:val="008122FD"/>
     <w:pPr>
@@ -12605,6 +12549,19 @@
 </file>
 
 <file path=customXml/item1.xml><?xml version="1.0" encoding="utf-8"?>
+<?mso-contentType ?>
+<FormTemplates xmlns="http://schemas.microsoft.com/sharepoint/v3/contenttype/forms">
+  <Display>DocumentLibraryForm</Display>
+  <Edit>DocumentLibraryForm</Edit>
+  <New>DocumentLibraryForm</New>
+</FormTemplates>
+</file>
+
+<file path=customXml/item2.xml><?xml version="1.0" encoding="utf-8"?>
+<b:Sources xmlns:b="http://schemas.openxmlformats.org/officeDocument/2006/bibliography" xmlns="http://schemas.openxmlformats.org/officeDocument/2006/bibliography" SelectedStyle="\APASixthEditionOfficeOnline.xsl" StyleName="APA" Version="6"/>
+</file>
+
+<file path=customXml/item3.xml><?xml version="1.0" encoding="utf-8"?>
 <ct:contentTypeSchema xmlns:ct="http://schemas.microsoft.com/office/2006/metadata/contentType" xmlns:ma="http://schemas.microsoft.com/office/2006/metadata/properties/metaAttributes" ct:_="" ma:_="" ma:contentTypeName="Documento" ma:contentTypeID="0x010100F7475EE0D3D81D4B8E0FE2565DA7E272" ma:contentTypeVersion="11" ma:contentTypeDescription="Crear nuevo documento." ma:contentTypeScope="" ma:versionID="50cbf536a10b06756d02b0eee56ac203">
   <xsd:schema xmlns:xsd="http://www.w3.org/2001/XMLSchema" xmlns:xs="http://www.w3.org/2001/XMLSchema" xmlns:p="http://schemas.microsoft.com/office/2006/metadata/properties" xmlns:ns2="034d5a17-9944-40f0-8542-d6d5b6e6061d" xmlns:ns3="41b1e17c-21ef-47df-8f26-9fbad9db1007" targetNamespace="http://schemas.microsoft.com/office/2006/metadata/properties" ma:root="true" ma:fieldsID="47586cb62062488967b876e18c3ce568" ns2:_="" ns3:_="">
     <xsd:import namespace="034d5a17-9944-40f0-8542-d6d5b6e6061d"/>
@@ -12799,7 +12756,7 @@
 </ct:contentTypeSchema>
 </file>
 
-<file path=customXml/item2.xml><?xml version="1.0" encoding="utf-8"?>
+<file path=customXml/item4.xml><?xml version="1.0" encoding="utf-8"?>
 <p:properties xmlns:p="http://schemas.microsoft.com/office/2006/metadata/properties" xmlns:xsi="http://www.w3.org/2001/XMLSchema-instance" xmlns:pc="http://schemas.microsoft.com/office/infopath/2007/PartnerControls">
   <documentManagement>
     <TaxCatchAll xmlns="41b1e17c-21ef-47df-8f26-9fbad9db1007" xsi:nil="true"/>
@@ -12810,16 +12767,23 @@
 </p:properties>
 </file>
 
-<file path=customXml/item3.xml><?xml version="1.0" encoding="utf-8"?>
-<?mso-contentType ?>
-<FormTemplates xmlns="http://schemas.microsoft.com/sharepoint/v3/contenttype/forms">
-  <Display>DocumentLibraryForm</Display>
-  <Edit>DocumentLibraryForm</Edit>
-  <New>DocumentLibraryForm</New>
-</FormTemplates>
+<file path=customXml/itemProps1.xml><?xml version="1.0" encoding="utf-8"?>
+<ds:datastoreItem xmlns:ds="http://schemas.openxmlformats.org/officeDocument/2006/customXml" ds:itemID="{82D9C1C5-2E13-4D4C-8A12-954C1160B014}">
+  <ds:schemaRefs>
+    <ds:schemaRef ds:uri="http://schemas.microsoft.com/sharepoint/v3/contenttype/forms"/>
+  </ds:schemaRefs>
+</ds:datastoreItem>
 </file>
 
-<file path=customXml/itemProps1.xml><?xml version="1.0" encoding="utf-8"?>
+<file path=customXml/itemProps2.xml><?xml version="1.0" encoding="utf-8"?>
+<ds:datastoreItem xmlns:ds="http://schemas.openxmlformats.org/officeDocument/2006/customXml" ds:itemID="{294F3CE2-65C7-4425-ABF3-2239EA9D2111}">
+  <ds:schemaRefs>
+    <ds:schemaRef ds:uri="http://schemas.openxmlformats.org/officeDocument/2006/bibliography"/>
+  </ds:schemaRefs>
+</ds:datastoreItem>
+</file>
+
+<file path=customXml/itemProps3.xml><?xml version="1.0" encoding="utf-8"?>
 <ds:datastoreItem xmlns:ds="http://schemas.openxmlformats.org/officeDocument/2006/customXml" ds:itemID="{42629D64-17BB-4376-AA83-9887800B0990}">
   <ds:schemaRefs>
     <ds:schemaRef ds:uri="http://schemas.microsoft.com/office/2006/metadata/contentType"/>
@@ -12838,7 +12802,7 @@
 </ds:datastoreItem>
 </file>
 
-<file path=customXml/itemProps2.xml><?xml version="1.0" encoding="utf-8"?>
+<file path=customXml/itemProps4.xml><?xml version="1.0" encoding="utf-8"?>
 <ds:datastoreItem xmlns:ds="http://schemas.openxmlformats.org/officeDocument/2006/customXml" ds:itemID="{8EA11196-7313-4168-9503-8222CF990D94}">
   <ds:schemaRefs>
     <ds:schemaRef ds:uri="http://schemas.microsoft.com/office/2006/metadata/properties"/>
@@ -12847,12 +12811,4 @@
     <ds:schemaRef ds:uri="034d5a17-9944-40f0-8542-d6d5b6e6061d"/>
   </ds:schemaRefs>
 </ds:datastoreItem>
-</file>
-
-<file path=customXml/itemProps3.xml><?xml version="1.0" encoding="utf-8"?>
-<ds:datastoreItem xmlns:ds="http://schemas.openxmlformats.org/officeDocument/2006/customXml" ds:itemID="{82D9C1C5-2E13-4D4C-8A12-954C1160B014}">
-  <ds:schemaRefs>
-    <ds:schemaRef ds:uri="http://schemas.microsoft.com/sharepoint/v3/contenttype/forms"/>
-  </ds:schemaRefs>
-</ds:datastoreItem>
 </file>